--- a/Cristoff S/Angular Node/Cristoff Stan.docx
+++ b/Cristoff S/Angular Node/Cristoff Stan.docx
@@ -81,9 +81,17 @@
           <w:szCs w:val="28"/>
           <w:shd w:val="clear" w:color="auto" w:fill="FFFFFF"/>
         </w:rPr>
-        <w:t xml:space="preserve"> Angular, Node.js, </w:t>
-      </w:r>
-      <w:proofErr w:type="spellStart"/>
+        <w:t xml:space="preserve"> </w:t>
+      </w:r>
+      <w:r>
+        <w:rPr>
+          <w:rFonts w:asciiTheme="majorBidi" w:eastAsia="Segoe UI" w:hAnsiTheme="majorBidi" w:cstheme="majorBidi" w:hint="default"/>
+          <w:sz w:val="22"/>
+          <w:szCs w:val="28"/>
+          <w:shd w:val="clear" w:color="auto" w:fill="FFFFFF"/>
+        </w:rPr>
+        <w:t>Angular</w:t>
+      </w:r>
       <w:r>
         <w:rPr>
           <w:rFonts w:asciiTheme="majorBidi" w:eastAsia="Segoe UI" w:hAnsiTheme="majorBidi" w:cstheme="majorBidi"/>
@@ -91,9 +99,9 @@
           <w:szCs w:val="28"/>
           <w:shd w:val="clear" w:color="auto" w:fill="FFFFFF"/>
         </w:rPr>
-        <w:t>TypeScript</w:t>
-      </w:r>
-      <w:proofErr w:type="spellEnd"/>
+        <w:t xml:space="preserve">, Node.js, </w:t>
+      </w:r>
+      <w:proofErr w:type="spellStart"/>
       <w:r>
         <w:rPr>
           <w:rFonts w:asciiTheme="majorBidi" w:eastAsia="Segoe UI" w:hAnsiTheme="majorBidi" w:cstheme="majorBidi"/>
@@ -101,9 +109,9 @@
           <w:szCs w:val="28"/>
           <w:shd w:val="clear" w:color="auto" w:fill="FFFFFF"/>
         </w:rPr>
-        <w:t xml:space="preserve">, </w:t>
-      </w:r>
-      <w:proofErr w:type="spellStart"/>
+        <w:t>TypeScript</w:t>
+      </w:r>
+      <w:proofErr w:type="spellEnd"/>
       <w:r>
         <w:rPr>
           <w:rFonts w:asciiTheme="majorBidi" w:eastAsia="Segoe UI" w:hAnsiTheme="majorBidi" w:cstheme="majorBidi"/>
@@ -111,17 +119,7 @@
           <w:szCs w:val="28"/>
           <w:shd w:val="clear" w:color="auto" w:fill="FFFFFF"/>
         </w:rPr>
-        <w:t>NestJS</w:t>
-      </w:r>
-      <w:proofErr w:type="spellEnd"/>
-      <w:r>
-        <w:rPr>
-          <w:rFonts w:asciiTheme="majorBidi" w:eastAsia="Segoe UI" w:hAnsiTheme="majorBidi" w:cstheme="majorBidi"/>
-          <w:sz w:val="22"/>
-          <w:szCs w:val="28"/>
-          <w:shd w:val="clear" w:color="auto" w:fill="FFFFFF"/>
-        </w:rPr>
-        <w:t>, Express, AWS</w:t>
+        <w:t>, AWS/GCP</w:t>
       </w:r>
     </w:p>
     <w:tbl>
@@ -189,7 +187,18 @@
                 <w:bCs/>
                 <w:color w:val="FFFFFF"/>
               </w:rPr>
-              <w:t>, Estonia | Email: cristoffstan@gmail.com</w:t>
+              <w:t xml:space="preserve">, Estonia | Email: </w:t>
+            </w:r>
+            <w:bookmarkStart w:id="0" w:name="_GoBack"/>
+            <w:bookmarkEnd w:id="0"/>
+            <w:r>
+              <w:rPr>
+                <w:rFonts w:asciiTheme="majorBidi" w:hAnsiTheme="majorBidi" w:cstheme="majorBidi"/>
+                <w:b/>
+                <w:bCs/>
+                <w:color w:val="FFFFFF"/>
+              </w:rPr>
+              <w:t>cristoffstan@gmail.com</w:t>
             </w:r>
             <w:r>
               <w:rPr>
@@ -267,245 +276,85 @@
       <w:pPr>
         <w:jc w:val="both"/>
         <w:rPr>
+          <w:rFonts w:asciiTheme="majorBidi" w:hAnsiTheme="majorBidi" w:cstheme="majorBidi"/>
+        </w:rPr>
+      </w:pPr>
+      <w:r>
+        <w:rPr>
           <w:rFonts w:ascii="Times New Roman" w:hAnsi="Times New Roman" w:cs="Times New Roman"/>
           <w:sz w:val="24"/>
         </w:rPr>
-      </w:pPr>
+        <w:t xml:space="preserve">Senior Software Engineer with 10+ years delivering B2B SaaS, e-commerce, and enterprise platforms using </w:t>
+      </w:r>
       <w:r>
         <w:rPr>
           <w:rFonts w:ascii="Times New Roman" w:hAnsi="Times New Roman" w:cs="Times New Roman"/>
-          <w:sz w:val="24"/>
-        </w:rPr>
-        <w:t xml:space="preserve">Senior Software Engineer with </w:t>
-      </w:r>
-      <w:r>
-        <w:rPr>
-          <w:rStyle w:val="Strong"/>
+          <w:b/>
+          <w:sz w:val="24"/>
+        </w:rPr>
+        <w:t xml:space="preserve">Angular 2–19, Node.js 6–22, </w:t>
+      </w:r>
+      <w:proofErr w:type="spellStart"/>
+      <w:r>
+        <w:rPr>
           <w:rFonts w:ascii="Times New Roman" w:hAnsi="Times New Roman" w:cs="Times New Roman"/>
-          <w:sz w:val="24"/>
-        </w:rPr>
-        <w:t>10+ years</w:t>
-      </w:r>
+          <w:b/>
+          <w:sz w:val="24"/>
+        </w:rPr>
+        <w:t>TypeScript</w:t>
+      </w:r>
+      <w:proofErr w:type="spellEnd"/>
       <w:r>
         <w:rPr>
           <w:rFonts w:ascii="Times New Roman" w:hAnsi="Times New Roman" w:cs="Times New Roman"/>
-          <w:sz w:val="24"/>
-        </w:rPr>
-        <w:t xml:space="preserve"> building </w:t>
-      </w:r>
-      <w:r>
-        <w:rPr>
-          <w:rStyle w:val="Strong"/>
+          <w:b/>
+          <w:sz w:val="24"/>
+        </w:rPr>
+        <w:t xml:space="preserve"> 3–5, </w:t>
+      </w:r>
+      <w:proofErr w:type="spellStart"/>
+      <w:r>
+        <w:rPr>
           <w:rFonts w:ascii="Times New Roman" w:hAnsi="Times New Roman" w:cs="Times New Roman"/>
-          <w:sz w:val="24"/>
-        </w:rPr>
-        <w:t>SaaS</w:t>
-      </w:r>
+          <w:b/>
+          <w:sz w:val="24"/>
+        </w:rPr>
+        <w:t>NestJS</w:t>
+      </w:r>
+      <w:proofErr w:type="spellEnd"/>
       <w:r>
         <w:rPr>
           <w:rFonts w:ascii="Times New Roman" w:hAnsi="Times New Roman" w:cs="Times New Roman"/>
-          <w:sz w:val="24"/>
-        </w:rPr>
-        <w:t xml:space="preserve">, </w:t>
-      </w:r>
-      <w:r>
-        <w:rPr>
-          <w:rStyle w:val="Strong"/>
+          <w:b/>
+          <w:sz w:val="24"/>
+        </w:rPr>
+        <w:t>, PostgreSQL</w:t>
+      </w:r>
+      <w:r>
+        <w:rPr>
           <w:rFonts w:ascii="Times New Roman" w:hAnsi="Times New Roman" w:cs="Times New Roman"/>
           <w:sz w:val="24"/>
         </w:rPr>
-        <w:t>digital commerce</w:t>
+        <w:t xml:space="preserve">, and </w:t>
       </w:r>
       <w:r>
         <w:rPr>
           <w:rFonts w:ascii="Times New Roman" w:hAnsi="Times New Roman" w:cs="Times New Roman"/>
-          <w:sz w:val="24"/>
-        </w:rPr>
-        <w:t xml:space="preserve">, and </w:t>
-      </w:r>
-      <w:r>
-        <w:rPr>
-          <w:rStyle w:val="Strong"/>
+          <w:b/>
+          <w:sz w:val="24"/>
+        </w:rPr>
+        <w:t>AWS/GCP</w:t>
+      </w:r>
+      <w:r>
+        <w:rPr>
           <w:rFonts w:ascii="Times New Roman" w:hAnsi="Times New Roman" w:cs="Times New Roman"/>
           <w:sz w:val="24"/>
         </w:rPr>
-        <w:t>enterprise workflow platforms</w:t>
-      </w:r>
-      <w:r>
-        <w:rPr>
-          <w:rFonts w:ascii="Times New Roman" w:hAnsi="Times New Roman" w:cs="Times New Roman"/>
-          <w:sz w:val="24"/>
-        </w:rPr>
-        <w:t xml:space="preserve"> using </w:t>
-      </w:r>
-      <w:r>
-        <w:rPr>
-          <w:rStyle w:val="Strong"/>
-          <w:rFonts w:ascii="Times New Roman" w:hAnsi="Times New Roman" w:cs="Times New Roman"/>
-          <w:sz w:val="24"/>
-        </w:rPr>
-        <w:t>Angular 6–18</w:t>
-      </w:r>
-      <w:r>
-        <w:rPr>
-          <w:rFonts w:ascii="Times New Roman" w:hAnsi="Times New Roman" w:cs="Times New Roman"/>
-          <w:sz w:val="24"/>
-        </w:rPr>
-        <w:t xml:space="preserve">, </w:t>
-      </w:r>
-      <w:r>
-        <w:rPr>
-          <w:rStyle w:val="Strong"/>
-          <w:rFonts w:ascii="Times New Roman" w:hAnsi="Times New Roman" w:cs="Times New Roman"/>
-          <w:sz w:val="24"/>
-        </w:rPr>
-        <w:t>Node.js 8–22</w:t>
-      </w:r>
-      <w:r>
-        <w:rPr>
-          <w:rFonts w:ascii="Times New Roman" w:hAnsi="Times New Roman" w:cs="Times New Roman"/>
-          <w:sz w:val="24"/>
-        </w:rPr>
-        <w:t xml:space="preserve">, </w:t>
-      </w:r>
-      <w:proofErr w:type="spellStart"/>
-      <w:r>
-        <w:rPr>
-          <w:rStyle w:val="Strong"/>
-          <w:rFonts w:ascii="Times New Roman" w:hAnsi="Times New Roman" w:cs="Times New Roman"/>
-          <w:sz w:val="24"/>
-        </w:rPr>
-        <w:t>TypeScript</w:t>
-      </w:r>
-      <w:proofErr w:type="spellEnd"/>
-      <w:r>
-        <w:rPr>
-          <w:rFonts w:ascii="Times New Roman" w:hAnsi="Times New Roman" w:cs="Times New Roman"/>
-          <w:sz w:val="24"/>
-        </w:rPr>
-        <w:t xml:space="preserve">, </w:t>
-      </w:r>
-      <w:proofErr w:type="spellStart"/>
-      <w:r>
-        <w:rPr>
-          <w:rStyle w:val="Strong"/>
-          <w:rFonts w:ascii="Times New Roman" w:hAnsi="Times New Roman" w:cs="Times New Roman"/>
-          <w:sz w:val="24"/>
-        </w:rPr>
-        <w:t>NestJS</w:t>
-      </w:r>
-      <w:proofErr w:type="spellEnd"/>
-      <w:r>
-        <w:rPr>
-          <w:rStyle w:val="Strong"/>
-          <w:rFonts w:ascii="Times New Roman" w:hAnsi="Times New Roman" w:cs="Times New Roman"/>
-          <w:sz w:val="24"/>
-        </w:rPr>
-        <w:t>/Express</w:t>
-      </w:r>
-      <w:r>
-        <w:rPr>
-          <w:rFonts w:ascii="Times New Roman" w:hAnsi="Times New Roman" w:cs="Times New Roman"/>
-          <w:sz w:val="24"/>
-        </w:rPr>
-        <w:t xml:space="preserve">, </w:t>
-      </w:r>
-      <w:r>
-        <w:rPr>
-          <w:rStyle w:val="Strong"/>
-          <w:rFonts w:ascii="Times New Roman" w:hAnsi="Times New Roman" w:cs="Times New Roman"/>
-          <w:sz w:val="24"/>
-        </w:rPr>
-        <w:t>PostgreSQL</w:t>
-      </w:r>
-      <w:r>
-        <w:rPr>
-          <w:rFonts w:ascii="Times New Roman" w:hAnsi="Times New Roman" w:cs="Times New Roman"/>
-          <w:sz w:val="24"/>
-        </w:rPr>
-        <w:t xml:space="preserve">, </w:t>
-      </w:r>
-      <w:r>
-        <w:rPr>
-          <w:rStyle w:val="Strong"/>
-          <w:rFonts w:ascii="Times New Roman" w:hAnsi="Times New Roman" w:cs="Times New Roman"/>
-          <w:sz w:val="24"/>
-        </w:rPr>
-        <w:t>MongoDB</w:t>
-      </w:r>
-      <w:r>
-        <w:rPr>
-          <w:rFonts w:ascii="Times New Roman" w:hAnsi="Times New Roman" w:cs="Times New Roman"/>
-          <w:sz w:val="24"/>
-        </w:rPr>
-        <w:t xml:space="preserve">, </w:t>
-      </w:r>
-      <w:proofErr w:type="spellStart"/>
-      <w:r>
-        <w:rPr>
-          <w:rStyle w:val="Strong"/>
-          <w:rFonts w:ascii="Times New Roman" w:hAnsi="Times New Roman" w:cs="Times New Roman"/>
-          <w:sz w:val="24"/>
-        </w:rPr>
-        <w:t>Redis</w:t>
-      </w:r>
-      <w:proofErr w:type="spellEnd"/>
-      <w:r>
-        <w:rPr>
-          <w:rFonts w:ascii="Times New Roman" w:hAnsi="Times New Roman" w:cs="Times New Roman"/>
-          <w:sz w:val="24"/>
-        </w:rPr>
-        <w:t xml:space="preserve">, </w:t>
-      </w:r>
-      <w:r>
-        <w:rPr>
-          <w:rStyle w:val="Strong"/>
-          <w:rFonts w:ascii="Times New Roman" w:hAnsi="Times New Roman" w:cs="Times New Roman"/>
-          <w:sz w:val="24"/>
-        </w:rPr>
-        <w:t>AWS</w:t>
-      </w:r>
-      <w:r>
-        <w:rPr>
-          <w:rFonts w:ascii="Times New Roman" w:hAnsi="Times New Roman" w:cs="Times New Roman"/>
-          <w:sz w:val="24"/>
-        </w:rPr>
-        <w:t xml:space="preserve">, </w:t>
-      </w:r>
-      <w:r>
-        <w:rPr>
-          <w:rStyle w:val="Strong"/>
-          <w:rFonts w:ascii="Times New Roman" w:hAnsi="Times New Roman" w:cs="Times New Roman"/>
-          <w:sz w:val="24"/>
-        </w:rPr>
-        <w:t>Docker</w:t>
-      </w:r>
-      <w:r>
-        <w:rPr>
-          <w:rFonts w:ascii="Times New Roman" w:hAnsi="Times New Roman" w:cs="Times New Roman"/>
-          <w:sz w:val="24"/>
-        </w:rPr>
-        <w:t xml:space="preserve">, and </w:t>
-      </w:r>
-      <w:r>
-        <w:rPr>
-          <w:rStyle w:val="Strong"/>
-          <w:rFonts w:ascii="Times New Roman" w:hAnsi="Times New Roman" w:cs="Times New Roman"/>
-          <w:sz w:val="24"/>
-        </w:rPr>
-        <w:t>CI/CD</w:t>
-      </w:r>
-      <w:r>
-        <w:rPr>
-          <w:rFonts w:ascii="Times New Roman" w:hAnsi="Times New Roman" w:cs="Times New Roman"/>
-          <w:sz w:val="24"/>
-        </w:rPr>
-        <w:t>, delivering secure full-stack systems, legacy modernization, API scalability, production reliability, accessibility improvements, and measurable product value for distributed engineering teams.</w:t>
-      </w:r>
-      <w:r>
-        <w:rPr>
-          <w:rFonts w:ascii="Times New Roman" w:hAnsi="Times New Roman" w:cs="Times New Roman"/>
-          <w:sz w:val="24"/>
+        <w:t>, combining front-end architecture, secure API engineering, cloud modernization, performance optimization, CI/CD leadership, and production ownership to build scalable systems that accelerate delivery, reduce operational risk, and create measurable business value.</w:t>
+      </w:r>
+      <w:r>
+        <w:rPr>
+          <w:rFonts w:asciiTheme="majorBidi" w:hAnsiTheme="majorBidi" w:cstheme="majorBidi"/>
         </w:rPr>
         <w:pict>
           <v:rect id="_x0000_i1025" style="width:523.3pt;height:1pt" o:hralign="center" o:hrstd="t" o:hrnoshade="t" o:hr="t" fillcolor="#5b9bd5" stroked="f"/>
@@ -548,10 +397,9 @@
         <w:pStyle w:val="ListParagraph"/>
         <w:numPr>
           <w:ilvl w:val="0"/>
-          <w:numId w:val="43"/>
+          <w:numId w:val="32"/>
         </w:numPr>
         <w:spacing w:before="100" w:beforeAutospacing="1" w:after="100" w:afterAutospacing="1"/>
-        <w:jc w:val="both"/>
         <w:rPr>
           <w:rFonts w:ascii="Times New Roman" w:eastAsia="Times New Roman" w:hAnsi="Times New Roman" w:cs="Times New Roman"/>
           <w:sz w:val="24"/>
@@ -577,19 +425,39 @@
           <w:szCs w:val="24"/>
           <w:lang w:eastAsia="en-US"/>
         </w:rPr>
-        <w:t xml:space="preserve"> </w:t>
-      </w:r>
-      <w:r>
-        <w:rPr>
-          <w:rFonts w:ascii="Times New Roman" w:eastAsia="Times New Roman" w:hAnsi="Times New Roman" w:cs="Times New Roman"/>
-          <w:b/>
-          <w:bCs/>
-          <w:sz w:val="24"/>
-          <w:szCs w:val="24"/>
-          <w:lang w:eastAsia="en-US"/>
-        </w:rPr>
-        <w:t>Angular 6–18</w:t>
-      </w:r>
+        <w:t xml:space="preserve"> Angular 2–19, AngularJS 1.x, </w:t>
+      </w:r>
+      <w:proofErr w:type="spellStart"/>
+      <w:r>
+        <w:rPr>
+          <w:rFonts w:ascii="Times New Roman" w:eastAsia="Times New Roman" w:hAnsi="Times New Roman" w:cs="Times New Roman"/>
+          <w:sz w:val="24"/>
+          <w:szCs w:val="24"/>
+          <w:lang w:eastAsia="en-US"/>
+        </w:rPr>
+        <w:t>TypeScript</w:t>
+      </w:r>
+      <w:proofErr w:type="spellEnd"/>
+      <w:r>
+        <w:rPr>
+          <w:rFonts w:ascii="Times New Roman" w:eastAsia="Times New Roman" w:hAnsi="Times New Roman" w:cs="Times New Roman"/>
+          <w:sz w:val="24"/>
+          <w:szCs w:val="24"/>
+          <w:lang w:eastAsia="en-US"/>
+        </w:rPr>
+        <w:t xml:space="preserve"> 3–5, JavaScript ES6+, </w:t>
+      </w:r>
+      <w:proofErr w:type="spellStart"/>
+      <w:r>
+        <w:rPr>
+          <w:rFonts w:ascii="Times New Roman" w:eastAsia="Times New Roman" w:hAnsi="Times New Roman" w:cs="Times New Roman"/>
+          <w:sz w:val="24"/>
+          <w:szCs w:val="24"/>
+          <w:lang w:eastAsia="en-US"/>
+        </w:rPr>
+        <w:t>RxJS</w:t>
+      </w:r>
+      <w:proofErr w:type="spellEnd"/>
       <w:r>
         <w:rPr>
           <w:rFonts w:ascii="Times New Roman" w:eastAsia="Times New Roman" w:hAnsi="Times New Roman" w:cs="Times New Roman"/>
@@ -599,37 +467,15 @@
         </w:rPr>
         <w:t xml:space="preserve">, </w:t>
       </w:r>
-      <w:r>
-        <w:rPr>
-          <w:rFonts w:ascii="Times New Roman" w:eastAsia="Times New Roman" w:hAnsi="Times New Roman" w:cs="Times New Roman"/>
-          <w:b/>
-          <w:bCs/>
-          <w:sz w:val="24"/>
-          <w:szCs w:val="24"/>
-          <w:lang w:eastAsia="en-US"/>
-        </w:rPr>
-        <w:t>AngularJS 1.x</w:t>
-      </w:r>
-      <w:r>
-        <w:rPr>
-          <w:rFonts w:ascii="Times New Roman" w:eastAsia="Times New Roman" w:hAnsi="Times New Roman" w:cs="Times New Roman"/>
-          <w:sz w:val="24"/>
-          <w:szCs w:val="24"/>
-          <w:lang w:eastAsia="en-US"/>
-        </w:rPr>
-        <w:t xml:space="preserve">, </w:t>
-      </w:r>
       <w:proofErr w:type="spellStart"/>
       <w:r>
         <w:rPr>
           <w:rFonts w:ascii="Times New Roman" w:eastAsia="Times New Roman" w:hAnsi="Times New Roman" w:cs="Times New Roman"/>
-          <w:b/>
-          <w:bCs/>
-          <w:sz w:val="24"/>
-          <w:szCs w:val="24"/>
-          <w:lang w:eastAsia="en-US"/>
-        </w:rPr>
-        <w:t>TypeScript</w:t>
+          <w:sz w:val="24"/>
+          <w:szCs w:val="24"/>
+          <w:lang w:eastAsia="en-US"/>
+        </w:rPr>
+        <w:t>NgRx</w:t>
       </w:r>
       <w:proofErr w:type="spellEnd"/>
       <w:r>
@@ -639,7 +485,7 @@
           <w:szCs w:val="24"/>
           <w:lang w:eastAsia="en-US"/>
         </w:rPr>
-        <w:t xml:space="preserve">, JavaScript ES6+, </w:t>
+        <w:t xml:space="preserve">, Angular Signals, Angular Material, </w:t>
       </w:r>
       <w:proofErr w:type="spellStart"/>
       <w:r>
@@ -649,7 +495,7 @@
           <w:szCs w:val="24"/>
           <w:lang w:eastAsia="en-US"/>
         </w:rPr>
-        <w:t>RxJS</w:t>
+        <w:t>PrimeNG</w:t>
       </w:r>
       <w:proofErr w:type="spellEnd"/>
       <w:r>
@@ -659,27 +505,7 @@
           <w:szCs w:val="24"/>
           <w:lang w:eastAsia="en-US"/>
         </w:rPr>
-        <w:t xml:space="preserve"> 6–7, </w:t>
-      </w:r>
-      <w:proofErr w:type="spellStart"/>
-      <w:r>
-        <w:rPr>
-          <w:rFonts w:ascii="Times New Roman" w:eastAsia="Times New Roman" w:hAnsi="Times New Roman" w:cs="Times New Roman"/>
-          <w:sz w:val="24"/>
-          <w:szCs w:val="24"/>
-          <w:lang w:eastAsia="en-US"/>
-        </w:rPr>
-        <w:t>NgRx</w:t>
-      </w:r>
-      <w:proofErr w:type="spellEnd"/>
-      <w:r>
-        <w:rPr>
-          <w:rFonts w:ascii="Times New Roman" w:eastAsia="Times New Roman" w:hAnsi="Times New Roman" w:cs="Times New Roman"/>
-          <w:sz w:val="24"/>
-          <w:szCs w:val="24"/>
-          <w:lang w:eastAsia="en-US"/>
-        </w:rPr>
-        <w:t>, Angular Material, reactive forms, standalone components, lazy loading, route guards, accessibility, SCSS, Bootstrap, Tailwind CSS, HTML5, CSS3.</w:t>
+        <w:t>, Tailwind CSS, HTML5, CSS3, SCSS, reactive forms, standalone components, lazy loading, micro-frontends, responsive design, accessibility, and reusable design systems.</w:t>
       </w:r>
     </w:p>
     <w:p>
@@ -687,10 +513,9 @@
         <w:pStyle w:val="ListParagraph"/>
         <w:numPr>
           <w:ilvl w:val="0"/>
-          <w:numId w:val="43"/>
+          <w:numId w:val="32"/>
         </w:numPr>
         <w:spacing w:before="100" w:beforeAutospacing="1" w:after="100" w:afterAutospacing="1"/>
-        <w:jc w:val="both"/>
         <w:rPr>
           <w:rFonts w:ascii="Times New Roman" w:eastAsia="Times New Roman" w:hAnsi="Times New Roman" w:cs="Times New Roman"/>
           <w:sz w:val="24"/>
@@ -716,19 +541,39 @@
           <w:szCs w:val="24"/>
           <w:lang w:eastAsia="en-US"/>
         </w:rPr>
-        <w:t xml:space="preserve"> </w:t>
-      </w:r>
-      <w:r>
-        <w:rPr>
-          <w:rFonts w:ascii="Times New Roman" w:eastAsia="Times New Roman" w:hAnsi="Times New Roman" w:cs="Times New Roman"/>
-          <w:b/>
-          <w:bCs/>
-          <w:sz w:val="24"/>
-          <w:szCs w:val="24"/>
-          <w:lang w:eastAsia="en-US"/>
-        </w:rPr>
-        <w:t>Node.js 8–22</w:t>
-      </w:r>
+        <w:t xml:space="preserve"> Node.js 6–22, </w:t>
+      </w:r>
+      <w:proofErr w:type="spellStart"/>
+      <w:r>
+        <w:rPr>
+          <w:rFonts w:ascii="Times New Roman" w:eastAsia="Times New Roman" w:hAnsi="Times New Roman" w:cs="Times New Roman"/>
+          <w:sz w:val="24"/>
+          <w:szCs w:val="24"/>
+          <w:lang w:eastAsia="en-US"/>
+        </w:rPr>
+        <w:t>NestJS</w:t>
+      </w:r>
+      <w:proofErr w:type="spellEnd"/>
+      <w:r>
+        <w:rPr>
+          <w:rFonts w:ascii="Times New Roman" w:eastAsia="Times New Roman" w:hAnsi="Times New Roman" w:cs="Times New Roman"/>
+          <w:sz w:val="24"/>
+          <w:szCs w:val="24"/>
+          <w:lang w:eastAsia="en-US"/>
+        </w:rPr>
+        <w:t xml:space="preserve">, Express.js, REST APIs, </w:t>
+      </w:r>
+      <w:proofErr w:type="spellStart"/>
+      <w:r>
+        <w:rPr>
+          <w:rFonts w:ascii="Times New Roman" w:eastAsia="Times New Roman" w:hAnsi="Times New Roman" w:cs="Times New Roman"/>
+          <w:sz w:val="24"/>
+          <w:szCs w:val="24"/>
+          <w:lang w:eastAsia="en-US"/>
+        </w:rPr>
+        <w:t>GraphQL</w:t>
+      </w:r>
+      <w:proofErr w:type="spellEnd"/>
       <w:r>
         <w:rPr>
           <w:rFonts w:ascii="Times New Roman" w:eastAsia="Times New Roman" w:hAnsi="Times New Roman" w:cs="Times New Roman"/>
@@ -742,13 +587,11 @@
       <w:r>
         <w:rPr>
           <w:rFonts w:ascii="Times New Roman" w:eastAsia="Times New Roman" w:hAnsi="Times New Roman" w:cs="Times New Roman"/>
-          <w:b/>
-          <w:bCs/>
-          <w:sz w:val="24"/>
-          <w:szCs w:val="24"/>
-          <w:lang w:eastAsia="en-US"/>
-        </w:rPr>
-        <w:t>NestJS</w:t>
+          <w:sz w:val="24"/>
+          <w:szCs w:val="24"/>
+          <w:lang w:eastAsia="en-US"/>
+        </w:rPr>
+        <w:t>WebSockets</w:t>
       </w:r>
       <w:proofErr w:type="spellEnd"/>
       <w:r>
@@ -760,26 +603,6 @@
         </w:rPr>
         <w:t xml:space="preserve">, </w:t>
       </w:r>
-      <w:r>
-        <w:rPr>
-          <w:rFonts w:ascii="Times New Roman" w:eastAsia="Times New Roman" w:hAnsi="Times New Roman" w:cs="Times New Roman"/>
-          <w:b/>
-          <w:bCs/>
-          <w:sz w:val="24"/>
-          <w:szCs w:val="24"/>
-          <w:lang w:eastAsia="en-US"/>
-        </w:rPr>
-        <w:t>Express.js</w:t>
-      </w:r>
-      <w:r>
-        <w:rPr>
-          <w:rFonts w:ascii="Times New Roman" w:eastAsia="Times New Roman" w:hAnsi="Times New Roman" w:cs="Times New Roman"/>
-          <w:sz w:val="24"/>
-          <w:szCs w:val="24"/>
-          <w:lang w:eastAsia="en-US"/>
-        </w:rPr>
-        <w:t xml:space="preserve">, REST APIs, </w:t>
-      </w:r>
       <w:proofErr w:type="spellStart"/>
       <w:r>
         <w:rPr>
@@ -788,7 +611,7 @@
           <w:szCs w:val="24"/>
           <w:lang w:eastAsia="en-US"/>
         </w:rPr>
-        <w:t>GraphQL</w:t>
+        <w:t>OpenAPI</w:t>
       </w:r>
       <w:proofErr w:type="spellEnd"/>
       <w:r>
@@ -798,7 +621,7 @@
           <w:szCs w:val="24"/>
           <w:lang w:eastAsia="en-US"/>
         </w:rPr>
-        <w:t xml:space="preserve">, </w:t>
+        <w:t xml:space="preserve">/Swagger, JWT, OAuth 2.0, OpenID Connect, RBAC, background workers, API versioning, service-layer architecture, modular monoliths, </w:t>
       </w:r>
       <w:proofErr w:type="spellStart"/>
       <w:r>
@@ -808,7 +631,7 @@
           <w:szCs w:val="24"/>
           <w:lang w:eastAsia="en-US"/>
         </w:rPr>
-        <w:t>WebSockets</w:t>
+        <w:t>microservices</w:t>
       </w:r>
       <w:proofErr w:type="spellEnd"/>
       <w:r>
@@ -818,47 +641,7 @@
           <w:szCs w:val="24"/>
           <w:lang w:eastAsia="en-US"/>
         </w:rPr>
-        <w:t xml:space="preserve">, background workers, </w:t>
-      </w:r>
-      <w:proofErr w:type="spellStart"/>
-      <w:r>
-        <w:rPr>
-          <w:rFonts w:ascii="Times New Roman" w:eastAsia="Times New Roman" w:hAnsi="Times New Roman" w:cs="Times New Roman"/>
-          <w:sz w:val="24"/>
-          <w:szCs w:val="24"/>
-          <w:lang w:eastAsia="en-US"/>
-        </w:rPr>
-        <w:t>BullMQ</w:t>
-      </w:r>
-      <w:proofErr w:type="spellEnd"/>
-      <w:r>
-        <w:rPr>
-          <w:rFonts w:ascii="Times New Roman" w:eastAsia="Times New Roman" w:hAnsi="Times New Roman" w:cs="Times New Roman"/>
-          <w:sz w:val="24"/>
-          <w:szCs w:val="24"/>
-          <w:lang w:eastAsia="en-US"/>
-        </w:rPr>
-        <w:t xml:space="preserve">, JWT, OAuth2, RBAC, API versioning, validation middleware, </w:t>
-      </w:r>
-      <w:proofErr w:type="spellStart"/>
-      <w:r>
-        <w:rPr>
-          <w:rFonts w:ascii="Times New Roman" w:eastAsia="Times New Roman" w:hAnsi="Times New Roman" w:cs="Times New Roman"/>
-          <w:sz w:val="24"/>
-          <w:szCs w:val="24"/>
-          <w:lang w:eastAsia="en-US"/>
-        </w:rPr>
-        <w:t>async</w:t>
-      </w:r>
-      <w:proofErr w:type="spellEnd"/>
-      <w:r>
-        <w:rPr>
-          <w:rFonts w:ascii="Times New Roman" w:eastAsia="Times New Roman" w:hAnsi="Times New Roman" w:cs="Times New Roman"/>
-          <w:sz w:val="24"/>
-          <w:szCs w:val="24"/>
-          <w:lang w:eastAsia="en-US"/>
-        </w:rPr>
-        <w:t>/await, event-driven services.</w:t>
+        <w:t>, and legacy modernization.</w:t>
       </w:r>
     </w:p>
     <w:p>
@@ -866,10 +649,9 @@
         <w:pStyle w:val="ListParagraph"/>
         <w:numPr>
           <w:ilvl w:val="0"/>
-          <w:numId w:val="43"/>
+          <w:numId w:val="32"/>
         </w:numPr>
         <w:spacing w:before="100" w:beforeAutospacing="1" w:after="100" w:afterAutospacing="1"/>
-        <w:jc w:val="both"/>
         <w:rPr>
           <w:rFonts w:ascii="Times New Roman" w:eastAsia="Times New Roman" w:hAnsi="Times New Roman" w:cs="Times New Roman"/>
           <w:sz w:val="24"/>
@@ -886,36 +668,16 @@
           <w:szCs w:val="24"/>
           <w:lang w:eastAsia="en-US"/>
         </w:rPr>
-        <w:t>Databases &amp; Caching:</w:t>
-      </w:r>
-      <w:r>
-        <w:rPr>
-          <w:rFonts w:ascii="Times New Roman" w:eastAsia="Times New Roman" w:hAnsi="Times New Roman" w:cs="Times New Roman"/>
-          <w:sz w:val="24"/>
-          <w:szCs w:val="24"/>
-          <w:lang w:eastAsia="en-US"/>
-        </w:rPr>
-        <w:t xml:space="preserve"> </w:t>
-      </w:r>
-      <w:r>
-        <w:rPr>
-          <w:rFonts w:ascii="Times New Roman" w:eastAsia="Times New Roman" w:hAnsi="Times New Roman" w:cs="Times New Roman"/>
-          <w:b/>
-          <w:bCs/>
-          <w:sz w:val="24"/>
-          <w:szCs w:val="24"/>
-          <w:lang w:eastAsia="en-US"/>
-        </w:rPr>
-        <w:t>PostgreSQL</w:t>
-      </w:r>
-      <w:r>
-        <w:rPr>
-          <w:rFonts w:ascii="Times New Roman" w:eastAsia="Times New Roman" w:hAnsi="Times New Roman" w:cs="Times New Roman"/>
-          <w:sz w:val="24"/>
-          <w:szCs w:val="24"/>
-          <w:lang w:eastAsia="en-US"/>
-        </w:rPr>
-        <w:t xml:space="preserve">, MySQL, MongoDB, </w:t>
+        <w:t>Cloud and DevOps:</w:t>
+      </w:r>
+      <w:r>
+        <w:rPr>
+          <w:rFonts w:ascii="Times New Roman" w:eastAsia="Times New Roman" w:hAnsi="Times New Roman" w:cs="Times New Roman"/>
+          <w:sz w:val="24"/>
+          <w:szCs w:val="24"/>
+          <w:lang w:eastAsia="en-US"/>
+        </w:rPr>
+        <w:t xml:space="preserve"> AWS Lambda, ECS, EC2, API Gateway, S3, </w:t>
       </w:r>
       <w:proofErr w:type="spellStart"/>
       <w:r>
@@ -925,7 +687,7 @@
           <w:szCs w:val="24"/>
           <w:lang w:eastAsia="en-US"/>
         </w:rPr>
-        <w:t>Redis</w:t>
+        <w:t>CloudFront</w:t>
       </w:r>
       <w:proofErr w:type="spellEnd"/>
       <w:r>
@@ -935,6 +697,26 @@
           <w:szCs w:val="24"/>
           <w:lang w:eastAsia="en-US"/>
         </w:rPr>
+        <w:t xml:space="preserve">, RDS, SQS, SNS, </w:t>
+      </w:r>
+      <w:proofErr w:type="spellStart"/>
+      <w:r>
+        <w:rPr>
+          <w:rFonts w:ascii="Times New Roman" w:eastAsia="Times New Roman" w:hAnsi="Times New Roman" w:cs="Times New Roman"/>
+          <w:sz w:val="24"/>
+          <w:szCs w:val="24"/>
+          <w:lang w:eastAsia="en-US"/>
+        </w:rPr>
+        <w:t>EventBridge</w:t>
+      </w:r>
+      <w:proofErr w:type="spellEnd"/>
+      <w:r>
+        <w:rPr>
+          <w:rFonts w:ascii="Times New Roman" w:eastAsia="Times New Roman" w:hAnsi="Times New Roman" w:cs="Times New Roman"/>
+          <w:sz w:val="24"/>
+          <w:szCs w:val="24"/>
+          <w:lang w:eastAsia="en-US"/>
+        </w:rPr>
         <w:t xml:space="preserve">, </w:t>
       </w:r>
       <w:proofErr w:type="spellStart"/>
@@ -945,7 +727,7 @@
           <w:szCs w:val="24"/>
           <w:lang w:eastAsia="en-US"/>
         </w:rPr>
-        <w:t>Elasticsearch</w:t>
+        <w:t>CloudWatch</w:t>
       </w:r>
       <w:proofErr w:type="spellEnd"/>
       <w:r>
@@ -955,7 +737,27 @@
           <w:szCs w:val="24"/>
           <w:lang w:eastAsia="en-US"/>
         </w:rPr>
-        <w:t>, schema design, indexing, query optimization, migrations, transaction handling, data validation, audit logging.</w:t>
+        <w:t xml:space="preserve">, IAM, GCP Cloud Run, Cloud SQL, Cloud Storage, Docker, Kubernetes, Terraform, GitHub Actions, </w:t>
+      </w:r>
+      <w:proofErr w:type="spellStart"/>
+      <w:r>
+        <w:rPr>
+          <w:rFonts w:ascii="Times New Roman" w:eastAsia="Times New Roman" w:hAnsi="Times New Roman" w:cs="Times New Roman"/>
+          <w:sz w:val="24"/>
+          <w:szCs w:val="24"/>
+          <w:lang w:eastAsia="en-US"/>
+        </w:rPr>
+        <w:t>GitLab</w:t>
+      </w:r>
+      <w:proofErr w:type="spellEnd"/>
+      <w:r>
+        <w:rPr>
+          <w:rFonts w:ascii="Times New Roman" w:eastAsia="Times New Roman" w:hAnsi="Times New Roman" w:cs="Times New Roman"/>
+          <w:sz w:val="24"/>
+          <w:szCs w:val="24"/>
+          <w:lang w:eastAsia="en-US"/>
+        </w:rPr>
+        <w:t xml:space="preserve"> CI, Jenkins, and blue-green deployment practices.</w:t>
       </w:r>
     </w:p>
     <w:p>
@@ -963,10 +765,9 @@
         <w:pStyle w:val="ListParagraph"/>
         <w:numPr>
           <w:ilvl w:val="0"/>
-          <w:numId w:val="43"/>
+          <w:numId w:val="32"/>
         </w:numPr>
         <w:spacing w:before="100" w:beforeAutospacing="1" w:after="100" w:afterAutospacing="1"/>
-        <w:jc w:val="both"/>
         <w:rPr>
           <w:rFonts w:ascii="Times New Roman" w:eastAsia="Times New Roman" w:hAnsi="Times New Roman" w:cs="Times New Roman"/>
           <w:sz w:val="24"/>
@@ -983,36 +784,16 @@
           <w:szCs w:val="24"/>
           <w:lang w:eastAsia="en-US"/>
         </w:rPr>
-        <w:t>Cloud &amp; DevOps:</w:t>
-      </w:r>
-      <w:r>
-        <w:rPr>
-          <w:rFonts w:ascii="Times New Roman" w:eastAsia="Times New Roman" w:hAnsi="Times New Roman" w:cs="Times New Roman"/>
-          <w:sz w:val="24"/>
-          <w:szCs w:val="24"/>
-          <w:lang w:eastAsia="en-US"/>
-        </w:rPr>
-        <w:t xml:space="preserve"> </w:t>
-      </w:r>
-      <w:r>
-        <w:rPr>
-          <w:rFonts w:ascii="Times New Roman" w:eastAsia="Times New Roman" w:hAnsi="Times New Roman" w:cs="Times New Roman"/>
-          <w:b/>
-          <w:bCs/>
-          <w:sz w:val="24"/>
-          <w:szCs w:val="24"/>
-          <w:lang w:eastAsia="en-US"/>
-        </w:rPr>
-        <w:t>AWS</w:t>
-      </w:r>
-      <w:r>
-        <w:rPr>
-          <w:rFonts w:ascii="Times New Roman" w:eastAsia="Times New Roman" w:hAnsi="Times New Roman" w:cs="Times New Roman"/>
-          <w:sz w:val="24"/>
-          <w:szCs w:val="24"/>
-          <w:lang w:eastAsia="en-US"/>
-        </w:rPr>
-        <w:t xml:space="preserve">, EC2, ECS, Lambda, S3, RDS, </w:t>
+        <w:t>Databases and Messaging:</w:t>
+      </w:r>
+      <w:r>
+        <w:rPr>
+          <w:rFonts w:ascii="Times New Roman" w:eastAsia="Times New Roman" w:hAnsi="Times New Roman" w:cs="Times New Roman"/>
+          <w:sz w:val="24"/>
+          <w:szCs w:val="24"/>
+          <w:lang w:eastAsia="en-US"/>
+        </w:rPr>
+        <w:t xml:space="preserve"> PostgreSQL, MySQL, MongoDB, </w:t>
       </w:r>
       <w:proofErr w:type="spellStart"/>
       <w:r>
@@ -1022,7 +803,7 @@
           <w:szCs w:val="24"/>
           <w:lang w:eastAsia="en-US"/>
         </w:rPr>
-        <w:t>CloudWatch</w:t>
+        <w:t>DynamoDB</w:t>
       </w:r>
       <w:proofErr w:type="spellEnd"/>
       <w:r>
@@ -1032,7 +813,7 @@
           <w:szCs w:val="24"/>
           <w:lang w:eastAsia="en-US"/>
         </w:rPr>
-        <w:t xml:space="preserve">, Docker, Kubernetes, Helm, Nginx, Terraform, GitHub Actions, </w:t>
+        <w:t xml:space="preserve">, </w:t>
       </w:r>
       <w:proofErr w:type="spellStart"/>
       <w:r>
@@ -1042,7 +823,7 @@
           <w:szCs w:val="24"/>
           <w:lang w:eastAsia="en-US"/>
         </w:rPr>
-        <w:t>GitLab</w:t>
+        <w:t>Redis</w:t>
       </w:r>
       <w:proofErr w:type="spellEnd"/>
       <w:r>
@@ -1052,7 +833,87 @@
           <w:szCs w:val="24"/>
           <w:lang w:eastAsia="en-US"/>
         </w:rPr>
-        <w:t xml:space="preserve"> CI, Jenkins, CI/CD pipelines, blue-green deployment, rollback planning.</w:t>
+        <w:t xml:space="preserve">, </w:t>
+      </w:r>
+      <w:proofErr w:type="spellStart"/>
+      <w:r>
+        <w:rPr>
+          <w:rFonts w:ascii="Times New Roman" w:eastAsia="Times New Roman" w:hAnsi="Times New Roman" w:cs="Times New Roman"/>
+          <w:sz w:val="24"/>
+          <w:szCs w:val="24"/>
+          <w:lang w:eastAsia="en-US"/>
+        </w:rPr>
+        <w:t>Elasticsearch</w:t>
+      </w:r>
+      <w:proofErr w:type="spellEnd"/>
+      <w:r>
+        <w:rPr>
+          <w:rFonts w:ascii="Times New Roman" w:eastAsia="Times New Roman" w:hAnsi="Times New Roman" w:cs="Times New Roman"/>
+          <w:sz w:val="24"/>
+          <w:szCs w:val="24"/>
+          <w:lang w:eastAsia="en-US"/>
+        </w:rPr>
+        <w:t xml:space="preserve">/OpenSearch, </w:t>
+      </w:r>
+      <w:proofErr w:type="spellStart"/>
+      <w:r>
+        <w:rPr>
+          <w:rFonts w:ascii="Times New Roman" w:eastAsia="Times New Roman" w:hAnsi="Times New Roman" w:cs="Times New Roman"/>
+          <w:sz w:val="24"/>
+          <w:szCs w:val="24"/>
+          <w:lang w:eastAsia="en-US"/>
+        </w:rPr>
+        <w:t>Prisma</w:t>
+      </w:r>
+      <w:proofErr w:type="spellEnd"/>
+      <w:r>
+        <w:rPr>
+          <w:rFonts w:ascii="Times New Roman" w:eastAsia="Times New Roman" w:hAnsi="Times New Roman" w:cs="Times New Roman"/>
+          <w:sz w:val="24"/>
+          <w:szCs w:val="24"/>
+          <w:lang w:eastAsia="en-US"/>
+        </w:rPr>
+        <w:t xml:space="preserve">, </w:t>
+      </w:r>
+      <w:proofErr w:type="spellStart"/>
+      <w:r>
+        <w:rPr>
+          <w:rFonts w:ascii="Times New Roman" w:eastAsia="Times New Roman" w:hAnsi="Times New Roman" w:cs="Times New Roman"/>
+          <w:sz w:val="24"/>
+          <w:szCs w:val="24"/>
+          <w:lang w:eastAsia="en-US"/>
+        </w:rPr>
+        <w:t>TypeORM</w:t>
+      </w:r>
+      <w:proofErr w:type="spellEnd"/>
+      <w:r>
+        <w:rPr>
+          <w:rFonts w:ascii="Times New Roman" w:eastAsia="Times New Roman" w:hAnsi="Times New Roman" w:cs="Times New Roman"/>
+          <w:sz w:val="24"/>
+          <w:szCs w:val="24"/>
+          <w:lang w:eastAsia="en-US"/>
+        </w:rPr>
+        <w:t xml:space="preserve">, </w:t>
+      </w:r>
+      <w:proofErr w:type="spellStart"/>
+      <w:r>
+        <w:rPr>
+          <w:rFonts w:ascii="Times New Roman" w:eastAsia="Times New Roman" w:hAnsi="Times New Roman" w:cs="Times New Roman"/>
+          <w:sz w:val="24"/>
+          <w:szCs w:val="24"/>
+          <w:lang w:eastAsia="en-US"/>
+        </w:rPr>
+        <w:t>Sequelize</w:t>
+      </w:r>
+      <w:proofErr w:type="spellEnd"/>
+      <w:r>
+        <w:rPr>
+          <w:rFonts w:ascii="Times New Roman" w:eastAsia="Times New Roman" w:hAnsi="Times New Roman" w:cs="Times New Roman"/>
+          <w:sz w:val="24"/>
+          <w:szCs w:val="24"/>
+          <w:lang w:eastAsia="en-US"/>
+        </w:rPr>
+        <w:t>, Mongoose, SQL optimization, indexing, caching, transactional outbox patterns, event-driven workflows, and asynchronous processing.</w:t>
       </w:r>
     </w:p>
     <w:p>
@@ -1060,10 +921,9 @@
         <w:pStyle w:val="ListParagraph"/>
         <w:numPr>
           <w:ilvl w:val="0"/>
-          <w:numId w:val="43"/>
+          <w:numId w:val="32"/>
         </w:numPr>
         <w:spacing w:before="100" w:beforeAutospacing="1" w:after="100" w:afterAutospacing="1"/>
-        <w:jc w:val="both"/>
         <w:rPr>
           <w:rFonts w:ascii="Times New Roman" w:eastAsia="Times New Roman" w:hAnsi="Times New Roman" w:cs="Times New Roman"/>
           <w:sz w:val="24"/>
@@ -1080,7 +940,7 @@
           <w:szCs w:val="24"/>
           <w:lang w:eastAsia="en-US"/>
         </w:rPr>
-        <w:t>Testing &amp; Quality:</w:t>
+        <w:t>Testing and Quality:</w:t>
       </w:r>
       <w:r>
         <w:rPr>
@@ -1109,7 +969,47 @@
           <w:szCs w:val="24"/>
           <w:lang w:eastAsia="en-US"/>
         </w:rPr>
-        <w:t>, unit testing, integration testing, API contract testing, regression testing, smoke testing, code coverage, test-driven debugging.</w:t>
+        <w:t xml:space="preserve">, Mocha, Chai, Postman, Pact contract testing, unit testing, integration testing, end-to-end testing, </w:t>
+      </w:r>
+      <w:proofErr w:type="spellStart"/>
+      <w:r>
+        <w:rPr>
+          <w:rFonts w:ascii="Times New Roman" w:eastAsia="Times New Roman" w:hAnsi="Times New Roman" w:cs="Times New Roman"/>
+          <w:sz w:val="24"/>
+          <w:szCs w:val="24"/>
+          <w:lang w:eastAsia="en-US"/>
+        </w:rPr>
+        <w:t>SonarQube</w:t>
+      </w:r>
+      <w:proofErr w:type="spellEnd"/>
+      <w:r>
+        <w:rPr>
+          <w:rFonts w:ascii="Times New Roman" w:eastAsia="Times New Roman" w:hAnsi="Times New Roman" w:cs="Times New Roman"/>
+          <w:sz w:val="24"/>
+          <w:szCs w:val="24"/>
+          <w:lang w:eastAsia="en-US"/>
+        </w:rPr>
+        <w:t xml:space="preserve">, </w:t>
+      </w:r>
+      <w:proofErr w:type="spellStart"/>
+      <w:r>
+        <w:rPr>
+          <w:rFonts w:ascii="Times New Roman" w:eastAsia="Times New Roman" w:hAnsi="Times New Roman" w:cs="Times New Roman"/>
+          <w:sz w:val="24"/>
+          <w:szCs w:val="24"/>
+          <w:lang w:eastAsia="en-US"/>
+        </w:rPr>
+        <w:t>ESLint</w:t>
+      </w:r>
+      <w:proofErr w:type="spellEnd"/>
+      <w:r>
+        <w:rPr>
+          <w:rFonts w:ascii="Times New Roman" w:eastAsia="Times New Roman" w:hAnsi="Times New Roman" w:cs="Times New Roman"/>
+          <w:sz w:val="24"/>
+          <w:szCs w:val="24"/>
+          <w:lang w:eastAsia="en-US"/>
+        </w:rPr>
+        <w:t>, static analysis, and automated quality gates.</w:t>
       </w:r>
     </w:p>
     <w:p>
@@ -1117,10 +1017,9 @@
         <w:pStyle w:val="ListParagraph"/>
         <w:numPr>
           <w:ilvl w:val="0"/>
-          <w:numId w:val="43"/>
+          <w:numId w:val="32"/>
         </w:numPr>
         <w:spacing w:before="100" w:beforeAutospacing="1" w:after="100" w:afterAutospacing="1"/>
-        <w:jc w:val="both"/>
         <w:rPr>
           <w:rFonts w:ascii="Times New Roman" w:eastAsia="Times New Roman" w:hAnsi="Times New Roman" w:cs="Times New Roman"/>
           <w:sz w:val="24"/>
@@ -1137,16 +1036,16 @@
           <w:szCs w:val="24"/>
           <w:lang w:eastAsia="en-US"/>
         </w:rPr>
-        <w:t>Monitoring &amp; Reliability:</w:t>
-      </w:r>
-      <w:r>
-        <w:rPr>
-          <w:rFonts w:ascii="Times New Roman" w:eastAsia="Times New Roman" w:hAnsi="Times New Roman" w:cs="Times New Roman"/>
-          <w:sz w:val="24"/>
-          <w:szCs w:val="24"/>
-          <w:lang w:eastAsia="en-US"/>
-        </w:rPr>
-        <w:t xml:space="preserve"> Sentry, </w:t>
+        <w:t>Monitoring and Engineering Practices:</w:t>
+      </w:r>
+      <w:r>
+        <w:rPr>
+          <w:rFonts w:ascii="Times New Roman" w:eastAsia="Times New Roman" w:hAnsi="Times New Roman" w:cs="Times New Roman"/>
+          <w:sz w:val="24"/>
+          <w:szCs w:val="24"/>
+          <w:lang w:eastAsia="en-US"/>
+        </w:rPr>
+        <w:t xml:space="preserve"> </w:t>
       </w:r>
       <w:proofErr w:type="spellStart"/>
       <w:r>
@@ -1156,6 +1055,26 @@
           <w:szCs w:val="24"/>
           <w:lang w:eastAsia="en-US"/>
         </w:rPr>
+        <w:t>OpenTelemetry</w:t>
+      </w:r>
+      <w:proofErr w:type="spellEnd"/>
+      <w:r>
+        <w:rPr>
+          <w:rFonts w:ascii="Times New Roman" w:eastAsia="Times New Roman" w:hAnsi="Times New Roman" w:cs="Times New Roman"/>
+          <w:sz w:val="24"/>
+          <w:szCs w:val="24"/>
+          <w:lang w:eastAsia="en-US"/>
+        </w:rPr>
+        <w:t xml:space="preserve">, </w:t>
+      </w:r>
+      <w:proofErr w:type="spellStart"/>
+      <w:r>
+        <w:rPr>
+          <w:rFonts w:ascii="Times New Roman" w:eastAsia="Times New Roman" w:hAnsi="Times New Roman" w:cs="Times New Roman"/>
+          <w:sz w:val="24"/>
+          <w:szCs w:val="24"/>
+          <w:lang w:eastAsia="en-US"/>
+        </w:rPr>
         <w:t>Datadog</w:t>
       </w:r>
       <w:proofErr w:type="spellEnd"/>
@@ -1166,7 +1085,7 @@
           <w:szCs w:val="24"/>
           <w:lang w:eastAsia="en-US"/>
         </w:rPr>
-        <w:t xml:space="preserve">, Prometheus, </w:t>
+        <w:t xml:space="preserve">, New Relic, Sentry, </w:t>
       </w:r>
       <w:proofErr w:type="spellStart"/>
       <w:r>
@@ -1186,84 +1105,7 @@
           <w:szCs w:val="24"/>
           <w:lang w:eastAsia="en-US"/>
         </w:rPr>
-        <w:t xml:space="preserve">, </w:t>
-      </w:r>
-      <w:proofErr w:type="spellStart"/>
-      <w:r>
-        <w:rPr>
-          <w:rFonts w:ascii="Times New Roman" w:eastAsia="Times New Roman" w:hAnsi="Times New Roman" w:cs="Times New Roman"/>
-          <w:sz w:val="24"/>
-          <w:szCs w:val="24"/>
-          <w:lang w:eastAsia="en-US"/>
-        </w:rPr>
-        <w:t>OpenTelemetry</w:t>
-      </w:r>
-      <w:proofErr w:type="spellEnd"/>
-      <w:r>
-        <w:rPr>
-          <w:rFonts w:ascii="Times New Roman" w:eastAsia="Times New Roman" w:hAnsi="Times New Roman" w:cs="Times New Roman"/>
-          <w:sz w:val="24"/>
-          <w:szCs w:val="24"/>
-          <w:lang w:eastAsia="en-US"/>
-        </w:rPr>
-        <w:t>, ELK Stack, structured logging, alerting, incident response, performance profiling, production triage, root-cause analysis.</w:t>
-      </w:r>
-    </w:p>
-    <w:p>
-      <w:pPr>
-        <w:pStyle w:val="ListParagraph"/>
-        <w:numPr>
-          <w:ilvl w:val="0"/>
-          <w:numId w:val="43"/>
-        </w:numPr>
-        <w:spacing w:before="100" w:beforeAutospacing="1" w:after="100" w:afterAutospacing="1"/>
-        <w:jc w:val="both"/>
-        <w:rPr>
-          <w:rFonts w:ascii="Times New Roman" w:eastAsia="Times New Roman" w:hAnsi="Times New Roman" w:cs="Times New Roman"/>
-          <w:sz w:val="24"/>
-          <w:szCs w:val="24"/>
-          <w:lang w:eastAsia="en-US"/>
-        </w:rPr>
-      </w:pPr>
-      <w:r>
-        <w:rPr>
-          <w:rFonts w:ascii="Times New Roman" w:eastAsia="Times New Roman" w:hAnsi="Times New Roman" w:cs="Times New Roman"/>
-          <w:b/>
-          <w:bCs/>
-          <w:sz w:val="24"/>
-          <w:szCs w:val="24"/>
-          <w:lang w:eastAsia="en-US"/>
-        </w:rPr>
-        <w:t>Architecture &amp; Senior Practices:</w:t>
-      </w:r>
-      <w:r>
-        <w:rPr>
-          <w:rFonts w:ascii="Times New Roman" w:eastAsia="Times New Roman" w:hAnsi="Times New Roman" w:cs="Times New Roman"/>
-          <w:sz w:val="24"/>
-          <w:szCs w:val="24"/>
-          <w:lang w:eastAsia="en-US"/>
-        </w:rPr>
-        <w:t xml:space="preserve"> </w:t>
-      </w:r>
-      <w:proofErr w:type="spellStart"/>
-      <w:r>
-        <w:rPr>
-          <w:rFonts w:ascii="Times New Roman" w:eastAsia="Times New Roman" w:hAnsi="Times New Roman" w:cs="Times New Roman"/>
-          <w:sz w:val="24"/>
-          <w:szCs w:val="24"/>
-          <w:lang w:eastAsia="en-US"/>
-        </w:rPr>
-        <w:t>Microservices</w:t>
-      </w:r>
-      <w:proofErr w:type="spellEnd"/>
-      <w:r>
-        <w:rPr>
-          <w:rFonts w:ascii="Times New Roman" w:eastAsia="Times New Roman" w:hAnsi="Times New Roman" w:cs="Times New Roman"/>
-          <w:sz w:val="24"/>
-          <w:szCs w:val="24"/>
-          <w:lang w:eastAsia="en-US"/>
-        </w:rPr>
-        <w:t>, modular monoliths, domain-driven design, clean architecture, CQRS basics, caching strategy, secure API design, code review, mentoring, Agile/Scrum, technical documentation.</w:t>
+        <w:t>, Prometheus, structured logging, distributed tracing, Agile/Scrum, architecture reviews, mentoring, technical planning, incident response, root-cause analysis, and production ownership.</w:t>
       </w:r>
     </w:p>
     <w:p>
@@ -1323,7 +1165,6 @@
           <w:bCs/>
         </w:rPr>
       </w:pPr>
-      <w:proofErr w:type="spellStart"/>
       <w:r>
         <w:rPr>
           <w:rStyle w:val="Strong"/>
@@ -1331,9 +1172,8 @@
           <w:b/>
           <w:bCs/>
         </w:rPr>
-        <w:t>Sensidev</w:t>
-      </w:r>
-      <w:proofErr w:type="spellEnd"/>
+        <w:t>BEVY</w:t>
+      </w:r>
     </w:p>
     <w:p>
       <w:pPr>
@@ -1391,7 +1231,7 @@
           <w:b w:val="0"/>
           <w:sz w:val="22"/>
         </w:rPr>
-        <w:t>May</w:t>
+        <w:t>June</w:t>
       </w:r>
       <w:r>
         <w:rPr>
@@ -1473,7 +1313,7 @@
           <w:szCs w:val="24"/>
           <w:lang w:eastAsia="en-US"/>
         </w:rPr>
-        <w:t xml:space="preserve">Owned full-stack delivery for </w:t>
+        <w:t xml:space="preserve">Architected </w:t>
       </w:r>
       <w:r>
         <w:rPr>
@@ -1484,7 +1324,7 @@
           <w:szCs w:val="24"/>
           <w:lang w:eastAsia="en-US"/>
         </w:rPr>
-        <w:t>Angular 10–18</w:t>
+        <w:t>Angular 10–19</w:t>
       </w:r>
       <w:r>
         <w:rPr>
@@ -1504,16 +1344,16 @@
           <w:szCs w:val="24"/>
           <w:lang w:eastAsia="en-US"/>
         </w:rPr>
-        <w:t>Node.js 12–22</w:t>
-      </w:r>
-      <w:r>
-        <w:rPr>
-          <w:rFonts w:ascii="Times New Roman" w:eastAsia="Times New Roman" w:hAnsi="Times New Roman" w:cs="Times New Roman"/>
-          <w:sz w:val="24"/>
-          <w:szCs w:val="24"/>
-          <w:lang w:eastAsia="en-US"/>
-        </w:rPr>
-        <w:t xml:space="preserve"> product areas across SaaS workflow screens, customer portals, and backend APIs used by distributed business teams.</w:t>
+        <w:t>Node.js 14–22</w:t>
+      </w:r>
+      <w:r>
+        <w:rPr>
+          <w:rFonts w:ascii="Times New Roman" w:eastAsia="Times New Roman" w:hAnsi="Times New Roman" w:cs="Times New Roman"/>
+          <w:sz w:val="24"/>
+          <w:szCs w:val="24"/>
+          <w:lang w:eastAsia="en-US"/>
+        </w:rPr>
+        <w:t xml:space="preserve"> applications for multi-tenant B2B SaaS workflows, establishing reusable UI modules, stable API contracts, and consistent release standards across several product teams.</w:t>
       </w:r>
     </w:p>
     <w:p>
@@ -1539,7 +1379,28 @@
           <w:szCs w:val="24"/>
           <w:lang w:eastAsia="en-US"/>
         </w:rPr>
-        <w:t xml:space="preserve">Modernized legacy </w:t>
+        <w:lastRenderedPageBreak/>
+        <w:t xml:space="preserve">Modernized legacy AngularJS and early Angular screens into standalone components, </w:t>
+      </w:r>
+      <w:proofErr w:type="spellStart"/>
+      <w:r>
+        <w:rPr>
+          <w:rFonts w:ascii="Times New Roman" w:eastAsia="Times New Roman" w:hAnsi="Times New Roman" w:cs="Times New Roman"/>
+          <w:sz w:val="24"/>
+          <w:szCs w:val="24"/>
+          <w:lang w:eastAsia="en-US"/>
+        </w:rPr>
+        <w:t>RxJS</w:t>
+      </w:r>
+      <w:proofErr w:type="spellEnd"/>
+      <w:r>
+        <w:rPr>
+          <w:rFonts w:ascii="Times New Roman" w:eastAsia="Times New Roman" w:hAnsi="Times New Roman" w:cs="Times New Roman"/>
+          <w:sz w:val="24"/>
+          <w:szCs w:val="24"/>
+          <w:lang w:eastAsia="en-US"/>
+        </w:rPr>
+        <w:t xml:space="preserve">-based state flows, typed reactive forms, and lazy-loaded feature modules, increasing front-end delivery speed by </w:t>
       </w:r>
       <w:r>
         <w:rPr>
@@ -1550,78 +1411,16 @@
           <w:szCs w:val="24"/>
           <w:lang w:eastAsia="en-US"/>
         </w:rPr>
-        <w:t>Angular 10</w:t>
-      </w:r>
-      <w:r>
-        <w:rPr>
-          <w:rFonts w:ascii="Times New Roman" w:eastAsia="Times New Roman" w:hAnsi="Times New Roman" w:cs="Times New Roman"/>
-          <w:sz w:val="24"/>
-          <w:szCs w:val="24"/>
-          <w:lang w:eastAsia="en-US"/>
-        </w:rPr>
-        <w:t xml:space="preserve"> modules into lazy-loaded feature libraries with </w:t>
-      </w:r>
-      <w:r>
-        <w:rPr>
-          <w:rFonts w:ascii="Times New Roman" w:eastAsia="Times New Roman" w:hAnsi="Times New Roman" w:cs="Times New Roman"/>
-          <w:b/>
-          <w:bCs/>
-          <w:sz w:val="24"/>
-          <w:szCs w:val="24"/>
-          <w:lang w:eastAsia="en-US"/>
-        </w:rPr>
-        <w:t>standalone components</w:t>
-      </w:r>
-      <w:r>
-        <w:rPr>
-          <w:rFonts w:ascii="Times New Roman" w:eastAsia="Times New Roman" w:hAnsi="Times New Roman" w:cs="Times New Roman"/>
-          <w:sz w:val="24"/>
-          <w:szCs w:val="24"/>
-          <w:lang w:eastAsia="en-US"/>
-        </w:rPr>
-        <w:t xml:space="preserve">, </w:t>
-      </w:r>
-      <w:proofErr w:type="spellStart"/>
-      <w:r>
-        <w:rPr>
-          <w:rFonts w:ascii="Times New Roman" w:eastAsia="Times New Roman" w:hAnsi="Times New Roman" w:cs="Times New Roman"/>
-          <w:b/>
-          <w:bCs/>
-          <w:sz w:val="24"/>
-          <w:szCs w:val="24"/>
-          <w:lang w:eastAsia="en-US"/>
-        </w:rPr>
-        <w:t>RxJS</w:t>
-      </w:r>
-      <w:proofErr w:type="spellEnd"/>
-      <w:r>
-        <w:rPr>
-          <w:rFonts w:ascii="Times New Roman" w:eastAsia="Times New Roman" w:hAnsi="Times New Roman" w:cs="Times New Roman"/>
-          <w:sz w:val="24"/>
-          <w:szCs w:val="24"/>
-          <w:lang w:eastAsia="en-US"/>
-        </w:rPr>
-        <w:t xml:space="preserve">, stricter </w:t>
-      </w:r>
-      <w:proofErr w:type="spellStart"/>
-      <w:r>
-        <w:rPr>
-          <w:rFonts w:ascii="Times New Roman" w:eastAsia="Times New Roman" w:hAnsi="Times New Roman" w:cs="Times New Roman"/>
-          <w:sz w:val="24"/>
-          <w:szCs w:val="24"/>
-          <w:lang w:eastAsia="en-US"/>
-        </w:rPr>
-        <w:t>TypeScript</w:t>
-      </w:r>
-      <w:proofErr w:type="spellEnd"/>
-      <w:r>
-        <w:rPr>
-          <w:rFonts w:ascii="Times New Roman" w:eastAsia="Times New Roman" w:hAnsi="Times New Roman" w:cs="Times New Roman"/>
-          <w:sz w:val="24"/>
-          <w:szCs w:val="24"/>
-          <w:lang w:eastAsia="en-US"/>
-        </w:rPr>
-        <w:t>, and reusable design-system patterns to reduce UI drift.</w:t>
+        <w:t>34%</w:t>
+      </w:r>
+      <w:r>
+        <w:rPr>
+          <w:rFonts w:ascii="Times New Roman" w:eastAsia="Times New Roman" w:hAnsi="Times New Roman" w:cs="Times New Roman"/>
+          <w:sz w:val="24"/>
+          <w:szCs w:val="24"/>
+          <w:lang w:eastAsia="en-US"/>
+        </w:rPr>
+        <w:t>.</w:t>
       </w:r>
     </w:p>
     <w:p>
@@ -1647,9 +1446,9 @@
           <w:szCs w:val="24"/>
           <w:lang w:eastAsia="en-US"/>
         </w:rPr>
-        <w:lastRenderedPageBreak/>
-        <w:t xml:space="preserve">Built and refactored </w:t>
-      </w:r>
+        <w:t xml:space="preserve">Built secure </w:t>
+      </w:r>
+      <w:proofErr w:type="spellStart"/>
       <w:r>
         <w:rPr>
           <w:rFonts w:ascii="Times New Roman" w:eastAsia="Times New Roman" w:hAnsi="Times New Roman" w:cs="Times New Roman"/>
@@ -1659,16 +1458,17 @@
           <w:szCs w:val="24"/>
           <w:lang w:eastAsia="en-US"/>
         </w:rPr>
-        <w:t>Node.js</w:t>
-      </w:r>
-      <w:r>
-        <w:rPr>
-          <w:rFonts w:ascii="Times New Roman" w:eastAsia="Times New Roman" w:hAnsi="Times New Roman" w:cs="Times New Roman"/>
-          <w:sz w:val="24"/>
-          <w:szCs w:val="24"/>
-          <w:lang w:eastAsia="en-US"/>
-        </w:rPr>
-        <w:t xml:space="preserve">, </w:t>
+        <w:t>NestJS</w:t>
+      </w:r>
+      <w:proofErr w:type="spellEnd"/>
+      <w:r>
+        <w:rPr>
+          <w:rFonts w:ascii="Times New Roman" w:eastAsia="Times New Roman" w:hAnsi="Times New Roman" w:cs="Times New Roman"/>
+          <w:sz w:val="24"/>
+          <w:szCs w:val="24"/>
+          <w:lang w:eastAsia="en-US"/>
+        </w:rPr>
+        <w:t xml:space="preserve"> and Express services with </w:t>
       </w:r>
       <w:proofErr w:type="spellStart"/>
       <w:r>
@@ -1680,7 +1480,7 @@
           <w:szCs w:val="24"/>
           <w:lang w:eastAsia="en-US"/>
         </w:rPr>
-        <w:t>NestJS</w:t>
+        <w:t>TypeScript</w:t>
       </w:r>
       <w:proofErr w:type="spellEnd"/>
       <w:r>
@@ -1690,27 +1490,7 @@
           <w:szCs w:val="24"/>
           <w:lang w:eastAsia="en-US"/>
         </w:rPr>
-        <w:t xml:space="preserve">, and </w:t>
-      </w:r>
-      <w:r>
-        <w:rPr>
-          <w:rFonts w:ascii="Times New Roman" w:eastAsia="Times New Roman" w:hAnsi="Times New Roman" w:cs="Times New Roman"/>
-          <w:b/>
-          <w:bCs/>
-          <w:sz w:val="24"/>
-          <w:szCs w:val="24"/>
-          <w:lang w:eastAsia="en-US"/>
-        </w:rPr>
-        <w:t>Express</w:t>
-      </w:r>
-      <w:r>
-        <w:rPr>
-          <w:rFonts w:ascii="Times New Roman" w:eastAsia="Times New Roman" w:hAnsi="Times New Roman" w:cs="Times New Roman"/>
-          <w:sz w:val="24"/>
-          <w:szCs w:val="24"/>
-          <w:lang w:eastAsia="en-US"/>
-        </w:rPr>
-        <w:t xml:space="preserve"> services around REST APIs, background workers, PostgreSQL transactions, </w:t>
+        <w:t xml:space="preserve">, PostgreSQL, </w:t>
       </w:r>
       <w:proofErr w:type="spellStart"/>
       <w:r>
@@ -1730,7 +1510,7 @@
           <w:szCs w:val="24"/>
           <w:lang w:eastAsia="en-US"/>
         </w:rPr>
-        <w:t xml:space="preserve"> caching, and role-based authorization for high-traffic workflows.</w:t>
+        <w:t>, JWT, and OAuth 2.0, supporting tenant-aware authorization, audit trails, and complex role-based business operations.</w:t>
       </w:r>
     </w:p>
     <w:p>
@@ -1756,27 +1536,47 @@
           <w:szCs w:val="24"/>
           <w:lang w:eastAsia="en-US"/>
         </w:rPr>
-        <w:t xml:space="preserve">Resolved a production </w:t>
-      </w:r>
-      <w:r>
-        <w:rPr>
-          <w:rFonts w:ascii="Times New Roman" w:eastAsia="Times New Roman" w:hAnsi="Times New Roman" w:cs="Times New Roman"/>
-          <w:b/>
-          <w:bCs/>
-          <w:sz w:val="24"/>
-          <w:szCs w:val="24"/>
-          <w:lang w:eastAsia="en-US"/>
-        </w:rPr>
-        <w:t>JWT refresh-token race condition</w:t>
-      </w:r>
-      <w:r>
-        <w:rPr>
-          <w:rFonts w:ascii="Times New Roman" w:eastAsia="Times New Roman" w:hAnsi="Times New Roman" w:cs="Times New Roman"/>
-          <w:sz w:val="24"/>
-          <w:szCs w:val="24"/>
-          <w:lang w:eastAsia="en-US"/>
-        </w:rPr>
-        <w:t xml:space="preserve"> that caused intermittent 401 loops by adding token rotation guards, API retry limits, and stronger client-side session recovery.</w:t>
+        <w:t xml:space="preserve">Resolved production memory growth caused by unclosed </w:t>
+      </w:r>
+      <w:proofErr w:type="spellStart"/>
+      <w:r>
+        <w:rPr>
+          <w:rFonts w:ascii="Times New Roman" w:eastAsia="Times New Roman" w:hAnsi="Times New Roman" w:cs="Times New Roman"/>
+          <w:sz w:val="24"/>
+          <w:szCs w:val="24"/>
+          <w:lang w:eastAsia="en-US"/>
+        </w:rPr>
+        <w:t>RxJS</w:t>
+      </w:r>
+      <w:proofErr w:type="spellEnd"/>
+      <w:r>
+        <w:rPr>
+          <w:rFonts w:ascii="Times New Roman" w:eastAsia="Times New Roman" w:hAnsi="Times New Roman" w:cs="Times New Roman"/>
+          <w:sz w:val="24"/>
+          <w:szCs w:val="24"/>
+          <w:lang w:eastAsia="en-US"/>
+        </w:rPr>
+        <w:t xml:space="preserve"> subscriptions, unbounded Node.js event listeners, and inefficient cache invalidation by adding lifecycle cleanup, heap profiling, and </w:t>
+      </w:r>
+      <w:proofErr w:type="spellStart"/>
+      <w:r>
+        <w:rPr>
+          <w:rFonts w:ascii="Times New Roman" w:eastAsia="Times New Roman" w:hAnsi="Times New Roman" w:cs="Times New Roman"/>
+          <w:sz w:val="24"/>
+          <w:szCs w:val="24"/>
+          <w:lang w:eastAsia="en-US"/>
+        </w:rPr>
+        <w:t>Redis</w:t>
+      </w:r>
+      <w:proofErr w:type="spellEnd"/>
+      <w:r>
+        <w:rPr>
+          <w:rFonts w:ascii="Times New Roman" w:eastAsia="Times New Roman" w:hAnsi="Times New Roman" w:cs="Times New Roman"/>
+          <w:sz w:val="24"/>
+          <w:szCs w:val="24"/>
+          <w:lang w:eastAsia="en-US"/>
+        </w:rPr>
+        <w:t xml:space="preserve"> TTL policies.</w:t>
       </w:r>
     </w:p>
     <w:p>
@@ -1802,47 +1602,7 @@
           <w:szCs w:val="24"/>
           <w:lang w:eastAsia="en-US"/>
         </w:rPr>
-        <w:t xml:space="preserve">Migrated backend services from </w:t>
-      </w:r>
-      <w:r>
-        <w:rPr>
-          <w:rFonts w:ascii="Times New Roman" w:eastAsia="Times New Roman" w:hAnsi="Times New Roman" w:cs="Times New Roman"/>
-          <w:b/>
-          <w:bCs/>
-          <w:sz w:val="24"/>
-          <w:szCs w:val="24"/>
-          <w:lang w:eastAsia="en-US"/>
-        </w:rPr>
-        <w:t>Node.js 12/14</w:t>
-      </w:r>
-      <w:r>
-        <w:rPr>
-          <w:rFonts w:ascii="Times New Roman" w:eastAsia="Times New Roman" w:hAnsi="Times New Roman" w:cs="Times New Roman"/>
-          <w:sz w:val="24"/>
-          <w:szCs w:val="24"/>
-          <w:lang w:eastAsia="en-US"/>
-        </w:rPr>
-        <w:t xml:space="preserve"> to </w:t>
-      </w:r>
-      <w:r>
-        <w:rPr>
-          <w:rFonts w:ascii="Times New Roman" w:eastAsia="Times New Roman" w:hAnsi="Times New Roman" w:cs="Times New Roman"/>
-          <w:b/>
-          <w:bCs/>
-          <w:sz w:val="24"/>
-          <w:szCs w:val="24"/>
-          <w:lang w:eastAsia="en-US"/>
-        </w:rPr>
-        <w:t>Node.js 18/20/22</w:t>
-      </w:r>
-      <w:r>
-        <w:rPr>
-          <w:rFonts w:ascii="Times New Roman" w:eastAsia="Times New Roman" w:hAnsi="Times New Roman" w:cs="Times New Roman"/>
-          <w:sz w:val="24"/>
-          <w:szCs w:val="24"/>
-          <w:lang w:eastAsia="en-US"/>
-        </w:rPr>
-        <w:t xml:space="preserve"> with dependency audits, Jest regression suites, Docker image updates, and staged rollout checks.</w:t>
+        <w:t>Led upgrades from older Angular and Node.js services to supported long-term versions, replacing deprecated libraries, updating build pipelines, and validating breaking changes through staged releases.</w:t>
       </w:r>
     </w:p>
     <w:p>
@@ -1868,47 +1628,7 @@
           <w:szCs w:val="24"/>
           <w:lang w:eastAsia="en-US"/>
         </w:rPr>
-        <w:t xml:space="preserve">Implemented new workflow configuration, approval-routing, audit-history, and notification features using </w:t>
-      </w:r>
-      <w:r>
-        <w:rPr>
-          <w:rFonts w:ascii="Times New Roman" w:eastAsia="Times New Roman" w:hAnsi="Times New Roman" w:cs="Times New Roman"/>
-          <w:b/>
-          <w:bCs/>
-          <w:sz w:val="24"/>
-          <w:szCs w:val="24"/>
-          <w:lang w:eastAsia="en-US"/>
-        </w:rPr>
-        <w:t>Angular reactive forms</w:t>
-      </w:r>
-      <w:r>
-        <w:rPr>
-          <w:rFonts w:ascii="Times New Roman" w:eastAsia="Times New Roman" w:hAnsi="Times New Roman" w:cs="Times New Roman"/>
-          <w:sz w:val="24"/>
-          <w:szCs w:val="24"/>
-          <w:lang w:eastAsia="en-US"/>
-        </w:rPr>
-        <w:t xml:space="preserve">, guarded routes, </w:t>
-      </w:r>
-      <w:proofErr w:type="spellStart"/>
-      <w:r>
-        <w:rPr>
-          <w:rFonts w:ascii="Times New Roman" w:eastAsia="Times New Roman" w:hAnsi="Times New Roman" w:cs="Times New Roman"/>
-          <w:sz w:val="24"/>
-          <w:szCs w:val="24"/>
-          <w:lang w:eastAsia="en-US"/>
-        </w:rPr>
-        <w:t>WebSocket</w:t>
-      </w:r>
-      <w:proofErr w:type="spellEnd"/>
-      <w:r>
-        <w:rPr>
-          <w:rFonts w:ascii="Times New Roman" w:eastAsia="Times New Roman" w:hAnsi="Times New Roman" w:cs="Times New Roman"/>
-          <w:sz w:val="24"/>
-          <w:szCs w:val="24"/>
-          <w:lang w:eastAsia="en-US"/>
-        </w:rPr>
-        <w:t xml:space="preserve"> updates, and queue-backed Node workers.</w:t>
+        <w:t>Improved API response times by refactoring slow PostgreSQL joins, adding composite indexes, introducing query pagination, and moving repeated calculations into optimized service-layer operations.</w:t>
       </w:r>
     </w:p>
     <w:p>
@@ -1934,67 +1654,7 @@
           <w:szCs w:val="24"/>
           <w:lang w:eastAsia="en-US"/>
         </w:rPr>
-        <w:t xml:space="preserve">Improved key dashboard load time by </w:t>
-      </w:r>
-      <w:r>
-        <w:rPr>
-          <w:rFonts w:ascii="Times New Roman" w:eastAsia="Times New Roman" w:hAnsi="Times New Roman" w:cs="Times New Roman"/>
-          <w:b/>
-          <w:bCs/>
-          <w:sz w:val="24"/>
-          <w:szCs w:val="24"/>
-          <w:lang w:eastAsia="en-US"/>
-        </w:rPr>
-        <w:t>38%</w:t>
-      </w:r>
-      <w:r>
-        <w:rPr>
-          <w:rFonts w:ascii="Times New Roman" w:eastAsia="Times New Roman" w:hAnsi="Times New Roman" w:cs="Times New Roman"/>
-          <w:sz w:val="24"/>
-          <w:szCs w:val="24"/>
-          <w:lang w:eastAsia="en-US"/>
-        </w:rPr>
-        <w:t xml:space="preserve"> through Angular bundle splitting, </w:t>
-      </w:r>
-      <w:proofErr w:type="spellStart"/>
-      <w:r>
-        <w:rPr>
-          <w:rFonts w:ascii="Times New Roman" w:eastAsia="Times New Roman" w:hAnsi="Times New Roman" w:cs="Times New Roman"/>
-          <w:sz w:val="24"/>
-          <w:szCs w:val="24"/>
-          <w:lang w:eastAsia="en-US"/>
-        </w:rPr>
-        <w:t>OnPush</w:t>
-      </w:r>
-      <w:proofErr w:type="spellEnd"/>
-      <w:r>
-        <w:rPr>
-          <w:rFonts w:ascii="Times New Roman" w:eastAsia="Times New Roman" w:hAnsi="Times New Roman" w:cs="Times New Roman"/>
-          <w:sz w:val="24"/>
-          <w:szCs w:val="24"/>
-          <w:lang w:eastAsia="en-US"/>
-        </w:rPr>
-        <w:t xml:space="preserve"> change detection, API pagination, </w:t>
-      </w:r>
-      <w:proofErr w:type="spellStart"/>
-      <w:r>
-        <w:rPr>
-          <w:rFonts w:ascii="Times New Roman" w:eastAsia="Times New Roman" w:hAnsi="Times New Roman" w:cs="Times New Roman"/>
-          <w:sz w:val="24"/>
-          <w:szCs w:val="24"/>
-          <w:lang w:eastAsia="en-US"/>
-        </w:rPr>
-        <w:t>Redis</w:t>
-      </w:r>
-      <w:proofErr w:type="spellEnd"/>
-      <w:r>
-        <w:rPr>
-          <w:rFonts w:ascii="Times New Roman" w:eastAsia="Times New Roman" w:hAnsi="Times New Roman" w:cs="Times New Roman"/>
-          <w:sz w:val="24"/>
-          <w:szCs w:val="24"/>
-          <w:lang w:eastAsia="en-US"/>
-        </w:rPr>
-        <w:t>-backed summary caching, and PostgreSQL index tuning.</w:t>
+        <w:t>Designed a reusable Angular component library with Storybook, accessibility standards, design tokens, and typed configuration patterns that kept complex administrative workflows consistent across products.</w:t>
       </w:r>
     </w:p>
     <w:p>
@@ -2020,67 +1680,27 @@
           <w:szCs w:val="24"/>
           <w:lang w:eastAsia="en-US"/>
         </w:rPr>
-        <w:t xml:space="preserve">Stabilized recurring production </w:t>
-      </w:r>
-      <w:proofErr w:type="gramStart"/>
-      <w:r>
-        <w:rPr>
-          <w:rFonts w:ascii="Times New Roman" w:eastAsia="Times New Roman" w:hAnsi="Times New Roman" w:cs="Times New Roman"/>
-          <w:sz w:val="24"/>
-          <w:szCs w:val="24"/>
-          <w:lang w:eastAsia="en-US"/>
-        </w:rPr>
-        <w:t xml:space="preserve">issues involving slow report exports, duplicate job execution, and timeout-heavy API calls by adding </w:t>
-      </w:r>
-      <w:proofErr w:type="spellStart"/>
-      <w:r>
-        <w:rPr>
-          <w:rFonts w:ascii="Times New Roman" w:eastAsia="Times New Roman" w:hAnsi="Times New Roman" w:cs="Times New Roman"/>
-          <w:sz w:val="24"/>
-          <w:szCs w:val="24"/>
-          <w:lang w:eastAsia="en-US"/>
-        </w:rPr>
-        <w:t>idempotency</w:t>
-      </w:r>
-      <w:proofErr w:type="spellEnd"/>
-      <w:r>
-        <w:rPr>
-          <w:rFonts w:ascii="Times New Roman" w:eastAsia="Times New Roman" w:hAnsi="Times New Roman" w:cs="Times New Roman"/>
-          <w:sz w:val="24"/>
-          <w:szCs w:val="24"/>
-          <w:lang w:eastAsia="en-US"/>
-        </w:rPr>
-        <w:t xml:space="preserve"> keys, </w:t>
-      </w:r>
-      <w:proofErr w:type="spellStart"/>
-      <w:r>
-        <w:rPr>
-          <w:rFonts w:ascii="Times New Roman" w:eastAsia="Times New Roman" w:hAnsi="Times New Roman" w:cs="Times New Roman"/>
-          <w:sz w:val="24"/>
-          <w:szCs w:val="24"/>
-          <w:lang w:eastAsia="en-US"/>
-        </w:rPr>
-        <w:t>BullMQ</w:t>
-      </w:r>
-      <w:proofErr w:type="spellEnd"/>
-      <w:r>
-        <w:rPr>
-          <w:rFonts w:ascii="Times New Roman" w:eastAsia="Times New Roman" w:hAnsi="Times New Roman" w:cs="Times New Roman"/>
-          <w:sz w:val="24"/>
-          <w:szCs w:val="24"/>
-          <w:lang w:eastAsia="en-US"/>
-        </w:rPr>
-        <w:t xml:space="preserve"> retries</w:t>
-      </w:r>
-      <w:proofErr w:type="gramEnd"/>
-      <w:r>
-        <w:rPr>
-          <w:rFonts w:ascii="Times New Roman" w:eastAsia="Times New Roman" w:hAnsi="Times New Roman" w:cs="Times New Roman"/>
-          <w:sz w:val="24"/>
-          <w:szCs w:val="24"/>
-          <w:lang w:eastAsia="en-US"/>
-        </w:rPr>
-        <w:t>, and structured logging.</w:t>
+        <w:t xml:space="preserve">Implemented event-driven processing with </w:t>
+      </w:r>
+      <w:r>
+        <w:rPr>
+          <w:rFonts w:ascii="Times New Roman" w:eastAsia="Times New Roman" w:hAnsi="Times New Roman" w:cs="Times New Roman"/>
+          <w:b/>
+          <w:bCs/>
+          <w:sz w:val="24"/>
+          <w:szCs w:val="24"/>
+          <w:lang w:eastAsia="en-US"/>
+        </w:rPr>
+        <w:t>AWS Lambda</w:t>
+      </w:r>
+      <w:r>
+        <w:rPr>
+          <w:rFonts w:ascii="Times New Roman" w:eastAsia="Times New Roman" w:hAnsi="Times New Roman" w:cs="Times New Roman"/>
+          <w:sz w:val="24"/>
+          <w:szCs w:val="24"/>
+          <w:lang w:eastAsia="en-US"/>
+        </w:rPr>
+        <w:t>, SQS, SNS, and PostgreSQL outbox patterns, preventing duplicate notifications and improving reliability during retries and partial downstream failures.</w:t>
       </w:r>
     </w:p>
     <w:p>
@@ -2106,7 +1726,7 @@
           <w:szCs w:val="24"/>
           <w:lang w:eastAsia="en-US"/>
         </w:rPr>
-        <w:t xml:space="preserve">Strengthened release quality with </w:t>
+        <w:t xml:space="preserve">Strengthened </w:t>
       </w:r>
       <w:r>
         <w:rPr>
@@ -2117,16 +1737,36 @@
           <w:szCs w:val="24"/>
           <w:lang w:eastAsia="en-US"/>
         </w:rPr>
-        <w:t>GitHub Actions</w:t>
-      </w:r>
-      <w:r>
-        <w:rPr>
-          <w:rFonts w:ascii="Times New Roman" w:eastAsia="Times New Roman" w:hAnsi="Times New Roman" w:cs="Times New Roman"/>
-          <w:sz w:val="24"/>
-          <w:szCs w:val="24"/>
-          <w:lang w:eastAsia="en-US"/>
-        </w:rPr>
-        <w:t>, Docker validation, contract testing, Sentry monitoring, and deployment checklists that made rollback decisions faster during incidents.</w:t>
+        <w:t>CI/CD</w:t>
+      </w:r>
+      <w:r>
+        <w:rPr>
+          <w:rFonts w:ascii="Times New Roman" w:eastAsia="Times New Roman" w:hAnsi="Times New Roman" w:cs="Times New Roman"/>
+          <w:sz w:val="24"/>
+          <w:szCs w:val="24"/>
+          <w:lang w:eastAsia="en-US"/>
+        </w:rPr>
+        <w:t xml:space="preserve"> with GitHub Actions, Docker, Terraform, </w:t>
+      </w:r>
+      <w:proofErr w:type="spellStart"/>
+      <w:r>
+        <w:rPr>
+          <w:rFonts w:ascii="Times New Roman" w:eastAsia="Times New Roman" w:hAnsi="Times New Roman" w:cs="Times New Roman"/>
+          <w:sz w:val="24"/>
+          <w:szCs w:val="24"/>
+          <w:lang w:eastAsia="en-US"/>
+        </w:rPr>
+        <w:t>SonarQube</w:t>
+      </w:r>
+      <w:proofErr w:type="spellEnd"/>
+      <w:r>
+        <w:rPr>
+          <w:rFonts w:ascii="Times New Roman" w:eastAsia="Times New Roman" w:hAnsi="Times New Roman" w:cs="Times New Roman"/>
+          <w:sz w:val="24"/>
+          <w:szCs w:val="24"/>
+          <w:lang w:eastAsia="en-US"/>
+        </w:rPr>
+        <w:t>, and cloud deployment gates, adding automated tests, image scanning, environment approvals, and rollback-ready release procedures.</w:t>
       </w:r>
     </w:p>
     <w:p>
@@ -2155,7 +1795,7 @@
           <w:szCs w:val="24"/>
           <w:lang w:eastAsia="en-US"/>
         </w:rPr>
-        <w:t>Guided engineers through architecture reviews, code reviews, migration plans, and defect triage while keeping delivery pragmatic across modern Angular features and existing enterprise constraints.</w:t>
+        <w:t>Mentored engineers through architecture reviews, pull-request feedback, incident debugging, and production-readiness sessions, improving maintainability while reducing avoidable defects before release.</w:t>
       </w:r>
     </w:p>
     <w:p>
@@ -2298,7 +1938,7 @@
           <w:szCs w:val="24"/>
           <w:lang w:eastAsia="en-US"/>
         </w:rPr>
-        <w:t xml:space="preserve">Developed enterprise commerce and operations features with </w:t>
+        <w:t xml:space="preserve">Developed responsive </w:t>
       </w:r>
       <w:r>
         <w:rPr>
@@ -2309,16 +1949,16 @@
           <w:szCs w:val="24"/>
           <w:lang w:eastAsia="en-US"/>
         </w:rPr>
-        <w:t>Angular 7–10</w:t>
-      </w:r>
-      <w:r>
-        <w:rPr>
-          <w:rFonts w:ascii="Times New Roman" w:eastAsia="Times New Roman" w:hAnsi="Times New Roman" w:cs="Times New Roman"/>
-          <w:sz w:val="24"/>
-          <w:szCs w:val="24"/>
-          <w:lang w:eastAsia="en-US"/>
-        </w:rPr>
-        <w:t xml:space="preserve">, </w:t>
+        <w:t>Angular 6–10</w:t>
+      </w:r>
+      <w:r>
+        <w:rPr>
+          <w:rFonts w:ascii="Times New Roman" w:eastAsia="Times New Roman" w:hAnsi="Times New Roman" w:cs="Times New Roman"/>
+          <w:sz w:val="24"/>
+          <w:szCs w:val="24"/>
+          <w:lang w:eastAsia="en-US"/>
+        </w:rPr>
+        <w:t xml:space="preserve"> dashboards and </w:t>
       </w:r>
       <w:r>
         <w:rPr>
@@ -2329,56 +1969,16 @@
           <w:szCs w:val="24"/>
           <w:lang w:eastAsia="en-US"/>
         </w:rPr>
-        <w:t>Node.js 8–14</w:t>
-      </w:r>
-      <w:r>
-        <w:rPr>
-          <w:rFonts w:ascii="Times New Roman" w:eastAsia="Times New Roman" w:hAnsi="Times New Roman" w:cs="Times New Roman"/>
-          <w:sz w:val="24"/>
-          <w:szCs w:val="24"/>
-          <w:lang w:eastAsia="en-US"/>
-        </w:rPr>
-        <w:t xml:space="preserve">, Express, </w:t>
-      </w:r>
-      <w:proofErr w:type="spellStart"/>
-      <w:r>
-        <w:rPr>
-          <w:rFonts w:ascii="Times New Roman" w:eastAsia="Times New Roman" w:hAnsi="Times New Roman" w:cs="Times New Roman"/>
-          <w:sz w:val="24"/>
-          <w:szCs w:val="24"/>
-          <w:lang w:eastAsia="en-US"/>
-        </w:rPr>
-        <w:t>TypeScript</w:t>
-      </w:r>
-      <w:proofErr w:type="spellEnd"/>
-      <w:r>
-        <w:rPr>
-          <w:rFonts w:ascii="Times New Roman" w:eastAsia="Times New Roman" w:hAnsi="Times New Roman" w:cs="Times New Roman"/>
-          <w:sz w:val="24"/>
-          <w:szCs w:val="24"/>
-          <w:lang w:eastAsia="en-US"/>
-        </w:rPr>
-        <w:t xml:space="preserve">, PostgreSQL, MongoDB, and </w:t>
-      </w:r>
-      <w:proofErr w:type="spellStart"/>
-      <w:r>
-        <w:rPr>
-          <w:rFonts w:ascii="Times New Roman" w:eastAsia="Times New Roman" w:hAnsi="Times New Roman" w:cs="Times New Roman"/>
-          <w:sz w:val="24"/>
-          <w:szCs w:val="24"/>
-          <w:lang w:eastAsia="en-US"/>
-        </w:rPr>
-        <w:t>Redis</w:t>
-      </w:r>
-      <w:proofErr w:type="spellEnd"/>
-      <w:r>
-        <w:rPr>
-          <w:rFonts w:ascii="Times New Roman" w:eastAsia="Times New Roman" w:hAnsi="Times New Roman" w:cs="Times New Roman"/>
-          <w:sz w:val="24"/>
-          <w:szCs w:val="24"/>
-          <w:lang w:eastAsia="en-US"/>
-        </w:rPr>
-        <w:t xml:space="preserve"> for customer-facing portals.</w:t>
+        <w:t>Node.js 10–14</w:t>
+      </w:r>
+      <w:r>
+        <w:rPr>
+          <w:rFonts w:ascii="Times New Roman" w:eastAsia="Times New Roman" w:hAnsi="Times New Roman" w:cs="Times New Roman"/>
+          <w:sz w:val="24"/>
+          <w:szCs w:val="24"/>
+          <w:lang w:eastAsia="en-US"/>
+        </w:rPr>
+        <w:t xml:space="preserve"> APIs for digital commerce and internal operations platforms, balancing rapid feature delivery with maintainable application boundaries.</w:t>
       </w:r>
     </w:p>
     <w:p>
@@ -2404,47 +2004,7 @@
           <w:szCs w:val="24"/>
           <w:lang w:eastAsia="en-US"/>
         </w:rPr>
-        <w:t xml:space="preserve">Upgraded Angular applications from component-heavy </w:t>
-      </w:r>
-      <w:r>
-        <w:rPr>
-          <w:rFonts w:ascii="Times New Roman" w:eastAsia="Times New Roman" w:hAnsi="Times New Roman" w:cs="Times New Roman"/>
-          <w:b/>
-          <w:bCs/>
-          <w:sz w:val="24"/>
-          <w:szCs w:val="24"/>
-          <w:lang w:eastAsia="en-US"/>
-        </w:rPr>
-        <w:t>Angular 7</w:t>
-      </w:r>
-      <w:r>
-        <w:rPr>
-          <w:rFonts w:ascii="Times New Roman" w:eastAsia="Times New Roman" w:hAnsi="Times New Roman" w:cs="Times New Roman"/>
-          <w:sz w:val="24"/>
-          <w:szCs w:val="24"/>
-          <w:lang w:eastAsia="en-US"/>
-        </w:rPr>
-        <w:t xml:space="preserve"> patterns toward </w:t>
-      </w:r>
-      <w:r>
-        <w:rPr>
-          <w:rFonts w:ascii="Times New Roman" w:eastAsia="Times New Roman" w:hAnsi="Times New Roman" w:cs="Times New Roman"/>
-          <w:b/>
-          <w:bCs/>
-          <w:sz w:val="24"/>
-          <w:szCs w:val="24"/>
-          <w:lang w:eastAsia="en-US"/>
-        </w:rPr>
-        <w:t>Angular 9/10</w:t>
-      </w:r>
-      <w:r>
-        <w:rPr>
-          <w:rFonts w:ascii="Times New Roman" w:eastAsia="Times New Roman" w:hAnsi="Times New Roman" w:cs="Times New Roman"/>
-          <w:sz w:val="24"/>
-          <w:szCs w:val="24"/>
-          <w:lang w:eastAsia="en-US"/>
-        </w:rPr>
-        <w:t xml:space="preserve"> with stricter </w:t>
+        <w:t xml:space="preserve">Implemented order, payment, and customer-support workflows with Express, PostgreSQL, </w:t>
       </w:r>
       <w:proofErr w:type="spellStart"/>
       <w:r>
@@ -2454,7 +2014,7 @@
           <w:szCs w:val="24"/>
           <w:lang w:eastAsia="en-US"/>
         </w:rPr>
-        <w:t>TypeScript</w:t>
+        <w:t>Redis</w:t>
       </w:r>
       <w:proofErr w:type="spellEnd"/>
       <w:r>
@@ -2464,7 +2024,7 @@
           <w:szCs w:val="24"/>
           <w:lang w:eastAsia="en-US"/>
         </w:rPr>
-        <w:t>, route guards, shared modules, and improved build reliability.</w:t>
+        <w:t>, and third-party REST integrations, improving transaction visibility and reducing manual reconciliation effort.</w:t>
       </w:r>
     </w:p>
     <w:p>
@@ -2490,7 +2050,7 @@
           <w:szCs w:val="24"/>
           <w:lang w:eastAsia="en-US"/>
         </w:rPr>
-        <w:t xml:space="preserve">Refactored Node APIs from callback-heavy Express handlers into layered services with </w:t>
+        <w:t xml:space="preserve">Reduced recurring checkout and </w:t>
       </w:r>
       <w:proofErr w:type="spellStart"/>
       <w:r>
@@ -2500,7 +2060,7 @@
           <w:szCs w:val="24"/>
           <w:lang w:eastAsia="en-US"/>
         </w:rPr>
-        <w:t>async</w:t>
+        <w:t>webhook</w:t>
       </w:r>
       <w:proofErr w:type="spellEnd"/>
       <w:r>
@@ -2510,27 +2070,47 @@
           <w:szCs w:val="24"/>
           <w:lang w:eastAsia="en-US"/>
         </w:rPr>
-        <w:t>/</w:t>
-      </w:r>
-      <w:proofErr w:type="gramStart"/>
-      <w:r>
-        <w:rPr>
-          <w:rFonts w:ascii="Times New Roman" w:eastAsia="Times New Roman" w:hAnsi="Times New Roman" w:cs="Times New Roman"/>
-          <w:sz w:val="24"/>
-          <w:szCs w:val="24"/>
-          <w:lang w:eastAsia="en-US"/>
-        </w:rPr>
-        <w:t>await,</w:t>
-      </w:r>
-      <w:proofErr w:type="gramEnd"/>
-      <w:r>
-        <w:rPr>
-          <w:rFonts w:ascii="Times New Roman" w:eastAsia="Times New Roman" w:hAnsi="Times New Roman" w:cs="Times New Roman"/>
-          <w:sz w:val="24"/>
-          <w:szCs w:val="24"/>
-          <w:lang w:eastAsia="en-US"/>
-        </w:rPr>
-        <w:t xml:space="preserve"> centralized validation, reusable middleware, and clearer error contracts.</w:t>
+        <w:t xml:space="preserve"> failures by </w:t>
+      </w:r>
+      <w:r>
+        <w:rPr>
+          <w:rFonts w:ascii="Times New Roman" w:eastAsia="Times New Roman" w:hAnsi="Times New Roman" w:cs="Times New Roman"/>
+          <w:b/>
+          <w:bCs/>
+          <w:sz w:val="24"/>
+          <w:szCs w:val="24"/>
+          <w:lang w:eastAsia="en-US"/>
+        </w:rPr>
+        <w:t>27%</w:t>
+      </w:r>
+      <w:r>
+        <w:rPr>
+          <w:rFonts w:ascii="Times New Roman" w:eastAsia="Times New Roman" w:hAnsi="Times New Roman" w:cs="Times New Roman"/>
+          <w:sz w:val="24"/>
+          <w:szCs w:val="24"/>
+          <w:lang w:eastAsia="en-US"/>
+        </w:rPr>
+        <w:t xml:space="preserve"> through </w:t>
+      </w:r>
+      <w:proofErr w:type="spellStart"/>
+      <w:r>
+        <w:rPr>
+          <w:rFonts w:ascii="Times New Roman" w:eastAsia="Times New Roman" w:hAnsi="Times New Roman" w:cs="Times New Roman"/>
+          <w:sz w:val="24"/>
+          <w:szCs w:val="24"/>
+          <w:lang w:eastAsia="en-US"/>
+        </w:rPr>
+        <w:t>idempotency</w:t>
+      </w:r>
+      <w:proofErr w:type="spellEnd"/>
+      <w:r>
+        <w:rPr>
+          <w:rFonts w:ascii="Times New Roman" w:eastAsia="Times New Roman" w:hAnsi="Times New Roman" w:cs="Times New Roman"/>
+          <w:sz w:val="24"/>
+          <w:szCs w:val="24"/>
+          <w:lang w:eastAsia="en-US"/>
+        </w:rPr>
+        <w:t xml:space="preserve"> keys, retry-safe handlers, request correlation IDs, dead-letter logging, and clearer diagnostics around payment-provider callbacks.</w:t>
       </w:r>
     </w:p>
     <w:p>
@@ -2556,7 +2136,7 @@
           <w:szCs w:val="24"/>
           <w:lang w:eastAsia="en-US"/>
         </w:rPr>
-        <w:t>Fixed a payment-</w:t>
+        <w:t xml:space="preserve">Migrated JavaScript modules to </w:t>
       </w:r>
       <w:proofErr w:type="spellStart"/>
       <w:r>
@@ -2566,7 +2146,7 @@
           <w:szCs w:val="24"/>
           <w:lang w:eastAsia="en-US"/>
         </w:rPr>
-        <w:t>webhook</w:t>
+        <w:t>TypeScript</w:t>
       </w:r>
       <w:proofErr w:type="spellEnd"/>
       <w:r>
@@ -2576,27 +2156,7 @@
           <w:szCs w:val="24"/>
           <w:lang w:eastAsia="en-US"/>
         </w:rPr>
-        <w:t xml:space="preserve"> duplication issue by introducing </w:t>
-      </w:r>
-      <w:proofErr w:type="spellStart"/>
-      <w:r>
-        <w:rPr>
-          <w:rFonts w:ascii="Times New Roman" w:eastAsia="Times New Roman" w:hAnsi="Times New Roman" w:cs="Times New Roman"/>
-          <w:sz w:val="24"/>
-          <w:szCs w:val="24"/>
-          <w:lang w:eastAsia="en-US"/>
-        </w:rPr>
-        <w:t>idempotency</w:t>
-      </w:r>
-      <w:proofErr w:type="spellEnd"/>
-      <w:r>
-        <w:rPr>
-          <w:rFonts w:ascii="Times New Roman" w:eastAsia="Times New Roman" w:hAnsi="Times New Roman" w:cs="Times New Roman"/>
-          <w:sz w:val="24"/>
-          <w:szCs w:val="24"/>
-          <w:lang w:eastAsia="en-US"/>
-        </w:rPr>
-        <w:t xml:space="preserve"> checks, transaction-safe database writes, retry-safe queue processing, and better reconciliation logs.</w:t>
+        <w:t xml:space="preserve"> and replaced loosely structured Angular forms with typed models, reusable validators, route guards, and safer API response contracts that reduced runtime errors.</w:t>
       </w:r>
     </w:p>
     <w:p>
@@ -2622,8 +2182,9 @@
           <w:szCs w:val="24"/>
           <w:lang w:eastAsia="en-US"/>
         </w:rPr>
-        <w:t xml:space="preserve">Delivered order search, user-management, reporting, and admin configuration features using </w:t>
-      </w:r>
+        <w:t xml:space="preserve">Fixed rendering bottlenecks in data-heavy Angular screens by introducing </w:t>
+      </w:r>
+      <w:proofErr w:type="spellStart"/>
       <w:r>
         <w:rPr>
           <w:rFonts w:ascii="Times New Roman" w:eastAsia="Times New Roman" w:hAnsi="Times New Roman" w:cs="Times New Roman"/>
@@ -2633,16 +2194,68 @@
           <w:szCs w:val="24"/>
           <w:lang w:eastAsia="en-US"/>
         </w:rPr>
-        <w:t>Angular Material</w:t>
-      </w:r>
-      <w:r>
-        <w:rPr>
-          <w:rFonts w:ascii="Times New Roman" w:eastAsia="Times New Roman" w:hAnsi="Times New Roman" w:cs="Times New Roman"/>
-          <w:sz w:val="24"/>
-          <w:szCs w:val="24"/>
-          <w:lang w:eastAsia="en-US"/>
-        </w:rPr>
-        <w:t>, reactive forms, REST APIs, JWT authentication, and server-side filtering.</w:t>
+        <w:t>OnPush</w:t>
+      </w:r>
+      <w:proofErr w:type="spellEnd"/>
+      <w:r>
+        <w:rPr>
+          <w:rFonts w:ascii="Times New Roman" w:eastAsia="Times New Roman" w:hAnsi="Times New Roman" w:cs="Times New Roman"/>
+          <w:b/>
+          <w:bCs/>
+          <w:sz w:val="24"/>
+          <w:szCs w:val="24"/>
+          <w:lang w:eastAsia="en-US"/>
+        </w:rPr>
+        <w:t xml:space="preserve"> change detection</w:t>
+      </w:r>
+      <w:r>
+        <w:rPr>
+          <w:rFonts w:ascii="Times New Roman" w:eastAsia="Times New Roman" w:hAnsi="Times New Roman" w:cs="Times New Roman"/>
+          <w:sz w:val="24"/>
+          <w:szCs w:val="24"/>
+          <w:lang w:eastAsia="en-US"/>
+        </w:rPr>
+        <w:t xml:space="preserve">, </w:t>
+      </w:r>
+      <w:proofErr w:type="spellStart"/>
+      <w:r>
+        <w:rPr>
+          <w:rFonts w:ascii="Times New Roman" w:eastAsia="Times New Roman" w:hAnsi="Times New Roman" w:cs="Times New Roman"/>
+          <w:sz w:val="24"/>
+          <w:szCs w:val="24"/>
+          <w:lang w:eastAsia="en-US"/>
+        </w:rPr>
+        <w:t>trackBy</w:t>
+      </w:r>
+      <w:proofErr w:type="spellEnd"/>
+      <w:r>
+        <w:rPr>
+          <w:rFonts w:ascii="Times New Roman" w:eastAsia="Times New Roman" w:hAnsi="Times New Roman" w:cs="Times New Roman"/>
+          <w:sz w:val="24"/>
+          <w:szCs w:val="24"/>
+          <w:lang w:eastAsia="en-US"/>
+        </w:rPr>
+        <w:t xml:space="preserve"> functions, virtual scrolling, and </w:t>
+      </w:r>
+      <w:proofErr w:type="spellStart"/>
+      <w:r>
+        <w:rPr>
+          <w:rFonts w:ascii="Times New Roman" w:eastAsia="Times New Roman" w:hAnsi="Times New Roman" w:cs="Times New Roman"/>
+          <w:sz w:val="24"/>
+          <w:szCs w:val="24"/>
+          <w:lang w:eastAsia="en-US"/>
+        </w:rPr>
+        <w:t>memoized</w:t>
+      </w:r>
+      <w:proofErr w:type="spellEnd"/>
+      <w:r>
+        <w:rPr>
+          <w:rFonts w:ascii="Times New Roman" w:eastAsia="Times New Roman" w:hAnsi="Times New Roman" w:cs="Times New Roman"/>
+          <w:sz w:val="24"/>
+          <w:szCs w:val="24"/>
+          <w:lang w:eastAsia="en-US"/>
+        </w:rPr>
+        <w:t xml:space="preserve"> selectors for large administrative tables.</w:t>
       </w:r>
     </w:p>
     <w:p>
@@ -2668,47 +2281,7 @@
           <w:szCs w:val="24"/>
           <w:lang w:eastAsia="en-US"/>
         </w:rPr>
-        <w:t xml:space="preserve">Reduced checkout and order-management defects by </w:t>
-      </w:r>
-      <w:r>
-        <w:rPr>
-          <w:rFonts w:ascii="Times New Roman" w:eastAsia="Times New Roman" w:hAnsi="Times New Roman" w:cs="Times New Roman"/>
-          <w:b/>
-          <w:bCs/>
-          <w:sz w:val="24"/>
-          <w:szCs w:val="24"/>
-          <w:lang w:eastAsia="en-US"/>
-        </w:rPr>
-        <w:t>31%</w:t>
-      </w:r>
-      <w:r>
-        <w:rPr>
-          <w:rFonts w:ascii="Times New Roman" w:eastAsia="Times New Roman" w:hAnsi="Times New Roman" w:cs="Times New Roman"/>
-          <w:sz w:val="24"/>
-          <w:szCs w:val="24"/>
-          <w:lang w:eastAsia="en-US"/>
-        </w:rPr>
-        <w:t xml:space="preserve"> after adding Jest unit tests, </w:t>
-      </w:r>
-      <w:proofErr w:type="spellStart"/>
-      <w:r>
-        <w:rPr>
-          <w:rFonts w:ascii="Times New Roman" w:eastAsia="Times New Roman" w:hAnsi="Times New Roman" w:cs="Times New Roman"/>
-          <w:sz w:val="24"/>
-          <w:szCs w:val="24"/>
-          <w:lang w:eastAsia="en-US"/>
-        </w:rPr>
-        <w:t>Supertest</w:t>
-      </w:r>
-      <w:proofErr w:type="spellEnd"/>
-      <w:r>
-        <w:rPr>
-          <w:rFonts w:ascii="Times New Roman" w:eastAsia="Times New Roman" w:hAnsi="Times New Roman" w:cs="Times New Roman"/>
-          <w:sz w:val="24"/>
-          <w:szCs w:val="24"/>
-          <w:lang w:eastAsia="en-US"/>
-        </w:rPr>
-        <w:t xml:space="preserve"> API coverage, Cypress smoke flows, and release-blocking regression checks.</w:t>
+        <w:t>Created reusable Node.js middleware for authentication, validation, rate limiting, structured error responses, and request tracing, making backend behavior more consistent across multiple product modules.</w:t>
       </w:r>
     </w:p>
     <w:p>
@@ -2734,27 +2307,7 @@
           <w:szCs w:val="24"/>
           <w:lang w:eastAsia="en-US"/>
         </w:rPr>
-        <w:t xml:space="preserve">Improved slow inventory synchronization jobs by batching external API calls, caching reference data in </w:t>
-      </w:r>
-      <w:proofErr w:type="spellStart"/>
-      <w:r>
-        <w:rPr>
-          <w:rFonts w:ascii="Times New Roman" w:eastAsia="Times New Roman" w:hAnsi="Times New Roman" w:cs="Times New Roman"/>
-          <w:sz w:val="24"/>
-          <w:szCs w:val="24"/>
-          <w:lang w:eastAsia="en-US"/>
-        </w:rPr>
-        <w:t>Redis</w:t>
-      </w:r>
-      <w:proofErr w:type="spellEnd"/>
-      <w:r>
-        <w:rPr>
-          <w:rFonts w:ascii="Times New Roman" w:eastAsia="Times New Roman" w:hAnsi="Times New Roman" w:cs="Times New Roman"/>
-          <w:sz w:val="24"/>
-          <w:szCs w:val="24"/>
-          <w:lang w:eastAsia="en-US"/>
-        </w:rPr>
-        <w:t>, and moving long-running work out of request-response paths.</w:t>
+        <w:t>Supported migration of legacy jQuery widgets into Angular components while preserving business rules, introducing reactive forms, component tests, and clearer ownership of client-side application state.</w:t>
       </w:r>
     </w:p>
     <w:p>
@@ -2780,47 +2333,27 @@
           <w:szCs w:val="24"/>
           <w:lang w:eastAsia="en-US"/>
         </w:rPr>
-        <w:t xml:space="preserve">Supported migration from </w:t>
-      </w:r>
-      <w:r>
-        <w:rPr>
-          <w:rFonts w:ascii="Times New Roman" w:eastAsia="Times New Roman" w:hAnsi="Times New Roman" w:cs="Times New Roman"/>
-          <w:b/>
-          <w:bCs/>
-          <w:sz w:val="24"/>
-          <w:szCs w:val="24"/>
-          <w:lang w:eastAsia="en-US"/>
-        </w:rPr>
-        <w:t>Node.js 8/10</w:t>
-      </w:r>
-      <w:r>
-        <w:rPr>
-          <w:rFonts w:ascii="Times New Roman" w:eastAsia="Times New Roman" w:hAnsi="Times New Roman" w:cs="Times New Roman"/>
-          <w:sz w:val="24"/>
-          <w:szCs w:val="24"/>
-          <w:lang w:eastAsia="en-US"/>
-        </w:rPr>
-        <w:t xml:space="preserve"> runtime images to </w:t>
-      </w:r>
-      <w:r>
-        <w:rPr>
-          <w:rFonts w:ascii="Times New Roman" w:eastAsia="Times New Roman" w:hAnsi="Times New Roman" w:cs="Times New Roman"/>
-          <w:b/>
-          <w:bCs/>
-          <w:sz w:val="24"/>
-          <w:szCs w:val="24"/>
-          <w:lang w:eastAsia="en-US"/>
-        </w:rPr>
-        <w:t>Node.js 12/14</w:t>
-      </w:r>
-      <w:r>
-        <w:rPr>
-          <w:rFonts w:ascii="Times New Roman" w:eastAsia="Times New Roman" w:hAnsi="Times New Roman" w:cs="Times New Roman"/>
-          <w:sz w:val="24"/>
-          <w:szCs w:val="24"/>
-          <w:lang w:eastAsia="en-US"/>
-        </w:rPr>
-        <w:t xml:space="preserve"> by replacing deprecated packages, updating CI scripts, and validating critical API behavior.</w:t>
+        <w:t xml:space="preserve">Built Jenkins and </w:t>
+      </w:r>
+      <w:proofErr w:type="spellStart"/>
+      <w:r>
+        <w:rPr>
+          <w:rFonts w:ascii="Times New Roman" w:eastAsia="Times New Roman" w:hAnsi="Times New Roman" w:cs="Times New Roman"/>
+          <w:sz w:val="24"/>
+          <w:szCs w:val="24"/>
+          <w:lang w:eastAsia="en-US"/>
+        </w:rPr>
+        <w:t>GitLab</w:t>
+      </w:r>
+      <w:proofErr w:type="spellEnd"/>
+      <w:r>
+        <w:rPr>
+          <w:rFonts w:ascii="Times New Roman" w:eastAsia="Times New Roman" w:hAnsi="Times New Roman" w:cs="Times New Roman"/>
+          <w:sz w:val="24"/>
+          <w:szCs w:val="24"/>
+          <w:lang w:eastAsia="en-US"/>
+        </w:rPr>
+        <w:t xml:space="preserve"> CI pipelines with automated unit testing, Docker image creation, static analysis, and staged deployment scripts for development, QA, and production environments.</w:t>
       </w:r>
     </w:p>
     <w:p>
@@ -2833,6 +2366,27 @@
         <w:spacing w:before="100" w:beforeAutospacing="1" w:after="100" w:afterAutospacing="1"/>
         <w:jc w:val="both"/>
         <w:rPr>
+          <w:rFonts w:ascii="Times New Roman" w:eastAsia="Times New Roman" w:hAnsi="Times New Roman" w:cs="Times New Roman"/>
+          <w:sz w:val="24"/>
+          <w:szCs w:val="24"/>
+          <w:lang w:eastAsia="en-US"/>
+        </w:rPr>
+      </w:pPr>
+      <w:r>
+        <w:rPr>
+          <w:rFonts w:ascii="Times New Roman" w:eastAsia="Times New Roman" w:hAnsi="Times New Roman" w:cs="Times New Roman"/>
+          <w:sz w:val="24"/>
+          <w:szCs w:val="24"/>
+          <w:lang w:eastAsia="en-US"/>
+        </w:rPr>
+        <w:t>Collaborated with product owners, QA engineers, and designers during sprint planning and release validation, translating ambiguous requirements into technical tasks, acceptance criteria, and reliable delivery plans.</w:t>
+      </w:r>
+    </w:p>
+    <w:p>
+      <w:pPr>
+        <w:spacing w:before="100" w:beforeAutospacing="1" w:after="100" w:afterAutospacing="1"/>
+        <w:jc w:val="both"/>
+        <w:rPr>
           <w:rStyle w:val="Strong"/>
           <w:rFonts w:ascii="Times New Roman" w:eastAsia="Times New Roman" w:hAnsi="Times New Roman" w:cs="Times New Roman"/>
           <w:b w:val="0"/>
@@ -2842,15 +2396,21 @@
           <w:lang w:eastAsia="en-US"/>
         </w:rPr>
       </w:pPr>
-      <w:r>
-        <w:rPr>
-          <w:rFonts w:ascii="Times New Roman" w:eastAsia="Times New Roman" w:hAnsi="Times New Roman" w:cs="Times New Roman"/>
-          <w:sz w:val="24"/>
-          <w:szCs w:val="24"/>
-          <w:lang w:eastAsia="en-US"/>
-        </w:rPr>
-        <w:t>Partnered with product managers, QA engineers, and designers to convert ambiguous business rules into maintainable Angular screens, resilient Node endpoints, and documented acceptance criteria.</w:t>
-      </w:r>
+    </w:p>
+    <w:p>
+      <w:pPr>
+        <w:spacing w:before="100" w:beforeAutospacing="1" w:after="100" w:afterAutospacing="1"/>
+        <w:jc w:val="both"/>
+        <w:rPr>
+          <w:rStyle w:val="Strong"/>
+          <w:rFonts w:ascii="Times New Roman" w:eastAsia="Times New Roman" w:hAnsi="Times New Roman" w:cs="Times New Roman"/>
+          <w:b w:val="0"/>
+          <w:bCs w:val="0"/>
+          <w:sz w:val="24"/>
+          <w:szCs w:val="24"/>
+          <w:lang w:eastAsia="en-US"/>
+        </w:rPr>
+      </w:pPr>
     </w:p>
     <w:p>
       <w:pPr>
@@ -2871,6 +2431,7 @@
           <w:b/>
           <w:bCs/>
         </w:rPr>
+        <w:lastRenderedPageBreak/>
         <w:t>Soft Build</w:t>
       </w:r>
     </w:p>
@@ -2981,7 +2542,7 @@
           <w:szCs w:val="24"/>
           <w:lang w:eastAsia="en-US"/>
         </w:rPr>
-        <w:t xml:space="preserve">Built business web applications with </w:t>
+        <w:t xml:space="preserve">Built full-stack features with </w:t>
       </w:r>
       <w:r>
         <w:rPr>
@@ -2992,56 +2553,36 @@
           <w:szCs w:val="24"/>
           <w:lang w:eastAsia="en-US"/>
         </w:rPr>
-        <w:t>AngularJS 1.5</w:t>
-      </w:r>
-      <w:r>
-        <w:rPr>
-          <w:rFonts w:ascii="Times New Roman" w:eastAsia="Times New Roman" w:hAnsi="Times New Roman" w:cs="Times New Roman"/>
-          <w:sz w:val="24"/>
-          <w:szCs w:val="24"/>
-          <w:lang w:eastAsia="en-US"/>
-        </w:rPr>
-        <w:t xml:space="preserve">, later </w:t>
-      </w:r>
-      <w:r>
-        <w:rPr>
-          <w:rFonts w:ascii="Times New Roman" w:eastAsia="Times New Roman" w:hAnsi="Times New Roman" w:cs="Times New Roman"/>
-          <w:b/>
-          <w:bCs/>
-          <w:sz w:val="24"/>
-          <w:szCs w:val="24"/>
-          <w:lang w:eastAsia="en-US"/>
-        </w:rPr>
-        <w:t>Angular 2–6</w:t>
-      </w:r>
-      <w:r>
-        <w:rPr>
-          <w:rFonts w:ascii="Times New Roman" w:eastAsia="Times New Roman" w:hAnsi="Times New Roman" w:cs="Times New Roman"/>
-          <w:sz w:val="24"/>
-          <w:szCs w:val="24"/>
-          <w:lang w:eastAsia="en-US"/>
-        </w:rPr>
-        <w:t xml:space="preserve">, </w:t>
-      </w:r>
-      <w:r>
-        <w:rPr>
-          <w:rFonts w:ascii="Times New Roman" w:eastAsia="Times New Roman" w:hAnsi="Times New Roman" w:cs="Times New Roman"/>
-          <w:b/>
-          <w:bCs/>
-          <w:sz w:val="24"/>
-          <w:szCs w:val="24"/>
-          <w:lang w:eastAsia="en-US"/>
-        </w:rPr>
-        <w:t>Node.js 4–10</w:t>
-      </w:r>
-      <w:r>
-        <w:rPr>
-          <w:rFonts w:ascii="Times New Roman" w:eastAsia="Times New Roman" w:hAnsi="Times New Roman" w:cs="Times New Roman"/>
-          <w:sz w:val="24"/>
-          <w:szCs w:val="24"/>
-          <w:lang w:eastAsia="en-US"/>
-        </w:rPr>
-        <w:t>, Express, MySQL, MongoDB, and Bootstrap for service and reporting workflows.</w:t>
+        <w:t>AngularJS, Angular, Node.js</w:t>
+      </w:r>
+      <w:r>
+        <w:rPr>
+          <w:rFonts w:ascii="Times New Roman" w:eastAsia="Times New Roman" w:hAnsi="Times New Roman" w:cs="Times New Roman"/>
+          <w:sz w:val="24"/>
+          <w:szCs w:val="24"/>
+          <w:lang w:eastAsia="en-US"/>
+        </w:rPr>
+        <w:t xml:space="preserve">, Express, MySQL, MongoDB, and </w:t>
+      </w:r>
+      <w:proofErr w:type="spellStart"/>
+      <w:r>
+        <w:rPr>
+          <w:rFonts w:ascii="Times New Roman" w:eastAsia="Times New Roman" w:hAnsi="Times New Roman" w:cs="Times New Roman"/>
+          <w:sz w:val="24"/>
+          <w:szCs w:val="24"/>
+          <w:lang w:eastAsia="en-US"/>
+        </w:rPr>
+        <w:t>Redis</w:t>
+      </w:r>
+      <w:proofErr w:type="spellEnd"/>
+      <w:r>
+        <w:rPr>
+          <w:rFonts w:ascii="Times New Roman" w:eastAsia="Times New Roman" w:hAnsi="Times New Roman" w:cs="Times New Roman"/>
+          <w:sz w:val="24"/>
+          <w:szCs w:val="24"/>
+          <w:lang w:eastAsia="en-US"/>
+        </w:rPr>
+        <w:t xml:space="preserve"> for e-commerce, booking, and business administration applications.</w:t>
       </w:r>
     </w:p>
     <w:p>
@@ -3067,27 +2608,27 @@
           <w:szCs w:val="24"/>
           <w:lang w:eastAsia="en-US"/>
         </w:rPr>
-        <w:t xml:space="preserve">Helped </w:t>
-      </w:r>
-      <w:proofErr w:type="gramStart"/>
-      <w:r>
-        <w:rPr>
-          <w:rFonts w:ascii="Times New Roman" w:eastAsia="Times New Roman" w:hAnsi="Times New Roman" w:cs="Times New Roman"/>
-          <w:sz w:val="24"/>
-          <w:szCs w:val="24"/>
-          <w:lang w:eastAsia="en-US"/>
-        </w:rPr>
-        <w:t>migrate</w:t>
-      </w:r>
-      <w:proofErr w:type="gramEnd"/>
-      <w:r>
-        <w:rPr>
-          <w:rFonts w:ascii="Times New Roman" w:eastAsia="Times New Roman" w:hAnsi="Times New Roman" w:cs="Times New Roman"/>
-          <w:sz w:val="24"/>
-          <w:szCs w:val="24"/>
-          <w:lang w:eastAsia="en-US"/>
-        </w:rPr>
-        <w:t xml:space="preserve"> jQuery-heavy and AngularJS screens into typed Angular modules with reusable components, clearer routing, form validation, and shared service abstractions.</w:t>
+        <w:t xml:space="preserve">Improved page-load performance by </w:t>
+      </w:r>
+      <w:r>
+        <w:rPr>
+          <w:rFonts w:ascii="Times New Roman" w:eastAsia="Times New Roman" w:hAnsi="Times New Roman" w:cs="Times New Roman"/>
+          <w:b/>
+          <w:bCs/>
+          <w:sz w:val="24"/>
+          <w:szCs w:val="24"/>
+          <w:lang w:eastAsia="en-US"/>
+        </w:rPr>
+        <w:t>38%</w:t>
+      </w:r>
+      <w:r>
+        <w:rPr>
+          <w:rFonts w:ascii="Times New Roman" w:eastAsia="Times New Roman" w:hAnsi="Times New Roman" w:cs="Times New Roman"/>
+          <w:sz w:val="24"/>
+          <w:szCs w:val="24"/>
+          <w:lang w:eastAsia="en-US"/>
+        </w:rPr>
+        <w:t xml:space="preserve"> by replacing heavy jQuery interactions with Angular components, compressing assets, reducing API payloads, and introducing browser caching and lazy loading.</w:t>
       </w:r>
     </w:p>
     <w:p>
@@ -3113,7 +2654,7 @@
           <w:szCs w:val="24"/>
           <w:lang w:eastAsia="en-US"/>
         </w:rPr>
-        <w:t>Implemented Node.js REST endpoints for customer records, scheduling, invoices, and reporting while separating controller logic, service logic, and database access layers.</w:t>
+        <w:t>Developed REST APIs for inventory, appointments, reporting, and customer management, applying service-layer patterns that separated business logic from routing and persistence concerns.</w:t>
       </w:r>
     </w:p>
     <w:p>
@@ -3139,27 +2680,7 @@
           <w:szCs w:val="24"/>
           <w:lang w:eastAsia="en-US"/>
         </w:rPr>
-        <w:t xml:space="preserve">Resolved recurring </w:t>
-      </w:r>
-      <w:proofErr w:type="spellStart"/>
-      <w:r>
-        <w:rPr>
-          <w:rFonts w:ascii="Times New Roman" w:eastAsia="Times New Roman" w:hAnsi="Times New Roman" w:cs="Times New Roman"/>
-          <w:sz w:val="24"/>
-          <w:szCs w:val="24"/>
-          <w:lang w:eastAsia="en-US"/>
-        </w:rPr>
-        <w:t>timezone</w:t>
-      </w:r>
-      <w:proofErr w:type="spellEnd"/>
-      <w:r>
-        <w:rPr>
-          <w:rFonts w:ascii="Times New Roman" w:eastAsia="Times New Roman" w:hAnsi="Times New Roman" w:cs="Times New Roman"/>
-          <w:sz w:val="24"/>
-          <w:szCs w:val="24"/>
-          <w:lang w:eastAsia="en-US"/>
-        </w:rPr>
-        <w:t xml:space="preserve"> and date-format bugs in scheduling workflows by normalizing UTC storage, adding display-format helpers, and covering edge cases with tests.</w:t>
+        <w:t>Resolved duplicated form submissions, stale inventory counts, and inconsistent sessions by adding validation guards, transactional updates, request tokens, and clearer error-recovery workflows.</w:t>
       </w:r>
     </w:p>
     <w:p>
@@ -3185,28 +2706,27 @@
           <w:szCs w:val="24"/>
           <w:lang w:eastAsia="en-US"/>
         </w:rPr>
-        <w:lastRenderedPageBreak/>
-        <w:t xml:space="preserve">Improved page responsiveness by </w:t>
-      </w:r>
-      <w:r>
-        <w:rPr>
-          <w:rFonts w:ascii="Times New Roman" w:eastAsia="Times New Roman" w:hAnsi="Times New Roman" w:cs="Times New Roman"/>
-          <w:b/>
-          <w:bCs/>
-          <w:sz w:val="24"/>
-          <w:szCs w:val="24"/>
-          <w:lang w:eastAsia="en-US"/>
-        </w:rPr>
-        <w:t>27%</w:t>
-      </w:r>
-      <w:r>
-        <w:rPr>
-          <w:rFonts w:ascii="Times New Roman" w:eastAsia="Times New Roman" w:hAnsi="Times New Roman" w:cs="Times New Roman"/>
-          <w:sz w:val="24"/>
-          <w:szCs w:val="24"/>
-          <w:lang w:eastAsia="en-US"/>
-        </w:rPr>
-        <w:t xml:space="preserve"> through asset cleanup, API response trimming, lazy-loaded Angular routes, database indexes, and reduced DOM-heavy rendering patterns.</w:t>
+        <w:t xml:space="preserve">Migrated callback-heavy Node.js modules toward Promise-based and </w:t>
+      </w:r>
+      <w:proofErr w:type="spellStart"/>
+      <w:r>
+        <w:rPr>
+          <w:rFonts w:ascii="Times New Roman" w:eastAsia="Times New Roman" w:hAnsi="Times New Roman" w:cs="Times New Roman"/>
+          <w:sz w:val="24"/>
+          <w:szCs w:val="24"/>
+          <w:lang w:eastAsia="en-US"/>
+        </w:rPr>
+        <w:t>async</w:t>
+      </w:r>
+      <w:proofErr w:type="spellEnd"/>
+      <w:r>
+        <w:rPr>
+          <w:rFonts w:ascii="Times New Roman" w:eastAsia="Times New Roman" w:hAnsi="Times New Roman" w:cs="Times New Roman"/>
+          <w:sz w:val="24"/>
+          <w:szCs w:val="24"/>
+          <w:lang w:eastAsia="en-US"/>
+        </w:rPr>
+        <w:t xml:space="preserve"> patterns where supported, improving readability and reducing nested error-handling defects in backend services.</w:t>
       </w:r>
     </w:p>
     <w:p>
@@ -3232,7 +2752,27 @@
           <w:szCs w:val="24"/>
           <w:lang w:eastAsia="en-US"/>
         </w:rPr>
-        <w:t>Created internal reporting exports with CSV generation, pagination, and background processing so large reports no longer blocked normal user-facing requests.</w:t>
+        <w:t xml:space="preserve">Created reusable Angular </w:t>
+      </w:r>
+      <w:proofErr w:type="gramStart"/>
+      <w:r>
+        <w:rPr>
+          <w:rFonts w:ascii="Times New Roman" w:eastAsia="Times New Roman" w:hAnsi="Times New Roman" w:cs="Times New Roman"/>
+          <w:sz w:val="24"/>
+          <w:szCs w:val="24"/>
+          <w:lang w:eastAsia="en-US"/>
+        </w:rPr>
+        <w:t>forms,</w:t>
+      </w:r>
+      <w:proofErr w:type="gramEnd"/>
+      <w:r>
+        <w:rPr>
+          <w:rFonts w:ascii="Times New Roman" w:eastAsia="Times New Roman" w:hAnsi="Times New Roman" w:cs="Times New Roman"/>
+          <w:sz w:val="24"/>
+          <w:szCs w:val="24"/>
+          <w:lang w:eastAsia="en-US"/>
+        </w:rPr>
+        <w:t xml:space="preserve"> modal workflows, dashboard widgets, and shared pipes that helped teams deliver recurring business screens without rebuilding validation and layout behavior.</w:t>
       </w:r>
     </w:p>
     <w:p>
@@ -3258,47 +2798,7 @@
           <w:szCs w:val="24"/>
           <w:lang w:eastAsia="en-US"/>
         </w:rPr>
-        <w:t xml:space="preserve">Supported upgrades from older </w:t>
-      </w:r>
-      <w:r>
-        <w:rPr>
-          <w:rFonts w:ascii="Times New Roman" w:eastAsia="Times New Roman" w:hAnsi="Times New Roman" w:cs="Times New Roman"/>
-          <w:b/>
-          <w:bCs/>
-          <w:sz w:val="24"/>
-          <w:szCs w:val="24"/>
-          <w:lang w:eastAsia="en-US"/>
-        </w:rPr>
-        <w:t>Node.js 4/6</w:t>
-      </w:r>
-      <w:r>
-        <w:rPr>
-          <w:rFonts w:ascii="Times New Roman" w:eastAsia="Times New Roman" w:hAnsi="Times New Roman" w:cs="Times New Roman"/>
-          <w:sz w:val="24"/>
-          <w:szCs w:val="24"/>
-          <w:lang w:eastAsia="en-US"/>
-        </w:rPr>
-        <w:t xml:space="preserve"> services toward </w:t>
-      </w:r>
-      <w:r>
-        <w:rPr>
-          <w:rFonts w:ascii="Times New Roman" w:eastAsia="Times New Roman" w:hAnsi="Times New Roman" w:cs="Times New Roman"/>
-          <w:b/>
-          <w:bCs/>
-          <w:sz w:val="24"/>
-          <w:szCs w:val="24"/>
-          <w:lang w:eastAsia="en-US"/>
-        </w:rPr>
-        <w:t>Node.js 8/10</w:t>
-      </w:r>
-      <w:r>
-        <w:rPr>
-          <w:rFonts w:ascii="Times New Roman" w:eastAsia="Times New Roman" w:hAnsi="Times New Roman" w:cs="Times New Roman"/>
-          <w:sz w:val="24"/>
-          <w:szCs w:val="24"/>
-          <w:lang w:eastAsia="en-US"/>
-        </w:rPr>
-        <w:t xml:space="preserve"> by replacing abandoned middleware, fixing promise handling, and updating deployment scripts.</w:t>
+        <w:t>Added Jasmine, Karma, Jest, and Mocha coverage around pricing calculations, authentication middleware, and critical endpoints, increasing release confidence and lowering regression risk.</w:t>
       </w:r>
     </w:p>
     <w:p>
@@ -3324,7 +2824,7 @@
           <w:szCs w:val="24"/>
           <w:lang w:eastAsia="en-US"/>
         </w:rPr>
-        <w:t>Collaborated in Agile delivery with senior engineers to estimate features, review pull requests, investigate production bugs, and document safer release steps for support teams.</w:t>
+        <w:t>Partnered with senior engineers on database indexing, slow-query analysis, deployment scripts, production troubleshooting, and code reviews, building disciplined full-stack engineering practices.</w:t>
       </w:r>
     </w:p>
     <w:p>
@@ -3473,7 +2973,7 @@
           <w:szCs w:val="24"/>
           <w:lang w:eastAsia="en-US"/>
         </w:rPr>
-        <w:t xml:space="preserve">Developed client-facing web modules with </w:t>
+        <w:t xml:space="preserve">Delivered JavaScript and </w:t>
       </w:r>
       <w:r>
         <w:rPr>
@@ -3484,36 +2984,16 @@
           <w:szCs w:val="24"/>
           <w:lang w:eastAsia="en-US"/>
         </w:rPr>
-        <w:t>AngularJS 1.3–1.4</w:t>
-      </w:r>
-      <w:r>
-        <w:rPr>
-          <w:rFonts w:ascii="Times New Roman" w:eastAsia="Times New Roman" w:hAnsi="Times New Roman" w:cs="Times New Roman"/>
-          <w:sz w:val="24"/>
-          <w:szCs w:val="24"/>
-          <w:lang w:eastAsia="en-US"/>
-        </w:rPr>
-        <w:t xml:space="preserve">, </w:t>
-      </w:r>
-      <w:r>
-        <w:rPr>
-          <w:rFonts w:ascii="Times New Roman" w:eastAsia="Times New Roman" w:hAnsi="Times New Roman" w:cs="Times New Roman"/>
-          <w:b/>
-          <w:bCs/>
-          <w:sz w:val="24"/>
-          <w:szCs w:val="24"/>
-          <w:lang w:eastAsia="en-US"/>
-        </w:rPr>
-        <w:t>Node.js 0.12</w:t>
-      </w:r>
-      <w:r>
-        <w:rPr>
-          <w:rFonts w:ascii="Times New Roman" w:eastAsia="Times New Roman" w:hAnsi="Times New Roman" w:cs="Times New Roman"/>
-          <w:sz w:val="24"/>
-          <w:szCs w:val="24"/>
-          <w:lang w:eastAsia="en-US"/>
-        </w:rPr>
-        <w:t>, Express, MySQL, MongoDB, jQuery, Bootstrap, and REST-style service integrations.</w:t>
+        <w:t>Node.js</w:t>
+      </w:r>
+      <w:r>
+        <w:rPr>
+          <w:rFonts w:ascii="Times New Roman" w:eastAsia="Times New Roman" w:hAnsi="Times New Roman" w:cs="Times New Roman"/>
+          <w:sz w:val="24"/>
+          <w:szCs w:val="24"/>
+          <w:lang w:eastAsia="en-US"/>
+        </w:rPr>
+        <w:t xml:space="preserve"> features for content-driven business websites, supporting reusable page templates, administrative workflows, and REST-style data access patterns.</w:t>
       </w:r>
     </w:p>
     <w:p>
@@ -3539,7 +3019,7 @@
           <w:szCs w:val="24"/>
           <w:lang w:eastAsia="en-US"/>
         </w:rPr>
-        <w:t>Built reusable AngularJS controllers, directives, and form components for content editing, account settings, and internal dashboard workflows across small business applications.</w:t>
+        <w:t>Maintained legacy interfaces built with HTML, CSS, jQuery, and early component-based JavaScript while helping evaluate AngularJS for more interactive forms and administrative modules.</w:t>
       </w:r>
     </w:p>
     <w:p>
@@ -3565,7 +3045,7 @@
           <w:szCs w:val="24"/>
           <w:lang w:eastAsia="en-US"/>
         </w:rPr>
-        <w:t>Implemented Node.js API routes for authentication, file metadata, and profile updates while learning cleaner separation between routes, validation, and persistence code.</w:t>
+        <w:t>Built small Express services for form submissions, notification routing, file handling, and content APIs, improving separation between browser behavior and backend processing logic.</w:t>
       </w:r>
     </w:p>
     <w:p>
@@ -3591,7 +3071,7 @@
           <w:szCs w:val="24"/>
           <w:lang w:eastAsia="en-US"/>
         </w:rPr>
-        <w:t>Fixed production form-submission bugs caused by double clicks and weak validation by adding server-side checks, disabled submit states, and clearer user feedback.</w:t>
+        <w:t>Fixed production defects involving broken validation, inconsistent uploads, duplicate requests, and missing error messages by strengthening server-side checks and client-side feedback.</w:t>
       </w:r>
     </w:p>
     <w:p>
@@ -3617,27 +3097,7 @@
           <w:szCs w:val="24"/>
           <w:lang w:eastAsia="en-US"/>
         </w:rPr>
-        <w:t xml:space="preserve">Improved internal dashboard response time by </w:t>
-      </w:r>
-      <w:r>
-        <w:rPr>
-          <w:rFonts w:ascii="Times New Roman" w:eastAsia="Times New Roman" w:hAnsi="Times New Roman" w:cs="Times New Roman"/>
-          <w:b/>
-          <w:bCs/>
-          <w:sz w:val="24"/>
-          <w:szCs w:val="24"/>
-          <w:lang w:eastAsia="en-US"/>
-        </w:rPr>
-        <w:t>19%</w:t>
-      </w:r>
-      <w:r>
-        <w:rPr>
-          <w:rFonts w:ascii="Times New Roman" w:eastAsia="Times New Roman" w:hAnsi="Times New Roman" w:cs="Times New Roman"/>
-          <w:sz w:val="24"/>
-          <w:szCs w:val="24"/>
-          <w:lang w:eastAsia="en-US"/>
-        </w:rPr>
-        <w:t xml:space="preserve"> by reducing duplicate database queries, compressing static assets, and caching stable lookup data within the API layer.</w:t>
+        <w:t>Supported MySQL and MongoDB updates by writing safer queries, improving data-cleanup scripts, reviewing schema changes, and validating production data before and after releases.</w:t>
       </w:r>
     </w:p>
     <w:p>
@@ -3663,7 +3123,7 @@
           <w:szCs w:val="24"/>
           <w:lang w:eastAsia="en-US"/>
         </w:rPr>
-        <w:t>Supported a gradual modernization effort that moved scattered jQuery behavior into AngularJS views, making UI behavior easier to test and maintain.</w:t>
+        <w:t>Participated in deployment preparation, browser compatibility testing, and regression checks, helping reduce last-minute release issues across small client-facing web projects.</w:t>
       </w:r>
     </w:p>
     <w:p>
@@ -3692,7 +3152,7 @@
           <w:szCs w:val="24"/>
           <w:lang w:eastAsia="en-US"/>
         </w:rPr>
-        <w:t>Worked closely with senior developers during releases, log reviews, and bug triage to understand production risk, customer impact, and maintainable JavaScript delivery practices.</w:t>
+        <w:t>Collaborated with designers and project managers to convert business requirements into responsive pages, maintainable JavaScript functionality, and practical administrative tools.</w:t>
       </w:r>
     </w:p>
     <w:p>
@@ -3835,7 +3295,7 @@
           <w:szCs w:val="24"/>
           <w:lang w:eastAsia="en-US"/>
         </w:rPr>
-        <w:t xml:space="preserve">Supported early web application development with </w:t>
+        <w:t xml:space="preserve">Assisted senior developers with JavaScript, HTML, CSS, </w:t>
       </w:r>
       <w:r>
         <w:rPr>
@@ -3846,36 +3306,16 @@
           <w:szCs w:val="24"/>
           <w:lang w:eastAsia="en-US"/>
         </w:rPr>
-        <w:t>AngularJS 1.2</w:t>
-      </w:r>
-      <w:r>
-        <w:rPr>
-          <w:rFonts w:ascii="Times New Roman" w:eastAsia="Times New Roman" w:hAnsi="Times New Roman" w:cs="Times New Roman"/>
-          <w:sz w:val="24"/>
-          <w:szCs w:val="24"/>
-          <w:lang w:eastAsia="en-US"/>
-        </w:rPr>
-        <w:t xml:space="preserve">, </w:t>
-      </w:r>
-      <w:r>
-        <w:rPr>
-          <w:rFonts w:ascii="Times New Roman" w:eastAsia="Times New Roman" w:hAnsi="Times New Roman" w:cs="Times New Roman"/>
-          <w:b/>
-          <w:bCs/>
-          <w:sz w:val="24"/>
-          <w:szCs w:val="24"/>
-          <w:lang w:eastAsia="en-US"/>
-        </w:rPr>
-        <w:t>Node.js 0.10</w:t>
-      </w:r>
-      <w:r>
-        <w:rPr>
-          <w:rFonts w:ascii="Times New Roman" w:eastAsia="Times New Roman" w:hAnsi="Times New Roman" w:cs="Times New Roman"/>
-          <w:sz w:val="24"/>
-          <w:szCs w:val="24"/>
-          <w:lang w:eastAsia="en-US"/>
-        </w:rPr>
-        <w:t>, Express, JavaScript, HTML, CSS, MySQL, and basic REST endpoint integration.</w:t>
+        <w:t>AngularJS</w:t>
+      </w:r>
+      <w:r>
+        <w:rPr>
+          <w:rFonts w:ascii="Times New Roman" w:eastAsia="Times New Roman" w:hAnsi="Times New Roman" w:cs="Times New Roman"/>
+          <w:sz w:val="24"/>
+          <w:szCs w:val="24"/>
+          <w:lang w:eastAsia="en-US"/>
+        </w:rPr>
+        <w:t>, Node.js, and Express tasks across internal tools, client websites, and entry-level API-driven applications.</w:t>
       </w:r>
     </w:p>
     <w:p>
@@ -3901,7 +3341,27 @@
           <w:szCs w:val="24"/>
           <w:lang w:eastAsia="en-US"/>
         </w:rPr>
-        <w:t>Assisted in building simple AngularJS views for login, profile, listing, and admin screens while learning controller scope management and reusable template patterns.</w:t>
+        <w:t xml:space="preserve">Built small UI enhancements, reusable page sections, and validation scripts while learning practical debugging, browser compatibility handling, and disciplined </w:t>
+      </w:r>
+      <w:proofErr w:type="spellStart"/>
+      <w:r>
+        <w:rPr>
+          <w:rFonts w:ascii="Times New Roman" w:eastAsia="Times New Roman" w:hAnsi="Times New Roman" w:cs="Times New Roman"/>
+          <w:sz w:val="24"/>
+          <w:szCs w:val="24"/>
+          <w:lang w:eastAsia="en-US"/>
+        </w:rPr>
+        <w:t>Git</w:t>
+      </w:r>
+      <w:proofErr w:type="spellEnd"/>
+      <w:r>
+        <w:rPr>
+          <w:rFonts w:ascii="Times New Roman" w:eastAsia="Times New Roman" w:hAnsi="Times New Roman" w:cs="Times New Roman"/>
+          <w:sz w:val="24"/>
+          <w:szCs w:val="24"/>
+          <w:lang w:eastAsia="en-US"/>
+        </w:rPr>
+        <w:t xml:space="preserve"> workflow practices.</w:t>
       </w:r>
     </w:p>
     <w:p>
@@ -3927,7 +3387,7 @@
           <w:szCs w:val="24"/>
           <w:lang w:eastAsia="en-US"/>
         </w:rPr>
-        <w:t>Created small Node.js route handlers and utility scripts for form data, lookup lists, and internal test records under senior developer review.</w:t>
+        <w:t>Supported backend development for REST endpoints, form handlers, and database-backed administrative pages using Node.js, Express, MySQL, and MongoDB.</w:t>
       </w:r>
     </w:p>
     <w:p>
@@ -3953,7 +3413,8 @@
           <w:szCs w:val="24"/>
           <w:lang w:eastAsia="en-US"/>
         </w:rPr>
-        <w:t>Helped reproduce browser-specific UI issues, validation gaps, and inconsistent API responses by writing clear bug notes and retesting fixes before release.</w:t>
+        <w:lastRenderedPageBreak/>
+        <w:t>Investigated layout defects, incorrect form data, and inconsistent API responses by reproducing issues, documenting reliable steps, and preparing targeted fixes for review.</w:t>
       </w:r>
     </w:p>
     <w:p>
@@ -3979,27 +3440,7 @@
           <w:szCs w:val="24"/>
           <w:lang w:eastAsia="en-US"/>
         </w:rPr>
-        <w:t xml:space="preserve">Contributed to documentation, </w:t>
-      </w:r>
-      <w:proofErr w:type="spellStart"/>
-      <w:r>
-        <w:rPr>
-          <w:rFonts w:ascii="Times New Roman" w:eastAsia="Times New Roman" w:hAnsi="Times New Roman" w:cs="Times New Roman"/>
-          <w:sz w:val="24"/>
-          <w:szCs w:val="24"/>
-          <w:lang w:eastAsia="en-US"/>
-        </w:rPr>
-        <w:t>Git</w:t>
-      </w:r>
-      <w:proofErr w:type="spellEnd"/>
-      <w:r>
-        <w:rPr>
-          <w:rFonts w:ascii="Times New Roman" w:eastAsia="Times New Roman" w:hAnsi="Times New Roman" w:cs="Times New Roman"/>
-          <w:sz w:val="24"/>
-          <w:szCs w:val="24"/>
-          <w:lang w:eastAsia="en-US"/>
-        </w:rPr>
-        <w:t xml:space="preserve"> workflows, and QA support while building foundational experience in JavaScript application structure, debugging, and team-based software delivery.</w:t>
+        <w:t>Contributed to QA checks, deployment notes, and peer reviews, building a strong foundation in professional software delivery, teamwork, maintainability, and production support.</w:t>
       </w:r>
     </w:p>
     <w:p>
@@ -4014,7 +3455,7 @@
           <w:rFonts w:asciiTheme="majorBidi" w:hAnsiTheme="majorBidi" w:cstheme="majorBidi"/>
         </w:rPr>
         <w:pict>
-          <v:rect id="_x0000_i1027" style="width:523.3pt;height:1pt" o:hralign="center" o:hrstd="t" o:hrnoshade="t" o:hr="t" fillcolor="#5b9bd5" stroked="f"/>
+          <v:rect id="_x0000_i1029" style="width:523.3pt;height:1pt" o:hralign="center" o:hrstd="t" o:hrnoshade="t" o:hr="t" fillcolor="#5b9bd5" stroked="f"/>
         </w:pict>
       </w:r>
     </w:p>
@@ -4079,16 +3520,8 @@
         <w:rPr>
           <w:rFonts w:asciiTheme="majorBidi" w:hAnsiTheme="majorBidi" w:cstheme="majorBidi"/>
         </w:rPr>
-        <w:t>Bachelor’s Degree in Computer Science</w:t>
-      </w:r>
-      <w:proofErr w:type="gramStart"/>
-      <w:r>
-        <w:rPr>
-          <w:rFonts w:asciiTheme="majorBidi" w:hAnsiTheme="majorBidi" w:cstheme="majorBidi"/>
-        </w:rPr>
-        <w:t>,</w:t>
-      </w:r>
-      <w:proofErr w:type="gramEnd"/>
+        <w:t>Bachelor’s Degree in Computer Science,</w:t>
+      </w:r>
       <w:r>
         <w:rPr>
           <w:rFonts w:asciiTheme="majorBidi" w:hAnsiTheme="majorBidi" w:cstheme="majorBidi"/>
@@ -4107,20 +3540,34 @@
           <w:rStyle w:val="Strong"/>
           <w:rFonts w:asciiTheme="majorBidi" w:hAnsiTheme="majorBidi" w:cstheme="majorBidi"/>
         </w:rPr>
-        <w:t xml:space="preserve">2010 – </w:t>
+        <w:t>201</w:t>
       </w:r>
       <w:r>
         <w:rPr>
           <w:rStyle w:val="Strong"/>
           <w:rFonts w:asciiTheme="majorBidi" w:hAnsiTheme="majorBidi" w:cstheme="majorBidi"/>
         </w:rPr>
-        <w:t xml:space="preserve">May </w:t>
+        <w:t>1</w:t>
       </w:r>
       <w:r>
         <w:rPr>
           <w:rStyle w:val="Strong"/>
           <w:rFonts w:asciiTheme="majorBidi" w:hAnsiTheme="majorBidi" w:cstheme="majorBidi"/>
         </w:rPr>
+        <w:t xml:space="preserve"> – </w:t>
+      </w:r>
+      <w:r>
+        <w:rPr>
+          <w:rStyle w:val="Strong"/>
+          <w:rFonts w:asciiTheme="majorBidi" w:hAnsiTheme="majorBidi" w:cstheme="majorBidi"/>
+        </w:rPr>
+        <w:t xml:space="preserve">May </w:t>
+      </w:r>
+      <w:r>
+        <w:rPr>
+          <w:rStyle w:val="Strong"/>
+          <w:rFonts w:asciiTheme="majorBidi" w:hAnsiTheme="majorBidi" w:cstheme="majorBidi"/>
+        </w:rPr>
         <w:t>2014</w:t>
       </w:r>
     </w:p>
@@ -4135,9 +3582,8 @@
         <w:rPr>
           <w:rFonts w:asciiTheme="majorBidi" w:hAnsiTheme="majorBidi" w:cstheme="majorBidi"/>
         </w:rPr>
-        <w:lastRenderedPageBreak/>
         <w:pict>
-          <v:rect id="_x0000_i1028" style="width:523.3pt;height:1pt" o:hralign="center" o:hrstd="t" o:hrnoshade="t" o:hr="t" fillcolor="#5b9bd5" stroked="f"/>
+          <v:rect id="_x0000_i1027" style="width:523.3pt;height:1pt" o:hralign="center" o:hrstd="t" o:hrnoshade="t" o:hr="t" fillcolor="#5b9bd5" stroked="f"/>
         </w:pict>
       </w:r>
     </w:p>
@@ -4171,15 +3617,13 @@
         </w:rPr>
         <w:t>CERTIFICATIONS</w:t>
       </w:r>
-      <w:bookmarkStart w:id="0" w:name="_GoBack"/>
-      <w:bookmarkEnd w:id="0"/>
     </w:p>
     <w:p>
       <w:pPr>
         <w:pStyle w:val="ListParagraph"/>
         <w:numPr>
           <w:ilvl w:val="0"/>
-          <w:numId w:val="46"/>
+          <w:numId w:val="39"/>
         </w:numPr>
         <w:spacing w:before="100" w:beforeAutospacing="1" w:after="100" w:afterAutospacing="1"/>
         <w:rPr>
@@ -4206,7 +3650,7 @@
         <w:pStyle w:val="ListParagraph"/>
         <w:numPr>
           <w:ilvl w:val="0"/>
-          <w:numId w:val="46"/>
+          <w:numId w:val="39"/>
         </w:numPr>
         <w:spacing w:before="100" w:beforeAutospacing="1" w:after="100" w:afterAutospacing="1"/>
         <w:rPr>
@@ -4233,7 +3677,7 @@
         <w:pStyle w:val="ListParagraph"/>
         <w:numPr>
           <w:ilvl w:val="0"/>
-          <w:numId w:val="46"/>
+          <w:numId w:val="39"/>
         </w:numPr>
         <w:spacing w:before="100" w:beforeAutospacing="1" w:after="100" w:afterAutospacing="1"/>
         <w:rPr>
@@ -4252,7 +3696,7 @@
           <w:szCs w:val="24"/>
           <w:lang w:eastAsia="en-US"/>
         </w:rPr>
-        <w:t>Microsoft Certified: Azure Developer Associate</w:t>
+        <w:t>MongoDB Certified Developer Associate</w:t>
       </w:r>
     </w:p>
     <w:p>
@@ -4260,7 +3704,7 @@
         <w:pStyle w:val="ListParagraph"/>
         <w:numPr>
           <w:ilvl w:val="0"/>
-          <w:numId w:val="46"/>
+          <w:numId w:val="39"/>
         </w:numPr>
         <w:spacing w:before="100" w:beforeAutospacing="1" w:after="100" w:afterAutospacing="1"/>
         <w:rPr>
@@ -4279,7 +3723,7 @@
           <w:szCs w:val="24"/>
           <w:lang w:eastAsia="en-US"/>
         </w:rPr>
-        <w:t>Certified Kubernetes Application Developer — CKAD</w:t>
+        <w:t>Certified Kubernetes Application Developer (CKAD)</w:t>
       </w:r>
     </w:p>
     <w:p>
@@ -4287,7 +3731,7 @@
         <w:pStyle w:val="ListParagraph"/>
         <w:numPr>
           <w:ilvl w:val="0"/>
-          <w:numId w:val="46"/>
+          <w:numId w:val="39"/>
         </w:numPr>
         <w:spacing w:before="100" w:beforeAutospacing="1" w:after="100" w:afterAutospacing="1"/>
         <w:rPr>
@@ -4306,7 +3750,7 @@
           <w:szCs w:val="24"/>
           <w:lang w:eastAsia="en-US"/>
         </w:rPr>
-        <w:t>Professional Scrum Master I — PSM I</w:t>
+        <w:t>Professional Scrum Developer I (PSD I)</w:t>
       </w:r>
     </w:p>
     <w:p>
@@ -4321,7 +3765,7 @@
           <w:rFonts w:asciiTheme="majorBidi" w:hAnsiTheme="majorBidi" w:cstheme="majorBidi"/>
         </w:rPr>
         <w:pict>
-          <v:rect id="_x0000_i1029" style="width:523.3pt;height:1pt" o:hralign="center" o:hrstd="t" o:hrnoshade="t" o:hr="t" fillcolor="#5b9bd5" stroked="f"/>
+          <v:rect id="_x0000_i1028" style="width:523.3pt;height:1pt" o:hralign="center" o:hrstd="t" o:hrnoshade="t" o:hr="t" fillcolor="#5b9bd5" stroked="f"/>
         </w:pict>
       </w:r>
     </w:p>
@@ -4358,7 +3802,8 @@
     </w:p>
     <w:p>
       <w:pPr>
-        <w:pStyle w:val="Heading2"/>
+        <w:pStyle w:val="Heading3"/>
+        <w:jc w:val="both"/>
         <w:rPr>
           <w:rFonts w:ascii="Times New Roman" w:hAnsi="Times New Roman" w:hint="default"/>
           <w:sz w:val="24"/>
@@ -4367,244 +3812,152 @@
       </w:pPr>
       <w:r>
         <w:rPr>
-          <w:rStyle w:val="Strong"/>
           <w:rFonts w:ascii="Times New Roman" w:hAnsi="Times New Roman" w:hint="default"/>
-          <w:b/>
-          <w:bCs/>
-          <w:sz w:val="24"/>
-          <w:szCs w:val="24"/>
-        </w:rPr>
-        <w:t>Enterprise Workflow Modernization Platform</w:t>
+          <w:sz w:val="24"/>
+          <w:szCs w:val="24"/>
+        </w:rPr>
+        <w:t>Cloud-Native Commerce Operations Platform</w:t>
       </w:r>
     </w:p>
     <w:p>
       <w:pPr>
         <w:pStyle w:val="NormalWeb"/>
-        <w:numPr>
-          <w:ilvl w:val="0"/>
-          <w:numId w:val="44"/>
-        </w:numPr>
         <w:jc w:val="both"/>
       </w:pPr>
       <w:r>
-        <w:t xml:space="preserve">Led modernization of a legacy workflow platform from older </w:t>
+        <w:t xml:space="preserve">Designed and delivered an enterprise operations platform using </w:t>
       </w:r>
       <w:r>
         <w:rPr>
           <w:rStyle w:val="Strong"/>
         </w:rPr>
-        <w:t>Angular 10</w:t>
-      </w:r>
-      <w:r>
-        <w:t xml:space="preserve"> modules and </w:t>
-      </w:r>
+        <w:t xml:space="preserve">Angular, Node.js, </w:t>
+      </w:r>
+      <w:proofErr w:type="spellStart"/>
       <w:r>
         <w:rPr>
           <w:rStyle w:val="Strong"/>
         </w:rPr>
-        <w:t>Node.js 12/14</w:t>
-      </w:r>
-      <w:r>
-        <w:t xml:space="preserve"> services into a more maintainable </w:t>
-      </w:r>
+        <w:t>NestJS</w:t>
+      </w:r>
+      <w:proofErr w:type="spellEnd"/>
       <w:r>
         <w:rPr>
           <w:rStyle w:val="Strong"/>
         </w:rPr>
-        <w:t>Angular 16/18</w:t>
-      </w:r>
-      <w:r>
         <w:t xml:space="preserve">, </w:t>
       </w:r>
+      <w:proofErr w:type="spellStart"/>
       <w:r>
         <w:rPr>
           <w:rStyle w:val="Strong"/>
         </w:rPr>
-        <w:t>Node.js 18/20</w:t>
-      </w:r>
-      <w:r>
-        <w:t xml:space="preserve">, </w:t>
+        <w:t>TypeScript</w:t>
+      </w:r>
+      <w:proofErr w:type="spellEnd"/>
+      <w:r>
+        <w:rPr>
+          <w:rStyle w:val="Strong"/>
+        </w:rPr>
+        <w:t xml:space="preserve">, PostgreSQL, </w:t>
       </w:r>
       <w:proofErr w:type="spellStart"/>
       <w:r>
         <w:rPr>
           <w:rStyle w:val="Strong"/>
         </w:rPr>
-        <w:t>NestJS</w:t>
+        <w:t>Redis</w:t>
       </w:r>
       <w:proofErr w:type="spellEnd"/>
       <w:r>
-        <w:t xml:space="preserve">, PostgreSQL, </w:t>
-      </w:r>
-      <w:proofErr w:type="spellStart"/>
-      <w:r>
-        <w:t>Redis</w:t>
-      </w:r>
-      <w:proofErr w:type="spellEnd"/>
-      <w:r>
-        <w:t>, and Docker-based architecture.</w:t>
+        <w:rPr>
+          <w:rStyle w:val="Strong"/>
+        </w:rPr>
+        <w:t>, and AWS</w:t>
+      </w:r>
+      <w:r>
+        <w:t xml:space="preserve"> for order management, customer support, payments, refunds, and reporting, incorporating secure REST APIs, tenant-aware RBAC, event-driven notifications, idempotent payment processing, structured logging, distributed tracing, and automated CI/CD deployment.</w:t>
       </w:r>
     </w:p>
     <w:p>
       <w:pPr>
-        <w:pStyle w:val="NormalWeb"/>
-        <w:numPr>
-          <w:ilvl w:val="0"/>
-          <w:numId w:val="44"/>
-        </w:numPr>
+        <w:pStyle w:val="Heading3"/>
         <w:jc w:val="both"/>
-      </w:pPr>
-      <w:r>
-        <w:t>Implemented lazy-loaded Angular domains, reusable form components, RBAC-aware navigation, queue-backed background processing, and structured audit logging to support configurable approval workflows and customer-specific business rules.</w:t>
+        <w:rPr>
+          <w:rFonts w:ascii="Times New Roman" w:hAnsi="Times New Roman" w:hint="default"/>
+          <w:sz w:val="24"/>
+          <w:szCs w:val="24"/>
+        </w:rPr>
+      </w:pPr>
+      <w:r>
+        <w:rPr>
+          <w:rFonts w:ascii="Times New Roman" w:hAnsi="Times New Roman" w:hint="default"/>
+          <w:sz w:val="24"/>
+          <w:szCs w:val="24"/>
+        </w:rPr>
+        <w:t>Angular Modernization and API Reliability Program</w:t>
       </w:r>
     </w:p>
     <w:p>
       <w:pPr>
         <w:pStyle w:val="NormalWeb"/>
-        <w:numPr>
-          <w:ilvl w:val="0"/>
-          <w:numId w:val="44"/>
-        </w:numPr>
         <w:jc w:val="both"/>
       </w:pPr>
       <w:r>
-        <w:t xml:space="preserve">Improved dashboard performance, production traceability, and release safety by combining </w:t>
+        <w:t xml:space="preserve">Led the modernization of legacy AngularJS and jQuery workflows into </w:t>
       </w:r>
       <w:r>
         <w:rPr>
           <w:rStyle w:val="Strong"/>
         </w:rPr>
-        <w:t>bundle optimization</w:t>
-      </w:r>
-      <w:r>
-        <w:t xml:space="preserve">, API pagination, </w:t>
+        <w:t xml:space="preserve">Angular standalone components, </w:t>
       </w:r>
       <w:proofErr w:type="spellStart"/>
       <w:r>
-        <w:t>Redis</w:t>
+        <w:rPr>
+          <w:rStyle w:val="Strong"/>
+        </w:rPr>
+        <w:t>RxJS</w:t>
       </w:r>
       <w:proofErr w:type="spellEnd"/>
       <w:r>
-        <w:t xml:space="preserve"> caching, Jest regression tests, Sentry monitoring, and GitHub Actions deployment checks.</w:t>
-      </w:r>
-    </w:p>
-    <w:p>
-      <w:pPr>
-        <w:pStyle w:val="Heading2"/>
-        <w:rPr>
-          <w:rFonts w:ascii="Times New Roman" w:hAnsi="Times New Roman" w:hint="default"/>
-          <w:sz w:val="24"/>
-          <w:szCs w:val="24"/>
-        </w:rPr>
-      </w:pPr>
-      <w:r>
         <w:rPr>
           <w:rStyle w:val="Strong"/>
-          <w:rFonts w:ascii="Times New Roman" w:hAnsi="Times New Roman" w:hint="default"/>
-          <w:b/>
-          <w:bCs/>
-          <w:sz w:val="24"/>
-          <w:szCs w:val="24"/>
-        </w:rPr>
-        <w:t>Digital Commerce Admin &amp; API Platform</w:t>
-      </w:r>
-    </w:p>
-    <w:p>
-      <w:pPr>
-        <w:pStyle w:val="NormalWeb"/>
-        <w:numPr>
-          <w:ilvl w:val="0"/>
-          <w:numId w:val="45"/>
-        </w:numPr>
-        <w:jc w:val="both"/>
-      </w:pPr>
-      <w:r>
-        <w:t xml:space="preserve">Built a commerce operations platform using </w:t>
-      </w:r>
+        </w:rPr>
+        <w:t xml:space="preserve">, </w:t>
+      </w:r>
+      <w:proofErr w:type="spellStart"/>
       <w:r>
         <w:rPr>
           <w:rStyle w:val="Strong"/>
         </w:rPr>
-        <w:t>Angular 9/10</w:t>
-      </w:r>
-      <w:r>
-        <w:t xml:space="preserve">, </w:t>
-      </w:r>
+        <w:t>NgRx</w:t>
+      </w:r>
+      <w:proofErr w:type="spellEnd"/>
       <w:r>
         <w:rPr>
           <w:rStyle w:val="Strong"/>
         </w:rPr>
-        <w:t>Node.js 12/14</w:t>
-      </w:r>
-      <w:r>
-        <w:t xml:space="preserve">, Express, </w:t>
+        <w:t xml:space="preserve">, reactive forms, and </w:t>
       </w:r>
       <w:proofErr w:type="spellStart"/>
       <w:r>
+        <w:rPr>
+          <w:rStyle w:val="Strong"/>
+        </w:rPr>
         <w:t>TypeScript</w:t>
       </w:r>
       <w:proofErr w:type="spellEnd"/>
       <w:r>
-        <w:t xml:space="preserve">, PostgreSQL, MongoDB, </w:t>
+        <w:t xml:space="preserve">, while restructuring Node.js APIs with stronger validation, transactional outbox processing, standardized error handling, </w:t>
       </w:r>
       <w:proofErr w:type="spellStart"/>
       <w:r>
-        <w:t>Redis</w:t>
+        <w:t>OpenTelemetry</w:t>
       </w:r>
       <w:proofErr w:type="spellEnd"/>
       <w:r>
-        <w:t>, and Cypress to support order management, inventory synchronization, reporting, and admin configuration.</w:t>
-      </w:r>
-    </w:p>
-    <w:p>
-      <w:pPr>
-        <w:pStyle w:val="NormalWeb"/>
-        <w:numPr>
-          <w:ilvl w:val="0"/>
-          <w:numId w:val="45"/>
-        </w:numPr>
-        <w:jc w:val="both"/>
-      </w:pPr>
-      <w:r>
-        <w:t xml:space="preserve">Solved duplicate </w:t>
-      </w:r>
-      <w:proofErr w:type="spellStart"/>
-      <w:r>
-        <w:t>webhook</w:t>
-      </w:r>
-      <w:proofErr w:type="spellEnd"/>
-      <w:r>
-        <w:t xml:space="preserve"> and inconsistent order-state problems by adding </w:t>
-      </w:r>
-      <w:proofErr w:type="spellStart"/>
-      <w:r>
-        <w:rPr>
-          <w:rStyle w:val="Strong"/>
-        </w:rPr>
-        <w:t>idempotency</w:t>
-      </w:r>
-      <w:proofErr w:type="spellEnd"/>
-      <w:r>
-        <w:rPr>
-          <w:rStyle w:val="Strong"/>
-        </w:rPr>
-        <w:t xml:space="preserve"> keys</w:t>
-      </w:r>
-      <w:r>
-        <w:t>, transaction-safe writes, retry-aware workers, reconciliation logs, and automated API tests around payment and fulfillment workflows.</w:t>
-      </w:r>
-    </w:p>
-    <w:p>
-      <w:pPr>
-        <w:pStyle w:val="NormalWeb"/>
-        <w:numPr>
-          <w:ilvl w:val="0"/>
-          <w:numId w:val="45"/>
-        </w:numPr>
-        <w:jc w:val="both"/>
-      </w:pPr>
-      <w:r>
-        <w:t>Improved maintainability by separating API controllers, service layers, validation middleware, and database access while documenting REST contracts for frontend, backend, QA, and support teams.</w:t>
+        <w:t xml:space="preserve"> observability, automated regression testing, and rollback-ready deployments across staging and production.</w:t>
       </w:r>
     </w:p>
     <w:sectPr>
@@ -5030,232 +4383,6 @@
     </w:lvl>
   </w:abstractNum>
   <w:abstractNum w:abstractNumId="3">
-    <w:nsid w:val="082D4CA2"/>
-    <w:multiLevelType w:val="hybridMultilevel"/>
-    <w:tmpl w:val="4530C536"/>
-    <w:lvl w:ilvl="0" w:tplc="04090001">
-      <w:start w:val="1"/>
-      <w:numFmt w:val="bullet"/>
-      <w:lvlText w:val=""/>
-      <w:lvlJc w:val="left"/>
-      <w:pPr>
-        <w:ind w:left="360" w:hanging="360"/>
-      </w:pPr>
-      <w:rPr>
-        <w:rFonts w:ascii="Symbol" w:hAnsi="Symbol" w:hint="default"/>
-      </w:rPr>
-    </w:lvl>
-    <w:lvl w:ilvl="1" w:tplc="04090003" w:tentative="1">
-      <w:start w:val="1"/>
-      <w:numFmt w:val="bullet"/>
-      <w:lvlText w:val="o"/>
-      <w:lvlJc w:val="left"/>
-      <w:pPr>
-        <w:ind w:left="1080" w:hanging="360"/>
-      </w:pPr>
-      <w:rPr>
-        <w:rFonts w:ascii="Courier New" w:hAnsi="Courier New" w:cs="Courier New" w:hint="default"/>
-      </w:rPr>
-    </w:lvl>
-    <w:lvl w:ilvl="2" w:tplc="04090005" w:tentative="1">
-      <w:start w:val="1"/>
-      <w:numFmt w:val="bullet"/>
-      <w:lvlText w:val=""/>
-      <w:lvlJc w:val="left"/>
-      <w:pPr>
-        <w:ind w:left="1800" w:hanging="360"/>
-      </w:pPr>
-      <w:rPr>
-        <w:rFonts w:ascii="Wingdings" w:hAnsi="Wingdings" w:hint="default"/>
-      </w:rPr>
-    </w:lvl>
-    <w:lvl w:ilvl="3" w:tplc="04090001" w:tentative="1">
-      <w:start w:val="1"/>
-      <w:numFmt w:val="bullet"/>
-      <w:lvlText w:val=""/>
-      <w:lvlJc w:val="left"/>
-      <w:pPr>
-        <w:ind w:left="2520" w:hanging="360"/>
-      </w:pPr>
-      <w:rPr>
-        <w:rFonts w:ascii="Symbol" w:hAnsi="Symbol" w:hint="default"/>
-      </w:rPr>
-    </w:lvl>
-    <w:lvl w:ilvl="4" w:tplc="04090003" w:tentative="1">
-      <w:start w:val="1"/>
-      <w:numFmt w:val="bullet"/>
-      <w:lvlText w:val="o"/>
-      <w:lvlJc w:val="left"/>
-      <w:pPr>
-        <w:ind w:left="3240" w:hanging="360"/>
-      </w:pPr>
-      <w:rPr>
-        <w:rFonts w:ascii="Courier New" w:hAnsi="Courier New" w:cs="Courier New" w:hint="default"/>
-      </w:rPr>
-    </w:lvl>
-    <w:lvl w:ilvl="5" w:tplc="04090005" w:tentative="1">
-      <w:start w:val="1"/>
-      <w:numFmt w:val="bullet"/>
-      <w:lvlText w:val=""/>
-      <w:lvlJc w:val="left"/>
-      <w:pPr>
-        <w:ind w:left="3960" w:hanging="360"/>
-      </w:pPr>
-      <w:rPr>
-        <w:rFonts w:ascii="Wingdings" w:hAnsi="Wingdings" w:hint="default"/>
-      </w:rPr>
-    </w:lvl>
-    <w:lvl w:ilvl="6" w:tplc="04090001" w:tentative="1">
-      <w:start w:val="1"/>
-      <w:numFmt w:val="bullet"/>
-      <w:lvlText w:val=""/>
-      <w:lvlJc w:val="left"/>
-      <w:pPr>
-        <w:ind w:left="4680" w:hanging="360"/>
-      </w:pPr>
-      <w:rPr>
-        <w:rFonts w:ascii="Symbol" w:hAnsi="Symbol" w:hint="default"/>
-      </w:rPr>
-    </w:lvl>
-    <w:lvl w:ilvl="7" w:tplc="04090003" w:tentative="1">
-      <w:start w:val="1"/>
-      <w:numFmt w:val="bullet"/>
-      <w:lvlText w:val="o"/>
-      <w:lvlJc w:val="left"/>
-      <w:pPr>
-        <w:ind w:left="5400" w:hanging="360"/>
-      </w:pPr>
-      <w:rPr>
-        <w:rFonts w:ascii="Courier New" w:hAnsi="Courier New" w:cs="Courier New" w:hint="default"/>
-      </w:rPr>
-    </w:lvl>
-    <w:lvl w:ilvl="8" w:tplc="04090005" w:tentative="1">
-      <w:start w:val="1"/>
-      <w:numFmt w:val="bullet"/>
-      <w:lvlText w:val=""/>
-      <w:lvlJc w:val="left"/>
-      <w:pPr>
-        <w:ind w:left="6120" w:hanging="360"/>
-      </w:pPr>
-      <w:rPr>
-        <w:rFonts w:ascii="Wingdings" w:hAnsi="Wingdings" w:hint="default"/>
-      </w:rPr>
-    </w:lvl>
-  </w:abstractNum>
-  <w:abstractNum w:abstractNumId="4">
-    <w:nsid w:val="0C7D4C64"/>
-    <w:multiLevelType w:val="hybridMultilevel"/>
-    <w:tmpl w:val="D72E99B0"/>
-    <w:lvl w:ilvl="0" w:tplc="04090001">
-      <w:start w:val="1"/>
-      <w:numFmt w:val="bullet"/>
-      <w:lvlText w:val=""/>
-      <w:lvlJc w:val="left"/>
-      <w:pPr>
-        <w:ind w:left="360" w:hanging="360"/>
-      </w:pPr>
-      <w:rPr>
-        <w:rFonts w:ascii="Symbol" w:hAnsi="Symbol" w:hint="default"/>
-      </w:rPr>
-    </w:lvl>
-    <w:lvl w:ilvl="1" w:tplc="04090003" w:tentative="1">
-      <w:start w:val="1"/>
-      <w:numFmt w:val="bullet"/>
-      <w:lvlText w:val="o"/>
-      <w:lvlJc w:val="left"/>
-      <w:pPr>
-        <w:ind w:left="1080" w:hanging="360"/>
-      </w:pPr>
-      <w:rPr>
-        <w:rFonts w:ascii="Courier New" w:hAnsi="Courier New" w:cs="Courier New" w:hint="default"/>
-      </w:rPr>
-    </w:lvl>
-    <w:lvl w:ilvl="2" w:tplc="04090005" w:tentative="1">
-      <w:start w:val="1"/>
-      <w:numFmt w:val="bullet"/>
-      <w:lvlText w:val=""/>
-      <w:lvlJc w:val="left"/>
-      <w:pPr>
-        <w:ind w:left="1800" w:hanging="360"/>
-      </w:pPr>
-      <w:rPr>
-        <w:rFonts w:ascii="Wingdings" w:hAnsi="Wingdings" w:hint="default"/>
-      </w:rPr>
-    </w:lvl>
-    <w:lvl w:ilvl="3" w:tplc="04090001" w:tentative="1">
-      <w:start w:val="1"/>
-      <w:numFmt w:val="bullet"/>
-      <w:lvlText w:val=""/>
-      <w:lvlJc w:val="left"/>
-      <w:pPr>
-        <w:ind w:left="2520" w:hanging="360"/>
-      </w:pPr>
-      <w:rPr>
-        <w:rFonts w:ascii="Symbol" w:hAnsi="Symbol" w:hint="default"/>
-      </w:rPr>
-    </w:lvl>
-    <w:lvl w:ilvl="4" w:tplc="04090003" w:tentative="1">
-      <w:start w:val="1"/>
-      <w:numFmt w:val="bullet"/>
-      <w:lvlText w:val="o"/>
-      <w:lvlJc w:val="left"/>
-      <w:pPr>
-        <w:ind w:left="3240" w:hanging="360"/>
-      </w:pPr>
-      <w:rPr>
-        <w:rFonts w:ascii="Courier New" w:hAnsi="Courier New" w:cs="Courier New" w:hint="default"/>
-      </w:rPr>
-    </w:lvl>
-    <w:lvl w:ilvl="5" w:tplc="04090005" w:tentative="1">
-      <w:start w:val="1"/>
-      <w:numFmt w:val="bullet"/>
-      <w:lvlText w:val=""/>
-      <w:lvlJc w:val="left"/>
-      <w:pPr>
-        <w:ind w:left="3960" w:hanging="360"/>
-      </w:pPr>
-      <w:rPr>
-        <w:rFonts w:ascii="Wingdings" w:hAnsi="Wingdings" w:hint="default"/>
-      </w:rPr>
-    </w:lvl>
-    <w:lvl w:ilvl="6" w:tplc="04090001" w:tentative="1">
-      <w:start w:val="1"/>
-      <w:numFmt w:val="bullet"/>
-      <w:lvlText w:val=""/>
-      <w:lvlJc w:val="left"/>
-      <w:pPr>
-        <w:ind w:left="4680" w:hanging="360"/>
-      </w:pPr>
-      <w:rPr>
-        <w:rFonts w:ascii="Symbol" w:hAnsi="Symbol" w:hint="default"/>
-      </w:rPr>
-    </w:lvl>
-    <w:lvl w:ilvl="7" w:tplc="04090003" w:tentative="1">
-      <w:start w:val="1"/>
-      <w:numFmt w:val="bullet"/>
-      <w:lvlText w:val="o"/>
-      <w:lvlJc w:val="left"/>
-      <w:pPr>
-        <w:ind w:left="5400" w:hanging="360"/>
-      </w:pPr>
-      <w:rPr>
-        <w:rFonts w:ascii="Courier New" w:hAnsi="Courier New" w:cs="Courier New" w:hint="default"/>
-      </w:rPr>
-    </w:lvl>
-    <w:lvl w:ilvl="8" w:tplc="04090005" w:tentative="1">
-      <w:start w:val="1"/>
-      <w:numFmt w:val="bullet"/>
-      <w:lvlText w:val=""/>
-      <w:lvlJc w:val="left"/>
-      <w:pPr>
-        <w:ind w:left="6120" w:hanging="360"/>
-      </w:pPr>
-      <w:rPr>
-        <w:rFonts w:ascii="Wingdings" w:hAnsi="Wingdings" w:hint="default"/>
-      </w:rPr>
-    </w:lvl>
-  </w:abstractNum>
-  <w:abstractNum w:abstractNumId="5">
     <w:nsid w:val="0F0C7FF8"/>
     <w:multiLevelType w:val="hybridMultilevel"/>
     <w:tmpl w:val="4A52A8AC"/>
@@ -5368,120 +4495,7 @@
       </w:rPr>
     </w:lvl>
   </w:abstractNum>
-  <w:abstractNum w:abstractNumId="6">
-    <w:nsid w:val="10CC09BD"/>
-    <w:multiLevelType w:val="hybridMultilevel"/>
-    <w:tmpl w:val="92A2CB4A"/>
-    <w:lvl w:ilvl="0" w:tplc="04090001">
-      <w:start w:val="1"/>
-      <w:numFmt w:val="bullet"/>
-      <w:lvlText w:val=""/>
-      <w:lvlJc w:val="left"/>
-      <w:pPr>
-        <w:ind w:left="360" w:hanging="360"/>
-      </w:pPr>
-      <w:rPr>
-        <w:rFonts w:ascii="Symbol" w:hAnsi="Symbol" w:hint="default"/>
-      </w:rPr>
-    </w:lvl>
-    <w:lvl w:ilvl="1" w:tplc="04090003" w:tentative="1">
-      <w:start w:val="1"/>
-      <w:numFmt w:val="bullet"/>
-      <w:lvlText w:val="o"/>
-      <w:lvlJc w:val="left"/>
-      <w:pPr>
-        <w:ind w:left="1080" w:hanging="360"/>
-      </w:pPr>
-      <w:rPr>
-        <w:rFonts w:ascii="Courier New" w:hAnsi="Courier New" w:cs="Courier New" w:hint="default"/>
-      </w:rPr>
-    </w:lvl>
-    <w:lvl w:ilvl="2" w:tplc="04090005" w:tentative="1">
-      <w:start w:val="1"/>
-      <w:numFmt w:val="bullet"/>
-      <w:lvlText w:val=""/>
-      <w:lvlJc w:val="left"/>
-      <w:pPr>
-        <w:ind w:left="1800" w:hanging="360"/>
-      </w:pPr>
-      <w:rPr>
-        <w:rFonts w:ascii="Wingdings" w:hAnsi="Wingdings" w:hint="default"/>
-      </w:rPr>
-    </w:lvl>
-    <w:lvl w:ilvl="3" w:tplc="04090001" w:tentative="1">
-      <w:start w:val="1"/>
-      <w:numFmt w:val="bullet"/>
-      <w:lvlText w:val=""/>
-      <w:lvlJc w:val="left"/>
-      <w:pPr>
-        <w:ind w:left="2520" w:hanging="360"/>
-      </w:pPr>
-      <w:rPr>
-        <w:rFonts w:ascii="Symbol" w:hAnsi="Symbol" w:hint="default"/>
-      </w:rPr>
-    </w:lvl>
-    <w:lvl w:ilvl="4" w:tplc="04090003" w:tentative="1">
-      <w:start w:val="1"/>
-      <w:numFmt w:val="bullet"/>
-      <w:lvlText w:val="o"/>
-      <w:lvlJc w:val="left"/>
-      <w:pPr>
-        <w:ind w:left="3240" w:hanging="360"/>
-      </w:pPr>
-      <w:rPr>
-        <w:rFonts w:ascii="Courier New" w:hAnsi="Courier New" w:cs="Courier New" w:hint="default"/>
-      </w:rPr>
-    </w:lvl>
-    <w:lvl w:ilvl="5" w:tplc="04090005" w:tentative="1">
-      <w:start w:val="1"/>
-      <w:numFmt w:val="bullet"/>
-      <w:lvlText w:val=""/>
-      <w:lvlJc w:val="left"/>
-      <w:pPr>
-        <w:ind w:left="3960" w:hanging="360"/>
-      </w:pPr>
-      <w:rPr>
-        <w:rFonts w:ascii="Wingdings" w:hAnsi="Wingdings" w:hint="default"/>
-      </w:rPr>
-    </w:lvl>
-    <w:lvl w:ilvl="6" w:tplc="04090001" w:tentative="1">
-      <w:start w:val="1"/>
-      <w:numFmt w:val="bullet"/>
-      <w:lvlText w:val=""/>
-      <w:lvlJc w:val="left"/>
-      <w:pPr>
-        <w:ind w:left="4680" w:hanging="360"/>
-      </w:pPr>
-      <w:rPr>
-        <w:rFonts w:ascii="Symbol" w:hAnsi="Symbol" w:hint="default"/>
-      </w:rPr>
-    </w:lvl>
-    <w:lvl w:ilvl="7" w:tplc="04090003" w:tentative="1">
-      <w:start w:val="1"/>
-      <w:numFmt w:val="bullet"/>
-      <w:lvlText w:val="o"/>
-      <w:lvlJc w:val="left"/>
-      <w:pPr>
-        <w:ind w:left="5400" w:hanging="360"/>
-      </w:pPr>
-      <w:rPr>
-        <w:rFonts w:ascii="Courier New" w:hAnsi="Courier New" w:cs="Courier New" w:hint="default"/>
-      </w:rPr>
-    </w:lvl>
-    <w:lvl w:ilvl="8" w:tplc="04090005" w:tentative="1">
-      <w:start w:val="1"/>
-      <w:numFmt w:val="bullet"/>
-      <w:lvlText w:val=""/>
-      <w:lvlJc w:val="left"/>
-      <w:pPr>
-        <w:ind w:left="6120" w:hanging="360"/>
-      </w:pPr>
-      <w:rPr>
-        <w:rFonts w:ascii="Wingdings" w:hAnsi="Wingdings" w:hint="default"/>
-      </w:rPr>
-    </w:lvl>
-  </w:abstractNum>
-  <w:abstractNum w:abstractNumId="7">
+  <w:abstractNum w:abstractNumId="4">
     <w:nsid w:val="11C44F2B"/>
     <w:multiLevelType w:val="hybridMultilevel"/>
     <w:tmpl w:val="B6F2EF9C"/>
@@ -5594,7 +4608,7 @@
       </w:rPr>
     </w:lvl>
   </w:abstractNum>
-  <w:abstractNum w:abstractNumId="8">
+  <w:abstractNum w:abstractNumId="5">
     <w:nsid w:val="16C952C7"/>
     <w:multiLevelType w:val="hybridMultilevel"/>
     <w:tmpl w:val="E438D528"/>
@@ -5707,7 +4721,7 @@
       </w:rPr>
     </w:lvl>
   </w:abstractNum>
-  <w:abstractNum w:abstractNumId="9">
+  <w:abstractNum w:abstractNumId="6">
     <w:nsid w:val="18361315"/>
     <w:multiLevelType w:val="multilevel"/>
     <w:tmpl w:val="82EC2862"/>
@@ -5856,7 +4870,7 @@
       </w:rPr>
     </w:lvl>
   </w:abstractNum>
-  <w:abstractNum w:abstractNumId="10">
+  <w:abstractNum w:abstractNumId="7">
     <w:nsid w:val="1A795ACC"/>
     <w:multiLevelType w:val="multilevel"/>
     <w:tmpl w:val="7B086AB6"/>
@@ -6006,7 +5020,7 @@
       </w:rPr>
     </w:lvl>
   </w:abstractNum>
-  <w:abstractNum w:abstractNumId="11">
+  <w:abstractNum w:abstractNumId="8">
     <w:nsid w:val="1F232651"/>
     <w:multiLevelType w:val="multilevel"/>
     <w:tmpl w:val="5F8617F2"/>
@@ -6155,7 +5169,7 @@
       </w:rPr>
     </w:lvl>
   </w:abstractNum>
-  <w:abstractNum w:abstractNumId="12">
+  <w:abstractNum w:abstractNumId="9">
     <w:nsid w:val="267E67E8"/>
     <w:multiLevelType w:val="hybridMultilevel"/>
     <w:tmpl w:val="8620E3AA"/>
@@ -6267,7 +5281,7 @@
       </w:rPr>
     </w:lvl>
   </w:abstractNum>
-  <w:abstractNum w:abstractNumId="13">
+  <w:abstractNum w:abstractNumId="10">
     <w:nsid w:val="2B3EE15B"/>
     <w:multiLevelType w:val="multilevel"/>
     <w:tmpl w:val="2B3EE15B"/>
@@ -6416,7 +5430,7 @@
       </w:rPr>
     </w:lvl>
   </w:abstractNum>
-  <w:abstractNum w:abstractNumId="14">
+  <w:abstractNum w:abstractNumId="11">
     <w:nsid w:val="2ED55823"/>
     <w:multiLevelType w:val="hybridMultilevel"/>
     <w:tmpl w:val="120A6E9E"/>
@@ -6528,7 +5542,7 @@
       </w:rPr>
     </w:lvl>
   </w:abstractNum>
-  <w:abstractNum w:abstractNumId="15">
+  <w:abstractNum w:abstractNumId="12">
     <w:nsid w:val="3AC378BC"/>
     <w:multiLevelType w:val="multilevel"/>
     <w:tmpl w:val="3AC378BC"/>
@@ -6641,7 +5655,7 @@
       </w:rPr>
     </w:lvl>
   </w:abstractNum>
-  <w:abstractNum w:abstractNumId="16">
+  <w:abstractNum w:abstractNumId="13">
     <w:nsid w:val="3D0763AA"/>
     <w:multiLevelType w:val="hybridMultilevel"/>
     <w:tmpl w:val="7A489240"/>
@@ -6754,7 +5768,7 @@
       </w:rPr>
     </w:lvl>
   </w:abstractNum>
-  <w:abstractNum w:abstractNumId="17">
+  <w:abstractNum w:abstractNumId="14">
     <w:nsid w:val="3E871354"/>
     <w:multiLevelType w:val="multilevel"/>
     <w:tmpl w:val="120A6E9E"/>
@@ -6866,7 +5880,7 @@
       </w:rPr>
     </w:lvl>
   </w:abstractNum>
-  <w:abstractNum w:abstractNumId="18">
+  <w:abstractNum w:abstractNumId="15">
     <w:nsid w:val="3FFE42B4"/>
     <w:multiLevelType w:val="multilevel"/>
     <w:tmpl w:val="120A6E9E"/>
@@ -6978,7 +5992,7 @@
       </w:rPr>
     </w:lvl>
   </w:abstractNum>
-  <w:abstractNum w:abstractNumId="19">
+  <w:abstractNum w:abstractNumId="16">
     <w:nsid w:val="410D43F3"/>
     <w:multiLevelType w:val="hybridMultilevel"/>
     <w:tmpl w:val="04F22FC0"/>
@@ -7091,7 +6105,7 @@
       </w:rPr>
     </w:lvl>
   </w:abstractNum>
-  <w:abstractNum w:abstractNumId="20">
+  <w:abstractNum w:abstractNumId="17">
     <w:nsid w:val="430B32E9"/>
     <w:multiLevelType w:val="multilevel"/>
     <w:tmpl w:val="120A6E9E"/>
@@ -7203,7 +6217,7 @@
       </w:rPr>
     </w:lvl>
   </w:abstractNum>
-  <w:abstractNum w:abstractNumId="21">
+  <w:abstractNum w:abstractNumId="18">
     <w:nsid w:val="485C41B7"/>
     <w:multiLevelType w:val="hybridMultilevel"/>
     <w:tmpl w:val="A3FA60B2"/>
@@ -7316,7 +6330,7 @@
       </w:rPr>
     </w:lvl>
   </w:abstractNum>
-  <w:abstractNum w:abstractNumId="22">
+  <w:abstractNum w:abstractNumId="19">
     <w:nsid w:val="499658A8"/>
     <w:multiLevelType w:val="multilevel"/>
     <w:tmpl w:val="499658A8"/>
@@ -7465,7 +6479,7 @@
       </w:rPr>
     </w:lvl>
   </w:abstractNum>
-  <w:abstractNum w:abstractNumId="23">
+  <w:abstractNum w:abstractNumId="20">
     <w:nsid w:val="4B566C41"/>
     <w:multiLevelType w:val="hybridMultilevel"/>
     <w:tmpl w:val="97BA3102"/>
@@ -7578,7 +6592,7 @@
       </w:rPr>
     </w:lvl>
   </w:abstractNum>
-  <w:abstractNum w:abstractNumId="24">
+  <w:abstractNum w:abstractNumId="21">
     <w:nsid w:val="4C616B3A"/>
     <w:multiLevelType w:val="hybridMultilevel"/>
     <w:tmpl w:val="B9A4671C"/>
@@ -7691,7 +6705,7 @@
       </w:rPr>
     </w:lvl>
   </w:abstractNum>
-  <w:abstractNum w:abstractNumId="25">
+  <w:abstractNum w:abstractNumId="22">
     <w:nsid w:val="4C7269E5"/>
     <w:multiLevelType w:val="hybridMultilevel"/>
     <w:tmpl w:val="7A12A3A4"/>
@@ -7804,7 +6818,7 @@
       </w:rPr>
     </w:lvl>
   </w:abstractNum>
-  <w:abstractNum w:abstractNumId="26">
+  <w:abstractNum w:abstractNumId="23">
     <w:nsid w:val="4DD47998"/>
     <w:multiLevelType w:val="multilevel"/>
     <w:tmpl w:val="0F50E548"/>
@@ -7953,7 +6967,7 @@
       </w:rPr>
     </w:lvl>
   </w:abstractNum>
-  <w:abstractNum w:abstractNumId="27">
+  <w:abstractNum w:abstractNumId="24">
     <w:nsid w:val="4F5F3605"/>
     <w:multiLevelType w:val="multilevel"/>
     <w:tmpl w:val="9E92DADE"/>
@@ -8102,7 +7116,7 @@
       </w:rPr>
     </w:lvl>
   </w:abstractNum>
-  <w:abstractNum w:abstractNumId="28">
+  <w:abstractNum w:abstractNumId="25">
     <w:nsid w:val="52EC621B"/>
     <w:multiLevelType w:val="hybridMultilevel"/>
     <w:tmpl w:val="E850034A"/>
@@ -8215,7 +7229,7 @@
       </w:rPr>
     </w:lvl>
   </w:abstractNum>
-  <w:abstractNum w:abstractNumId="29">
+  <w:abstractNum w:abstractNumId="26">
     <w:nsid w:val="59D207A6"/>
     <w:multiLevelType w:val="multilevel"/>
     <w:tmpl w:val="8620E3AA"/>
@@ -8327,120 +7341,7 @@
       </w:rPr>
     </w:lvl>
   </w:abstractNum>
-  <w:abstractNum w:abstractNumId="30">
-    <w:nsid w:val="5A681623"/>
-    <w:multiLevelType w:val="hybridMultilevel"/>
-    <w:tmpl w:val="E006CCCA"/>
-    <w:lvl w:ilvl="0" w:tplc="04090001">
-      <w:start w:val="1"/>
-      <w:numFmt w:val="bullet"/>
-      <w:lvlText w:val=""/>
-      <w:lvlJc w:val="left"/>
-      <w:pPr>
-        <w:ind w:left="360" w:hanging="360"/>
-      </w:pPr>
-      <w:rPr>
-        <w:rFonts w:ascii="Symbol" w:hAnsi="Symbol" w:hint="default"/>
-      </w:rPr>
-    </w:lvl>
-    <w:lvl w:ilvl="1" w:tplc="04090003" w:tentative="1">
-      <w:start w:val="1"/>
-      <w:numFmt w:val="bullet"/>
-      <w:lvlText w:val="o"/>
-      <w:lvlJc w:val="left"/>
-      <w:pPr>
-        <w:ind w:left="1080" w:hanging="360"/>
-      </w:pPr>
-      <w:rPr>
-        <w:rFonts w:ascii="Courier New" w:hAnsi="Courier New" w:cs="Courier New" w:hint="default"/>
-      </w:rPr>
-    </w:lvl>
-    <w:lvl w:ilvl="2" w:tplc="04090005" w:tentative="1">
-      <w:start w:val="1"/>
-      <w:numFmt w:val="bullet"/>
-      <w:lvlText w:val=""/>
-      <w:lvlJc w:val="left"/>
-      <w:pPr>
-        <w:ind w:left="1800" w:hanging="360"/>
-      </w:pPr>
-      <w:rPr>
-        <w:rFonts w:ascii="Wingdings" w:hAnsi="Wingdings" w:hint="default"/>
-      </w:rPr>
-    </w:lvl>
-    <w:lvl w:ilvl="3" w:tplc="04090001" w:tentative="1">
-      <w:start w:val="1"/>
-      <w:numFmt w:val="bullet"/>
-      <w:lvlText w:val=""/>
-      <w:lvlJc w:val="left"/>
-      <w:pPr>
-        <w:ind w:left="2520" w:hanging="360"/>
-      </w:pPr>
-      <w:rPr>
-        <w:rFonts w:ascii="Symbol" w:hAnsi="Symbol" w:hint="default"/>
-      </w:rPr>
-    </w:lvl>
-    <w:lvl w:ilvl="4" w:tplc="04090003" w:tentative="1">
-      <w:start w:val="1"/>
-      <w:numFmt w:val="bullet"/>
-      <w:lvlText w:val="o"/>
-      <w:lvlJc w:val="left"/>
-      <w:pPr>
-        <w:ind w:left="3240" w:hanging="360"/>
-      </w:pPr>
-      <w:rPr>
-        <w:rFonts w:ascii="Courier New" w:hAnsi="Courier New" w:cs="Courier New" w:hint="default"/>
-      </w:rPr>
-    </w:lvl>
-    <w:lvl w:ilvl="5" w:tplc="04090005" w:tentative="1">
-      <w:start w:val="1"/>
-      <w:numFmt w:val="bullet"/>
-      <w:lvlText w:val=""/>
-      <w:lvlJc w:val="left"/>
-      <w:pPr>
-        <w:ind w:left="3960" w:hanging="360"/>
-      </w:pPr>
-      <w:rPr>
-        <w:rFonts w:ascii="Wingdings" w:hAnsi="Wingdings" w:hint="default"/>
-      </w:rPr>
-    </w:lvl>
-    <w:lvl w:ilvl="6" w:tplc="04090001" w:tentative="1">
-      <w:start w:val="1"/>
-      <w:numFmt w:val="bullet"/>
-      <w:lvlText w:val=""/>
-      <w:lvlJc w:val="left"/>
-      <w:pPr>
-        <w:ind w:left="4680" w:hanging="360"/>
-      </w:pPr>
-      <w:rPr>
-        <w:rFonts w:ascii="Symbol" w:hAnsi="Symbol" w:hint="default"/>
-      </w:rPr>
-    </w:lvl>
-    <w:lvl w:ilvl="7" w:tplc="04090003" w:tentative="1">
-      <w:start w:val="1"/>
-      <w:numFmt w:val="bullet"/>
-      <w:lvlText w:val="o"/>
-      <w:lvlJc w:val="left"/>
-      <w:pPr>
-        <w:ind w:left="5400" w:hanging="360"/>
-      </w:pPr>
-      <w:rPr>
-        <w:rFonts w:ascii="Courier New" w:hAnsi="Courier New" w:cs="Courier New" w:hint="default"/>
-      </w:rPr>
-    </w:lvl>
-    <w:lvl w:ilvl="8" w:tplc="04090005" w:tentative="1">
-      <w:start w:val="1"/>
-      <w:numFmt w:val="bullet"/>
-      <w:lvlText w:val=""/>
-      <w:lvlJc w:val="left"/>
-      <w:pPr>
-        <w:ind w:left="6120" w:hanging="360"/>
-      </w:pPr>
-      <w:rPr>
-        <w:rFonts w:ascii="Wingdings" w:hAnsi="Wingdings" w:hint="default"/>
-      </w:rPr>
-    </w:lvl>
-  </w:abstractNum>
-  <w:abstractNum w:abstractNumId="31">
+  <w:abstractNum w:abstractNumId="27">
     <w:nsid w:val="5C335AAE"/>
     <w:multiLevelType w:val="hybridMultilevel"/>
     <w:tmpl w:val="25929E40"/>
@@ -8553,7 +7454,7 @@
       </w:rPr>
     </w:lvl>
   </w:abstractNum>
-  <w:abstractNum w:abstractNumId="32">
+  <w:abstractNum w:abstractNumId="28">
     <w:nsid w:val="5DBB6B84"/>
     <w:multiLevelType w:val="multilevel"/>
     <w:tmpl w:val="5DBB6B84"/>
@@ -8702,7 +7603,7 @@
       </w:rPr>
     </w:lvl>
   </w:abstractNum>
-  <w:abstractNum w:abstractNumId="33">
+  <w:abstractNum w:abstractNumId="29">
     <w:nsid w:val="5E1EA880"/>
     <w:multiLevelType w:val="multilevel"/>
     <w:tmpl w:val="5E1EA880"/>
@@ -8851,7 +7752,7 @@
       </w:rPr>
     </w:lvl>
   </w:abstractNum>
-  <w:abstractNum w:abstractNumId="34">
+  <w:abstractNum w:abstractNumId="30">
     <w:nsid w:val="5E9552B7"/>
     <w:multiLevelType w:val="hybridMultilevel"/>
     <w:tmpl w:val="0EAE95FC"/>
@@ -8964,7 +7865,7 @@
       </w:rPr>
     </w:lvl>
   </w:abstractNum>
-  <w:abstractNum w:abstractNumId="35">
+  <w:abstractNum w:abstractNumId="31">
     <w:nsid w:val="60E756E4"/>
     <w:multiLevelType w:val="multilevel"/>
     <w:tmpl w:val="6A28FD52"/>
@@ -9113,7 +8014,7 @@
       </w:rPr>
     </w:lvl>
   </w:abstractNum>
-  <w:abstractNum w:abstractNumId="36">
+  <w:abstractNum w:abstractNumId="32">
     <w:nsid w:val="680E33C7"/>
     <w:multiLevelType w:val="hybridMultilevel"/>
     <w:tmpl w:val="1D105B3C"/>
@@ -9226,7 +8127,7 @@
       </w:rPr>
     </w:lvl>
   </w:abstractNum>
-  <w:abstractNum w:abstractNumId="37">
+  <w:abstractNum w:abstractNumId="33">
     <w:nsid w:val="69A410B3"/>
     <w:multiLevelType w:val="hybridMultilevel"/>
     <w:tmpl w:val="ADAAC554"/>
@@ -9339,7 +8240,7 @@
       </w:rPr>
     </w:lvl>
   </w:abstractNum>
-  <w:abstractNum w:abstractNumId="38">
+  <w:abstractNum w:abstractNumId="34">
     <w:nsid w:val="6A8A0FC4"/>
     <w:multiLevelType w:val="hybridMultilevel"/>
     <w:tmpl w:val="E92CC818"/>
@@ -9452,7 +8353,7 @@
       </w:rPr>
     </w:lvl>
   </w:abstractNum>
-  <w:abstractNum w:abstractNumId="39">
+  <w:abstractNum w:abstractNumId="35">
     <w:nsid w:val="6CC76903"/>
     <w:multiLevelType w:val="multilevel"/>
     <w:tmpl w:val="120A6E9E"/>
@@ -9564,7 +8465,7 @@
       </w:rPr>
     </w:lvl>
   </w:abstractNum>
-  <w:abstractNum w:abstractNumId="40">
+  <w:abstractNum w:abstractNumId="36">
     <w:nsid w:val="709670FC"/>
     <w:multiLevelType w:val="multilevel"/>
     <w:tmpl w:val="5F8617F2"/>
@@ -9713,7 +8614,7 @@
       </w:rPr>
     </w:lvl>
   </w:abstractNum>
-  <w:abstractNum w:abstractNumId="41">
+  <w:abstractNum w:abstractNumId="37">
     <w:nsid w:val="72A15186"/>
     <w:multiLevelType w:val="multilevel"/>
     <w:tmpl w:val="AE440870"/>
@@ -9862,7 +8763,7 @@
       </w:rPr>
     </w:lvl>
   </w:abstractNum>
-  <w:abstractNum w:abstractNumId="42">
+  <w:abstractNum w:abstractNumId="38">
     <w:nsid w:val="73EB54C9"/>
     <w:multiLevelType w:val="multilevel"/>
     <w:tmpl w:val="F1F25E3C"/>
@@ -10011,7 +8912,7 @@
       </w:rPr>
     </w:lvl>
   </w:abstractNum>
-  <w:abstractNum w:abstractNumId="43">
+  <w:abstractNum w:abstractNumId="39">
     <w:nsid w:val="79C834AB"/>
     <w:multiLevelType w:val="multilevel"/>
     <w:tmpl w:val="9E92DADE"/>
@@ -10160,7 +9061,7 @@
       </w:rPr>
     </w:lvl>
   </w:abstractNum>
-  <w:abstractNum w:abstractNumId="44">
+  <w:abstractNum w:abstractNumId="40">
     <w:nsid w:val="7C994523"/>
     <w:multiLevelType w:val="hybridMultilevel"/>
     <w:tmpl w:val="4B848BB2"/>
@@ -10273,7 +9174,7 @@
       </w:rPr>
     </w:lvl>
   </w:abstractNum>
-  <w:abstractNum w:abstractNumId="45">
+  <w:abstractNum w:abstractNumId="41">
     <w:nsid w:val="7CBB7468"/>
     <w:multiLevelType w:val="multilevel"/>
     <w:tmpl w:val="7CBB7468"/>
@@ -10423,16 +9324,16 @@
     </w:lvl>
   </w:abstractNum>
   <w:num w:numId="1">
-    <w:abstractNumId w:val="15"/>
+    <w:abstractNumId w:val="12"/>
   </w:num>
   <w:num w:numId="2">
-    <w:abstractNumId w:val="32"/>
+    <w:abstractNumId w:val="28"/>
   </w:num>
   <w:num w:numId="3">
-    <w:abstractNumId w:val="33"/>
+    <w:abstractNumId w:val="29"/>
   </w:num>
   <w:num w:numId="4">
-    <w:abstractNumId w:val="13"/>
+    <w:abstractNumId w:val="10"/>
   </w:num>
   <w:num w:numId="5">
     <w:abstractNumId w:val="1"/>
@@ -10441,124 +9342,112 @@
     <w:abstractNumId w:val="0"/>
   </w:num>
   <w:num w:numId="7">
-    <w:abstractNumId w:val="45"/>
+    <w:abstractNumId w:val="41"/>
   </w:num>
   <w:num w:numId="8">
+    <w:abstractNumId w:val="19"/>
+  </w:num>
+  <w:num w:numId="9">
+    <w:abstractNumId w:val="31"/>
+  </w:num>
+  <w:num w:numId="10">
+    <w:abstractNumId w:val="8"/>
+  </w:num>
+  <w:num w:numId="11">
+    <w:abstractNumId w:val="36"/>
+  </w:num>
+  <w:num w:numId="12">
+    <w:abstractNumId w:val="11"/>
+  </w:num>
+  <w:num w:numId="13">
+    <w:abstractNumId w:val="35"/>
+  </w:num>
+  <w:num w:numId="14">
+    <w:abstractNumId w:val="17"/>
+  </w:num>
+  <w:num w:numId="15">
+    <w:abstractNumId w:val="14"/>
+  </w:num>
+  <w:num w:numId="16">
+    <w:abstractNumId w:val="15"/>
+  </w:num>
+  <w:num w:numId="17">
+    <w:abstractNumId w:val="34"/>
+  </w:num>
+  <w:num w:numId="18">
     <w:abstractNumId w:val="22"/>
   </w:num>
-  <w:num w:numId="9">
-    <w:abstractNumId w:val="35"/>
+  <w:num w:numId="19">
+    <w:abstractNumId w:val="38"/>
   </w:num>
-  <w:num w:numId="10">
-    <w:abstractNumId w:val="11"/>
-  </w:num>
-  <w:num w:numId="11">
-    <w:abstractNumId w:val="40"/>
-  </w:num>
-  <w:num w:numId="12">
-    <w:abstractNumId w:val="14"/>
-  </w:num>
-  <w:num w:numId="13">
+  <w:num w:numId="20">
     <w:abstractNumId w:val="39"/>
   </w:num>
-  <w:num w:numId="14">
-    <w:abstractNumId w:val="20"/>
-  </w:num>
-  <w:num w:numId="15">
-    <w:abstractNumId w:val="17"/>
-  </w:num>
-  <w:num w:numId="16">
-    <w:abstractNumId w:val="18"/>
-  </w:num>
-  <w:num w:numId="17">
-    <w:abstractNumId w:val="38"/>
-  </w:num>
-  <w:num w:numId="18">
-    <w:abstractNumId w:val="25"/>
-  </w:num>
-  <w:num w:numId="19">
-    <w:abstractNumId w:val="42"/>
-  </w:num>
-  <w:num w:numId="20">
-    <w:abstractNumId w:val="43"/>
-  </w:num>
   <w:num w:numId="21">
-    <w:abstractNumId w:val="27"/>
+    <w:abstractNumId w:val="24"/>
   </w:num>
   <w:num w:numId="22">
-    <w:abstractNumId w:val="12"/>
+    <w:abstractNumId w:val="9"/>
   </w:num>
   <w:num w:numId="23">
     <w:abstractNumId w:val="2"/>
   </w:num>
   <w:num w:numId="24">
-    <w:abstractNumId w:val="10"/>
+    <w:abstractNumId w:val="7"/>
   </w:num>
   <w:num w:numId="25">
-    <w:abstractNumId w:val="29"/>
+    <w:abstractNumId w:val="26"/>
   </w:num>
   <w:num w:numId="26">
-    <w:abstractNumId w:val="26"/>
+    <w:abstractNumId w:val="23"/>
   </w:num>
   <w:num w:numId="27">
-    <w:abstractNumId w:val="41"/>
+    <w:abstractNumId w:val="37"/>
   </w:num>
   <w:num w:numId="28">
-    <w:abstractNumId w:val="9"/>
+    <w:abstractNumId w:val="6"/>
   </w:num>
   <w:num w:numId="29">
-    <w:abstractNumId w:val="24"/>
+    <w:abstractNumId w:val="21"/>
   </w:num>
   <w:num w:numId="30">
-    <w:abstractNumId w:val="31"/>
+    <w:abstractNumId w:val="27"/>
   </w:num>
   <w:num w:numId="31">
-    <w:abstractNumId w:val="19"/>
+    <w:abstractNumId w:val="16"/>
   </w:num>
   <w:num w:numId="32">
-    <w:abstractNumId w:val="28"/>
+    <w:abstractNumId w:val="25"/>
   </w:num>
   <w:num w:numId="33">
-    <w:abstractNumId w:val="44"/>
+    <w:abstractNumId w:val="40"/>
   </w:num>
   <w:num w:numId="34">
-    <w:abstractNumId w:val="21"/>
+    <w:abstractNumId w:val="18"/>
   </w:num>
   <w:num w:numId="35">
-    <w:abstractNumId w:val="37"/>
+    <w:abstractNumId w:val="33"/>
   </w:num>
   <w:num w:numId="36">
-    <w:abstractNumId w:val="23"/>
+    <w:abstractNumId w:val="20"/>
   </w:num>
   <w:num w:numId="37">
-    <w:abstractNumId w:val="8"/>
+    <w:abstractNumId w:val="5"/>
   </w:num>
   <w:num w:numId="38">
-    <w:abstractNumId w:val="5"/>
+    <w:abstractNumId w:val="3"/>
   </w:num>
   <w:num w:numId="39">
-    <w:abstractNumId w:val="16"/>
+    <w:abstractNumId w:val="13"/>
   </w:num>
   <w:num w:numId="40">
-    <w:abstractNumId w:val="7"/>
+    <w:abstractNumId w:val="4"/>
   </w:num>
   <w:num w:numId="41">
-    <w:abstractNumId w:val="34"/>
+    <w:abstractNumId w:val="30"/>
   </w:num>
   <w:num w:numId="42">
-    <w:abstractNumId w:val="36"/>
-  </w:num>
-  <w:num w:numId="43">
-    <w:abstractNumId w:val="30"/>
-  </w:num>
-  <w:num w:numId="44">
-    <w:abstractNumId w:val="3"/>
-  </w:num>
-  <w:num w:numId="45">
-    <w:abstractNumId w:val="4"/>
-  </w:num>
-  <w:num w:numId="46">
-    <w:abstractNumId w:val="6"/>
+    <w:abstractNumId w:val="32"/>
   </w:num>
 </w:numbering>
 </file>
